--- a/05-数字电路/03-单片机及嵌入式接口/CAN总线接口电路/CAN总线接口电路.docx
+++ b/05-数字电路/03-单片机及嵌入式接口/CAN总线接口电路/CAN总线接口电路.docx
@@ -2155,6 +2155,20 @@
     </w:p>
     <w:bookmarkEnd w:id="26"/>
     <w:bookmarkEnd w:id="27"/>
+    <w:p>
+      <w:pPr>
+        <w:spacing w:before="360"/>
+        <w:jc w:val="center"/>
+      </w:pPr>
+      <w:r>
+        <w:rPr>
+          <w:rFonts w:ascii="Times New Roman" w:hAnsi="Times New Roman"/>
+          <w:color w:val="555555"/>
+          <w:sz w:val="21"/>
+        </w:rPr>
+        <w:t>材料收集者：杜文杰</w:t>
+      </w:r>
+    </w:p>
     <w:sectPr>
       <w:headerReference r:id="rId9" w:type="default"/>
       <w:footerReference r:id="rId10" w:type="default"/>

--- a/05-数字电路/03-单片机及嵌入式接口/CAN总线接口电路/CAN总线接口电路.docx
+++ b/05-数字电路/03-单片机及嵌入式接口/CAN总线接口电路/CAN总线接口电路.docx
@@ -1,6 +1,6 @@
 
 <file path=word/document.xml><?xml version="1.0" encoding="utf-8"?>
-<w:document xmlns:w="http://schemas.openxmlformats.org/wordprocessingml/2006/main" xmlns:m="http://schemas.openxmlformats.org/officeDocument/2006/math" xmlns:r="http://schemas.openxmlformats.org/officeDocument/2006/relationships" xmlns:o="urn:schemas-microsoft-com:office:office" xmlns:v="urn:schemas-microsoft-com:vml" xmlns:w10="urn:schemas-microsoft-com:office:word" xmlns:a="http://schemas.openxmlformats.org/drawingml/2006/main" xmlns:pic="http://schemas.openxmlformats.org/drawingml/2006/picture" xmlns:wp="http://schemas.openxmlformats.org/drawingml/2006/wordprocessingDrawing">
+<w:document xmlns:m="http://schemas.openxmlformats.org/officeDocument/2006/math" xmlns:r="http://schemas.openxmlformats.org/officeDocument/2006/relationships" xmlns:w="http://schemas.openxmlformats.org/wordprocessingml/2006/main" xmlns:o="urn:schemas-microsoft-com:office:office" xmlns:v="urn:schemas-microsoft-com:vml" xmlns:w10="urn:schemas-microsoft-com:office:word" xmlns:a="http://schemas.openxmlformats.org/drawingml/2006/main" xmlns:pic="http://schemas.openxmlformats.org/drawingml/2006/picture" xmlns:wp="http://schemas.openxmlformats.org/drawingml/2006/wordprocessingDrawing">
   <w:body>
     <w:bookmarkStart w:id="27" w:name="can-总线接口电路"/>
     <w:p>
@@ -8,11 +8,14 @@
         <w:pStyle w:val="Heading1"/>
       </w:pPr>
       <w:r>
+        <w:rPr>
+          <w:rFonts w:eastAsia="黑体"/>
+        </w:rPr>
         <w:t xml:space="preserve">CAN </w:t>
       </w:r>
       <w:r>
         <w:rPr>
-          <w:rFonts w:hint="eastAsia"/>
+          <w:rFonts w:hint="eastAsia" w:eastAsia="黑体"/>
         </w:rPr>
         <w:t xml:space="preserve">总线接口电路</w:t>
       </w:r>
@@ -24,7 +27,7 @@
       </w:pPr>
       <w:r>
         <w:rPr>
-          <w:rFonts w:hint="eastAsia"/>
+          <w:rFonts w:hint="eastAsia" w:eastAsia="黑体"/>
         </w:rPr>
         <w:t xml:space="preserve">拓扑描述</w:t>
       </w:r>
@@ -35,15 +38,19 @@
       </w:pPr>
       <w:r>
         <w:rPr>
-          <w:rFonts w:hint="eastAsia"/>
+          <w:rFonts w:hint="eastAsia" w:eastAsia="黑体"/>
         </w:rPr>
         <w:t xml:space="preserve">由</w:t>
       </w:r>
       <w:r>
+        <w:rPr>
+          <w:rFonts w:eastAsia="黑体"/>
+        </w:rPr>
         <w:t xml:space="preserve"> </w:t>
       </w:r>
       <w:r>
         <w:rPr>
+          <w:rFonts w:eastAsia="黑体"/>
           <w:b/>
           <w:bCs/>
         </w:rPr>
@@ -51,7 +58,7 @@
       </w:r>
       <w:r>
         <w:rPr>
-          <w:rFonts w:hint="eastAsia"/>
+          <w:rFonts w:hint="eastAsia" w:eastAsia="黑体"/>
           <w:b/>
           <w:bCs/>
         </w:rPr>
@@ -59,6 +66,7 @@
       </w:r>
       <w:r>
         <w:rPr>
+          <w:rFonts w:eastAsia="黑体"/>
           <w:b/>
           <w:bCs/>
         </w:rPr>
@@ -66,7 +74,7 @@
       </w:r>
       <w:r>
         <w:rPr>
-          <w:rFonts w:hint="eastAsia"/>
+          <w:rFonts w:hint="eastAsia" w:eastAsia="黑体"/>
           <w:b/>
           <w:bCs/>
         </w:rPr>
@@ -74,6 +82,7 @@
       </w:r>
       <w:r>
         <w:rPr>
+          <w:rFonts w:eastAsia="黑体"/>
           <w:b/>
           <w:bCs/>
         </w:rPr>
@@ -81,26 +90,33 @@
       </w:r>
       <w:r>
         <w:rPr>
-          <w:rFonts w:hint="eastAsia"/>
+          <w:rFonts w:hint="eastAsia" w:eastAsia="黑体"/>
           <w:b/>
           <w:bCs/>
         </w:rPr>
         <w:t xml:space="preserve">外设）</w:t>
       </w:r>
       <w:r>
+        <w:rPr>
+          <w:rFonts w:eastAsia="黑体"/>
+        </w:rPr>
         <w:t xml:space="preserve"> </w:t>
       </w:r>
       <w:r>
         <w:rPr>
-          <w:rFonts w:hint="eastAsia"/>
+          <w:rFonts w:hint="eastAsia" w:eastAsia="黑体"/>
         </w:rPr>
         <w:t xml:space="preserve">与</w:t>
       </w:r>
       <w:r>
+        <w:rPr>
+          <w:rFonts w:eastAsia="黑体"/>
+        </w:rPr>
         <w:t xml:space="preserve"> </w:t>
       </w:r>
       <w:r>
         <w:rPr>
+          <w:rFonts w:eastAsia="黑体"/>
           <w:b/>
           <w:bCs/>
         </w:rPr>
@@ -108,7 +124,7 @@
       </w:r>
       <w:r>
         <w:rPr>
-          <w:rFonts w:hint="eastAsia"/>
+          <w:rFonts w:hint="eastAsia" w:eastAsia="黑体"/>
           <w:b/>
           <w:bCs/>
         </w:rPr>
@@ -116,6 +132,7 @@
       </w:r>
       <w:r>
         <w:rPr>
+          <w:rFonts w:eastAsia="黑体"/>
           <w:b/>
           <w:bCs/>
         </w:rPr>
@@ -123,45 +140,57 @@
       </w:r>
       <w:r>
         <w:rPr>
-          <w:rFonts w:hint="eastAsia"/>
+          <w:rFonts w:hint="eastAsia" w:eastAsia="黑体"/>
         </w:rPr>
         <w:t xml:space="preserve">（物理层，如</w:t>
       </w:r>
       <w:r>
+        <w:rPr>
+          <w:rFonts w:eastAsia="黑体"/>
+        </w:rPr>
         <w:t xml:space="preserve"> </w:t>
       </w:r>
       <w:r>
         <w:rPr>
-          <w:rFonts w:hint="eastAsia"/>
+          <w:rFonts w:hint="eastAsia" w:eastAsia="黑体"/>
         </w:rPr>
         <w:t xml:space="preserve">TJA1050）以及</w:t>
       </w:r>
       <w:r>
+        <w:rPr>
+          <w:rFonts w:eastAsia="黑体"/>
+        </w:rPr>
         <w:t xml:space="preserve"> </w:t>
       </w:r>
       <w:r>
         <w:rPr>
-          <w:rFonts w:hint="eastAsia"/>
+          <w:rFonts w:hint="eastAsia" w:eastAsia="黑体"/>
           <w:b/>
           <w:bCs/>
         </w:rPr>
         <w:t xml:space="preserve">双绞线总线</w:t>
       </w:r>
       <w:r>
+        <w:rPr>
+          <w:rFonts w:eastAsia="黑体"/>
+        </w:rPr>
         <w:t xml:space="preserve"> </w:t>
       </w:r>
       <w:r>
         <w:rPr>
-          <w:rFonts w:hint="eastAsia"/>
+          <w:rFonts w:hint="eastAsia" w:eastAsia="黑体"/>
         </w:rPr>
         <w:t xml:space="preserve">组成，总线两端各接一个</w:t>
       </w:r>
       <w:r>
+        <w:rPr>
+          <w:rFonts w:eastAsia="黑体"/>
+        </w:rPr>
         <w:t xml:space="preserve"> </w:t>
       </w:r>
       <w:r>
         <w:rPr>
-          <w:rFonts w:hint="eastAsia"/>
+          <w:rFonts w:hint="eastAsia" w:eastAsia="黑体"/>
           <w:b/>
           <w:bCs/>
         </w:rPr>
@@ -169,6 +198,7 @@
       </w:r>
       <w:r>
         <w:rPr>
+          <w:rFonts w:eastAsia="黑体"/>
           <w:b/>
           <w:bCs/>
         </w:rPr>
@@ -190,7 +220,7 @@
       </m:oMath>
       <w:r>
         <w:rPr>
-          <w:rFonts w:hint="eastAsia"/>
+          <w:rFonts w:hint="eastAsia" w:eastAsia="黑体"/>
         </w:rPr>
         <w:t xml:space="preserve">（</w:t>
       </w:r>
@@ -210,22 +240,25 @@
       </m:oMath>
       <w:r>
         <w:rPr>
-          <w:rFonts w:hint="eastAsia"/>
+          <w:rFonts w:hint="eastAsia" w:eastAsia="黑体"/>
         </w:rPr>
         <w:t xml:space="preserve">）。电路共有</w:t>
       </w:r>
       <w:r>
+        <w:rPr>
+          <w:rFonts w:eastAsia="黑体"/>
+        </w:rPr>
         <w:t xml:space="preserve"> 5 </w:t>
       </w:r>
       <w:r>
         <w:rPr>
-          <w:rFonts w:hint="eastAsia"/>
+          <w:rFonts w:hint="eastAsia" w:eastAsia="黑体"/>
         </w:rPr>
         <w:t xml:space="preserve">个关键节点：</w:t>
       </w:r>
       <w:r>
         <w:rPr>
-          <w:rFonts w:hint="eastAsia"/>
+          <w:rFonts w:hint="eastAsia" w:eastAsia="黑体"/>
           <w:b/>
           <w:bCs/>
         </w:rPr>
@@ -233,6 +266,7 @@
       </w:r>
       <w:r>
         <w:rPr>
+          <w:rFonts w:eastAsia="黑体"/>
           <w:b/>
           <w:bCs/>
         </w:rPr>
@@ -240,7 +274,7 @@
       </w:r>
       <w:r>
         <w:rPr>
-          <w:rFonts w:hint="eastAsia"/>
+          <w:rFonts w:hint="eastAsia" w:eastAsia="黑体"/>
           <w:b/>
           <w:bCs/>
         </w:rPr>
@@ -248,40 +282,49 @@
       </w:r>
       <w:r>
         <w:rPr>
-          <w:rFonts w:hint="eastAsia"/>
+          <w:rFonts w:hint="eastAsia" w:eastAsia="黑体"/>
         </w:rPr>
         <w:t xml:space="preserve">（MCU</w:t>
       </w:r>
       <w:r>
+        <w:rPr>
+          <w:rFonts w:eastAsia="黑体"/>
+        </w:rPr>
         <w:t xml:space="preserve"> </w:t>
       </w:r>
       <w:r>
         <w:rPr>
-          <w:rFonts w:hint="eastAsia"/>
+          <w:rFonts w:hint="eastAsia" w:eastAsia="黑体"/>
         </w:rPr>
         <w:t xml:space="preserve">的</w:t>
       </w:r>
       <w:r>
+        <w:rPr>
+          <w:rFonts w:eastAsia="黑体"/>
+        </w:rPr>
         <w:t xml:space="preserve"> CAN_TX </w:t>
       </w:r>
       <w:r>
         <w:rPr>
-          <w:rFonts w:hint="eastAsia"/>
+          <w:rFonts w:hint="eastAsia" w:eastAsia="黑体"/>
         </w:rPr>
         <w:t xml:space="preserve">引脚与收发器</w:t>
       </w:r>
       <w:r>
+        <w:rPr>
+          <w:rFonts w:eastAsia="黑体"/>
+        </w:rPr>
         <w:t xml:space="preserve"> TXD </w:t>
       </w:r>
       <w:r>
         <w:rPr>
-          <w:rFonts w:hint="eastAsia"/>
+          <w:rFonts w:hint="eastAsia" w:eastAsia="黑体"/>
         </w:rPr>
         <w:t xml:space="preserve">脚相连）；</w:t>
       </w:r>
       <w:r>
         <w:rPr>
-          <w:rFonts w:hint="eastAsia"/>
+          <w:rFonts w:hint="eastAsia" w:eastAsia="黑体"/>
           <w:b/>
           <w:bCs/>
         </w:rPr>
@@ -289,6 +332,7 @@
       </w:r>
       <w:r>
         <w:rPr>
+          <w:rFonts w:eastAsia="黑体"/>
           <w:b/>
           <w:bCs/>
         </w:rPr>
@@ -296,7 +340,7 @@
       </w:r>
       <w:r>
         <w:rPr>
-          <w:rFonts w:hint="eastAsia"/>
+          <w:rFonts w:hint="eastAsia" w:eastAsia="黑体"/>
           <w:b/>
           <w:bCs/>
         </w:rPr>
@@ -304,40 +348,49 @@
       </w:r>
       <w:r>
         <w:rPr>
-          <w:rFonts w:hint="eastAsia"/>
+          <w:rFonts w:hint="eastAsia" w:eastAsia="黑体"/>
         </w:rPr>
         <w:t xml:space="preserve">（MCU</w:t>
       </w:r>
       <w:r>
+        <w:rPr>
+          <w:rFonts w:eastAsia="黑体"/>
+        </w:rPr>
         <w:t xml:space="preserve"> </w:t>
       </w:r>
       <w:r>
         <w:rPr>
-          <w:rFonts w:hint="eastAsia"/>
+          <w:rFonts w:hint="eastAsia" w:eastAsia="黑体"/>
         </w:rPr>
         <w:t xml:space="preserve">的</w:t>
       </w:r>
       <w:r>
+        <w:rPr>
+          <w:rFonts w:eastAsia="黑体"/>
+        </w:rPr>
         <w:t xml:space="preserve"> CAN_RX </w:t>
       </w:r>
       <w:r>
         <w:rPr>
-          <w:rFonts w:hint="eastAsia"/>
+          <w:rFonts w:hint="eastAsia" w:eastAsia="黑体"/>
         </w:rPr>
         <w:t xml:space="preserve">引脚与收发器</w:t>
       </w:r>
       <w:r>
+        <w:rPr>
+          <w:rFonts w:eastAsia="黑体"/>
+        </w:rPr>
         <w:t xml:space="preserve"> RXD </w:t>
       </w:r>
       <w:r>
         <w:rPr>
-          <w:rFonts w:hint="eastAsia"/>
+          <w:rFonts w:hint="eastAsia" w:eastAsia="黑体"/>
         </w:rPr>
         <w:t xml:space="preserve">脚相连）；</w:t>
       </w:r>
       <w:r>
         <w:rPr>
-          <w:rFonts w:hint="eastAsia"/>
+          <w:rFonts w:hint="eastAsia" w:eastAsia="黑体"/>
           <w:b/>
           <w:bCs/>
         </w:rPr>
@@ -345,6 +398,7 @@
       </w:r>
       <w:r>
         <w:rPr>
+          <w:rFonts w:eastAsia="黑体"/>
           <w:b/>
           <w:bCs/>
         </w:rPr>
@@ -352,7 +406,7 @@
       </w:r>
       <w:r>
         <w:rPr>
-          <w:rFonts w:hint="eastAsia"/>
+          <w:rFonts w:hint="eastAsia" w:eastAsia="黑体"/>
           <w:b/>
           <w:bCs/>
         </w:rPr>
@@ -360,22 +414,25 @@
       </w:r>
       <w:r>
         <w:rPr>
-          <w:rFonts w:hint="eastAsia"/>
+          <w:rFonts w:hint="eastAsia" w:eastAsia="黑体"/>
         </w:rPr>
         <w:t xml:space="preserve">（各收发器</w:t>
       </w:r>
       <w:r>
+        <w:rPr>
+          <w:rFonts w:eastAsia="黑体"/>
+        </w:rPr>
         <w:t xml:space="preserve"> CANH </w:t>
       </w:r>
       <w:r>
         <w:rPr>
-          <w:rFonts w:hint="eastAsia"/>
+          <w:rFonts w:hint="eastAsia" w:eastAsia="黑体"/>
         </w:rPr>
         <w:t xml:space="preserve">脚与总线高线相连）；</w:t>
       </w:r>
       <w:r>
         <w:rPr>
-          <w:rFonts w:hint="eastAsia"/>
+          <w:rFonts w:hint="eastAsia" w:eastAsia="黑体"/>
           <w:b/>
           <w:bCs/>
         </w:rPr>
@@ -383,6 +440,7 @@
       </w:r>
       <w:r>
         <w:rPr>
+          <w:rFonts w:eastAsia="黑体"/>
           <w:b/>
           <w:bCs/>
         </w:rPr>
@@ -390,7 +448,7 @@
       </w:r>
       <w:r>
         <w:rPr>
-          <w:rFonts w:hint="eastAsia"/>
+          <w:rFonts w:hint="eastAsia" w:eastAsia="黑体"/>
           <w:b/>
           <w:bCs/>
         </w:rPr>
@@ -398,22 +456,25 @@
       </w:r>
       <w:r>
         <w:rPr>
-          <w:rFonts w:hint="eastAsia"/>
+          <w:rFonts w:hint="eastAsia" w:eastAsia="黑体"/>
         </w:rPr>
         <w:t xml:space="preserve">（各收发器</w:t>
       </w:r>
       <w:r>
+        <w:rPr>
+          <w:rFonts w:eastAsia="黑体"/>
+        </w:rPr>
         <w:t xml:space="preserve"> CANL </w:t>
       </w:r>
       <w:r>
         <w:rPr>
-          <w:rFonts w:hint="eastAsia"/>
+          <w:rFonts w:hint="eastAsia" w:eastAsia="黑体"/>
         </w:rPr>
         <w:t xml:space="preserve">脚与总线低线相连）；</w:t>
       </w:r>
       <w:r>
         <w:rPr>
-          <w:rFonts w:hint="eastAsia"/>
+          <w:rFonts w:hint="eastAsia" w:eastAsia="黑体"/>
           <w:b/>
           <w:bCs/>
         </w:rPr>
@@ -421,6 +482,7 @@
       </w:r>
       <w:r>
         <w:rPr>
+          <w:rFonts w:eastAsia="黑体"/>
           <w:b/>
           <w:bCs/>
         </w:rPr>
@@ -428,7 +490,7 @@
       </w:r>
       <w:r>
         <w:rPr>
-          <w:rFonts w:hint="eastAsia"/>
+          <w:rFonts w:hint="eastAsia" w:eastAsia="黑体"/>
           <w:b/>
           <w:bCs/>
         </w:rPr>
@@ -436,7 +498,7 @@
       </w:r>
       <w:r>
         <w:rPr>
-          <w:rFonts w:hint="eastAsia"/>
+          <w:rFonts w:hint="eastAsia" w:eastAsia="黑体"/>
         </w:rPr>
         <w:t xml:space="preserve">（</w:t>
       </w:r>
@@ -464,20 +526,26 @@
         </m:sSub>
       </m:oMath>
       <w:r>
+        <w:rPr>
+          <w:rFonts w:eastAsia="黑体"/>
+        </w:rPr>
         <w:t xml:space="preserve"> </w:t>
       </w:r>
       <w:r>
         <w:rPr>
-          <w:rFonts w:hint="eastAsia"/>
+          <w:rFonts w:hint="eastAsia" w:eastAsia="黑体"/>
         </w:rPr>
         <w:t xml:space="preserve">与</w:t>
       </w:r>
       <w:r>
+        <w:rPr>
+          <w:rFonts w:eastAsia="黑体"/>
+        </w:rPr>
         <w:t xml:space="preserve"> </w:t>
       </w:r>
       <w:r>
         <w:rPr>
-          <w:rFonts w:hint="eastAsia"/>
+          <w:rFonts w:hint="eastAsia" w:eastAsia="黑体"/>
         </w:rPr>
         <w:t xml:space="preserve">GND）。</w:t>
       </w:r>
@@ -486,12 +554,13 @@
       <w:pPr/>
       <w:r>
         <w:rPr>
-          <w:rFonts w:hint="eastAsia"/>
+          <w:rFonts w:hint="eastAsia" w:eastAsia="黑体"/>
         </w:rPr>
         <w:t xml:space="preserve">各元件管脚连接：</w:t>
       </w:r>
       <w:r>
         <w:rPr>
+          <w:rFonts w:eastAsia="黑体"/>
           <w:b/>
           <w:bCs/>
         </w:rPr>
@@ -499,7 +568,7 @@
       </w:r>
       <w:r>
         <w:rPr>
-          <w:rFonts w:hint="eastAsia"/>
+          <w:rFonts w:hint="eastAsia" w:eastAsia="黑体"/>
           <w:b/>
           <w:bCs/>
         </w:rPr>
@@ -507,6 +576,7 @@
       </w:r>
       <w:r>
         <w:rPr>
+          <w:rFonts w:eastAsia="黑体"/>
           <w:b/>
           <w:bCs/>
         </w:rPr>
@@ -514,58 +584,76 @@
       </w:r>
       <w:r>
         <w:rPr>
-          <w:rFonts w:hint="eastAsia"/>
+          <w:rFonts w:hint="eastAsia" w:eastAsia="黑体"/>
           <w:b/>
           <w:bCs/>
         </w:rPr>
         <w:t xml:space="preserve">内置）</w:t>
       </w:r>
       <w:r>
+        <w:rPr>
+          <w:rFonts w:eastAsia="黑体"/>
+        </w:rPr>
         <w:t xml:space="preserve"> </w:t>
       </w:r>
       <w:r>
         <w:rPr>
-          <w:rFonts w:hint="eastAsia"/>
+          <w:rFonts w:hint="eastAsia" w:eastAsia="黑体"/>
         </w:rPr>
         <w:t xml:space="preserve">的发送引脚</w:t>
       </w:r>
       <w:r>
+        <w:rPr>
+          <w:rFonts w:eastAsia="黑体"/>
+        </w:rPr>
         <w:t xml:space="preserve"> CAN_TX </w:t>
       </w:r>
       <w:r>
         <w:rPr>
-          <w:rFonts w:hint="eastAsia"/>
+          <w:rFonts w:hint="eastAsia" w:eastAsia="黑体"/>
         </w:rPr>
         <w:t xml:space="preserve">接节点①、接收引脚</w:t>
       </w:r>
       <w:r>
+        <w:rPr>
+          <w:rFonts w:eastAsia="黑体"/>
+        </w:rPr>
         <w:t xml:space="preserve"> CAN_RX </w:t>
       </w:r>
       <w:r>
         <w:rPr>
-          <w:rFonts w:hint="eastAsia"/>
+          <w:rFonts w:hint="eastAsia" w:eastAsia="黑体"/>
         </w:rPr>
         <w:t xml:space="preserve">接节点②、正电源脚</w:t>
       </w:r>
       <w:r>
+        <w:rPr>
+          <w:rFonts w:eastAsia="黑体"/>
+        </w:rPr>
         <w:t xml:space="preserve"> VCC </w:t>
       </w:r>
       <w:r>
         <w:rPr>
-          <w:rFonts w:hint="eastAsia"/>
+          <w:rFonts w:hint="eastAsia" w:eastAsia="黑体"/>
         </w:rPr>
         <w:t xml:space="preserve">接节点⑤</w:t>
       </w:r>
       <w:r>
+        <w:rPr>
+          <w:rFonts w:eastAsia="黑体"/>
+        </w:rPr>
         <w:t xml:space="preserve"> </w:t>
       </w:r>
       <w:r>
         <w:rPr>
-          <w:rFonts w:hint="eastAsia"/>
+          <w:rFonts w:hint="eastAsia" w:eastAsia="黑体"/>
         </w:rPr>
         <w:t xml:space="preserve">的</w:t>
       </w:r>
       <w:r>
+        <w:rPr>
+          <w:rFonts w:eastAsia="黑体"/>
+        </w:rPr>
         <w:t xml:space="preserve"> </w:t>
       </w:r>
       <m:oMath>
@@ -593,39 +681,49 @@
       </m:oMath>
       <w:r>
         <w:rPr>
-          <w:rFonts w:hint="eastAsia"/>
+          <w:rFonts w:hint="eastAsia" w:eastAsia="黑体"/>
         </w:rPr>
         <w:t xml:space="preserve">、地脚</w:t>
       </w:r>
       <w:r>
+        <w:rPr>
+          <w:rFonts w:eastAsia="黑体"/>
+        </w:rPr>
         <w:t xml:space="preserve"> GND </w:t>
       </w:r>
       <w:r>
         <w:rPr>
-          <w:rFonts w:hint="eastAsia"/>
+          <w:rFonts w:hint="eastAsia" w:eastAsia="黑体"/>
         </w:rPr>
         <w:t xml:space="preserve">接节点⑤</w:t>
       </w:r>
       <w:r>
+        <w:rPr>
+          <w:rFonts w:eastAsia="黑体"/>
+        </w:rPr>
         <w:t xml:space="preserve"> </w:t>
       </w:r>
       <w:r>
         <w:rPr>
-          <w:rFonts w:hint="eastAsia"/>
+          <w:rFonts w:hint="eastAsia" w:eastAsia="黑体"/>
         </w:rPr>
         <w:t xml:space="preserve">的</w:t>
       </w:r>
       <w:r>
+        <w:rPr>
+          <w:rFonts w:eastAsia="黑体"/>
+        </w:rPr>
         <w:t xml:space="preserve"> </w:t>
       </w:r>
       <w:r>
         <w:rPr>
-          <w:rFonts w:hint="eastAsia"/>
+          <w:rFonts w:hint="eastAsia" w:eastAsia="黑体"/>
         </w:rPr>
         <w:t xml:space="preserve">GND；</w:t>
       </w:r>
       <w:r>
         <w:rPr>
+          <w:rFonts w:eastAsia="黑体"/>
           <w:b/>
           <w:bCs/>
         </w:rPr>
@@ -633,103 +731,136 @@
       </w:r>
       <w:r>
         <w:rPr>
-          <w:rFonts w:hint="eastAsia"/>
+          <w:rFonts w:hint="eastAsia" w:eastAsia="黑体"/>
           <w:b/>
           <w:bCs/>
         </w:rPr>
         <w:t xml:space="preserve">收发器</w:t>
       </w:r>
       <w:r>
+        <w:rPr>
+          <w:rFonts w:eastAsia="黑体"/>
+        </w:rPr>
         <w:t xml:space="preserve"> </w:t>
       </w:r>
       <w:r>
         <w:rPr>
-          <w:rFonts w:hint="eastAsia"/>
+          <w:rFonts w:hint="eastAsia" w:eastAsia="黑体"/>
         </w:rPr>
         <w:t xml:space="preserve">的</w:t>
       </w:r>
       <w:r>
+        <w:rPr>
+          <w:rFonts w:eastAsia="黑体"/>
+        </w:rPr>
         <w:t xml:space="preserve"> TXD </w:t>
       </w:r>
       <w:r>
         <w:rPr>
-          <w:rFonts w:hint="eastAsia"/>
+          <w:rFonts w:hint="eastAsia" w:eastAsia="黑体"/>
         </w:rPr>
         <w:t xml:space="preserve">脚接节点①、RXD</w:t>
       </w:r>
       <w:r>
+        <w:rPr>
+          <w:rFonts w:eastAsia="黑体"/>
+        </w:rPr>
         <w:t xml:space="preserve"> </w:t>
       </w:r>
       <w:r>
         <w:rPr>
-          <w:rFonts w:hint="eastAsia"/>
+          <w:rFonts w:hint="eastAsia" w:eastAsia="黑体"/>
         </w:rPr>
         <w:t xml:space="preserve">脚接节点②、CANH</w:t>
       </w:r>
       <w:r>
+        <w:rPr>
+          <w:rFonts w:eastAsia="黑体"/>
+        </w:rPr>
         <w:t xml:space="preserve"> </w:t>
       </w:r>
       <w:r>
         <w:rPr>
-          <w:rFonts w:hint="eastAsia"/>
+          <w:rFonts w:hint="eastAsia" w:eastAsia="黑体"/>
         </w:rPr>
         <w:t xml:space="preserve">脚接节点③</w:t>
       </w:r>
       <w:r>
+        <w:rPr>
+          <w:rFonts w:eastAsia="黑体"/>
+        </w:rPr>
         <w:t xml:space="preserve"> </w:t>
       </w:r>
       <w:r>
         <w:rPr>
-          <w:rFonts w:hint="eastAsia"/>
+          <w:rFonts w:hint="eastAsia" w:eastAsia="黑体"/>
         </w:rPr>
         <w:t xml:space="preserve">的</w:t>
       </w:r>
       <w:r>
+        <w:rPr>
+          <w:rFonts w:eastAsia="黑体"/>
+        </w:rPr>
         <w:t xml:space="preserve"> CANH </w:t>
       </w:r>
       <w:r>
         <w:rPr>
-          <w:rFonts w:hint="eastAsia"/>
+          <w:rFonts w:hint="eastAsia" w:eastAsia="黑体"/>
         </w:rPr>
         <w:t xml:space="preserve">总线、CANL</w:t>
       </w:r>
       <w:r>
+        <w:rPr>
+          <w:rFonts w:eastAsia="黑体"/>
+        </w:rPr>
         <w:t xml:space="preserve"> </w:t>
       </w:r>
       <w:r>
         <w:rPr>
-          <w:rFonts w:hint="eastAsia"/>
+          <w:rFonts w:hint="eastAsia" w:eastAsia="黑体"/>
         </w:rPr>
         <w:t xml:space="preserve">脚接节点④</w:t>
       </w:r>
       <w:r>
+        <w:rPr>
+          <w:rFonts w:eastAsia="黑体"/>
+        </w:rPr>
         <w:t xml:space="preserve"> </w:t>
       </w:r>
       <w:r>
         <w:rPr>
-          <w:rFonts w:hint="eastAsia"/>
+          <w:rFonts w:hint="eastAsia" w:eastAsia="黑体"/>
         </w:rPr>
         <w:t xml:space="preserve">的</w:t>
       </w:r>
       <w:r>
+        <w:rPr>
+          <w:rFonts w:eastAsia="黑体"/>
+        </w:rPr>
         <w:t xml:space="preserve"> CANL </w:t>
       </w:r>
       <w:r>
         <w:rPr>
-          <w:rFonts w:hint="eastAsia"/>
+          <w:rFonts w:hint="eastAsia" w:eastAsia="黑体"/>
         </w:rPr>
         <w:t xml:space="preserve">总线、电源脚</w:t>
       </w:r>
       <w:r>
+        <w:rPr>
+          <w:rFonts w:eastAsia="黑体"/>
+        </w:rPr>
         <w:t xml:space="preserve"> VCC </w:t>
       </w:r>
       <w:r>
         <w:rPr>
-          <w:rFonts w:hint="eastAsia"/>
+          <w:rFonts w:hint="eastAsia" w:eastAsia="黑体"/>
         </w:rPr>
         <w:t xml:space="preserve">接</w:t>
       </w:r>
       <w:r>
+        <w:rPr>
+          <w:rFonts w:eastAsia="黑体"/>
+        </w:rPr>
         <w:t xml:space="preserve"> </w:t>
       </w:r>
       <m:oMath>
@@ -757,31 +888,37 @@
       </m:oMath>
       <w:r>
         <w:rPr>
-          <w:rFonts w:hint="eastAsia"/>
+          <w:rFonts w:hint="eastAsia" w:eastAsia="黑体"/>
         </w:rPr>
         <w:t xml:space="preserve">、地脚</w:t>
       </w:r>
       <w:r>
+        <w:rPr>
+          <w:rFonts w:eastAsia="黑体"/>
+        </w:rPr>
         <w:t xml:space="preserve"> GND </w:t>
       </w:r>
       <w:r>
         <w:rPr>
-          <w:rFonts w:hint="eastAsia"/>
+          <w:rFonts w:hint="eastAsia" w:eastAsia="黑体"/>
         </w:rPr>
         <w:t xml:space="preserve">接</w:t>
       </w:r>
       <w:r>
+        <w:rPr>
+          <w:rFonts w:eastAsia="黑体"/>
+        </w:rPr>
         <w:t xml:space="preserve"> </w:t>
       </w:r>
       <w:r>
         <w:rPr>
-          <w:rFonts w:hint="eastAsia"/>
+          <w:rFonts w:hint="eastAsia" w:eastAsia="黑体"/>
         </w:rPr>
         <w:t xml:space="preserve">GND；</w:t>
       </w:r>
       <w:r>
         <w:rPr>
-          <w:rFonts w:hint="eastAsia"/>
+          <w:rFonts w:hint="eastAsia" w:eastAsia="黑体"/>
           <w:b/>
           <w:bCs/>
         </w:rPr>
@@ -789,6 +926,7 @@
       </w:r>
       <w:r>
         <w:rPr>
+          <w:rFonts w:eastAsia="黑体"/>
           <w:b/>
           <w:bCs/>
         </w:rPr>
@@ -809,15 +947,21 @@
         </m:sSub>
       </m:oMath>
       <w:r>
+        <w:rPr>
+          <w:rFonts w:eastAsia="黑体"/>
+        </w:rPr>
         <w:t xml:space="preserve"> </w:t>
       </w:r>
       <w:r>
         <w:rPr>
-          <w:rFonts w:hint="eastAsia"/>
+          <w:rFonts w:hint="eastAsia" w:eastAsia="黑体"/>
         </w:rPr>
         <w:t xml:space="preserve">在总线两端各接一支（每支</w:t>
       </w:r>
       <w:r>
+        <w:rPr>
+          <w:rFonts w:eastAsia="黑体"/>
+        </w:rPr>
         <w:t xml:space="preserve"> </w:t>
       </w:r>
       <m:oMath>
@@ -836,16 +980,19 @@
       </m:oMath>
       <w:r>
         <w:rPr>
-          <w:rFonts w:hint="eastAsia"/>
+          <w:rFonts w:hint="eastAsia" w:eastAsia="黑体"/>
         </w:rPr>
         <w:t xml:space="preserve">），均跨接在节点③（CANH）与节点④（CANL）之间，中间节点不加终端电阻；各节点以广播方式挂接在同一条双绞线上，该双绞线即</w:t>
       </w:r>
       <w:r>
+        <w:rPr>
+          <w:rFonts w:eastAsia="黑体"/>
+        </w:rPr>
         <w:t xml:space="preserve"> CANH/CANL </w:t>
       </w:r>
       <w:r>
         <w:rPr>
-          <w:rFonts w:hint="eastAsia"/>
+          <w:rFonts w:hint="eastAsia" w:eastAsia="黑体"/>
         </w:rPr>
         <w:t xml:space="preserve">两根差分传输线。</w:t>
       </w:r>
@@ -854,20 +1001,26 @@
       <w:pPr/>
       <w:r>
         <w:rPr>
-          <w:rFonts w:hint="eastAsia"/>
+          <w:rFonts w:hint="eastAsia" w:eastAsia="黑体"/>
         </w:rPr>
         <w:t xml:space="preserve">由此构成”控制器差分逻辑信号经收发器转换为总线差分电压</w:t>
       </w:r>
       <w:r>
+        <w:rPr>
+          <w:rFonts w:eastAsia="黑体"/>
+        </w:rPr>
         <w:t xml:space="preserve"> </w:t>
       </w:r>
       <w:r>
         <w:rPr>
-          <w:rFonts w:hint="eastAsia"/>
+          <w:rFonts w:hint="eastAsia" w:eastAsia="黑体"/>
         </w:rPr>
         <w:t xml:space="preserve">CANH/CANL、总线两端各一支</w:t>
       </w:r>
       <w:r>
+        <w:rPr>
+          <w:rFonts w:eastAsia="黑体"/>
+        </w:rPr>
         <w:t xml:space="preserve"> </w:t>
       </w:r>
       <m:oMath>
@@ -885,20 +1038,26 @@
         </m:r>
       </m:oMath>
       <w:r>
+        <w:rPr>
+          <w:rFonts w:eastAsia="黑体"/>
+        </w:rPr>
         <w:t xml:space="preserve"> </w:t>
       </w:r>
       <w:r>
         <w:rPr>
-          <w:rFonts w:hint="eastAsia"/>
+          <w:rFonts w:hint="eastAsia" w:eastAsia="黑体"/>
         </w:rPr>
         <w:t xml:space="preserve">终端电阻、节点广播共享同一双绞线”的</w:t>
       </w:r>
       <w:r>
+        <w:rPr>
+          <w:rFonts w:eastAsia="黑体"/>
+        </w:rPr>
         <w:t xml:space="preserve"> CAN </w:t>
       </w:r>
       <w:r>
         <w:rPr>
-          <w:rFonts w:hint="eastAsia"/>
+          <w:rFonts w:hint="eastAsia" w:eastAsia="黑体"/>
         </w:rPr>
         <w:t xml:space="preserve">总线组态，实现多主仲裁、无冲突的差分串行通信。</w:t>
       </w:r>
@@ -911,7 +1070,7 @@
       </w:pPr>
       <w:r>
         <w:rPr>
-          <w:rFonts w:hint="eastAsia"/>
+          <w:rFonts w:hint="eastAsia" w:eastAsia="黑体"/>
         </w:rPr>
         <w:t xml:space="preserve">工作原理</w:t>
       </w:r>
@@ -921,38 +1080,50 @@
         <w:pStyle w:val="FirstParagraph"/>
       </w:pPr>
       <w:r>
+        <w:rPr>
+          <w:rFonts w:eastAsia="黑体"/>
+        </w:rPr>
         <w:t xml:space="preserve">CAN </w:t>
       </w:r>
       <w:r>
         <w:rPr>
-          <w:rFonts w:hint="eastAsia"/>
+          <w:rFonts w:hint="eastAsia" w:eastAsia="黑体"/>
         </w:rPr>
         <w:t xml:space="preserve">采用差分信号传输，隐性和显性两种电平表示逻辑：显性位由收发器把</w:t>
       </w:r>
       <w:r>
+        <w:rPr>
+          <w:rFonts w:eastAsia="黑体"/>
+        </w:rPr>
         <w:t xml:space="preserve"> CANH </w:t>
       </w:r>
       <w:r>
         <w:rPr>
-          <w:rFonts w:hint="eastAsia"/>
+          <w:rFonts w:hint="eastAsia" w:eastAsia="黑体"/>
         </w:rPr>
         <w:t xml:space="preserve">拉高、CANL</w:t>
       </w:r>
       <w:r>
+        <w:rPr>
+          <w:rFonts w:eastAsia="黑体"/>
+        </w:rPr>
         <w:t xml:space="preserve"> </w:t>
       </w:r>
       <w:r>
         <w:rPr>
-          <w:rFonts w:hint="eastAsia"/>
+          <w:rFonts w:hint="eastAsia" w:eastAsia="黑体"/>
         </w:rPr>
         <w:t xml:space="preserve">拉低，产生约</w:t>
       </w:r>
       <w:r>
+        <w:rPr>
+          <w:rFonts w:eastAsia="黑体"/>
+        </w:rPr>
         <w:t xml:space="preserve"> 2 V </w:t>
       </w:r>
       <w:r>
         <w:rPr>
-          <w:rFonts w:hint="eastAsia"/>
+          <w:rFonts w:hint="eastAsia" w:eastAsia="黑体"/>
         </w:rPr>
         <w:t xml:space="preserve">的差分电压；隐性位时总线被终端电阻释放回共模电平。多主仲裁依靠逐位比较——发“显性”的节点赢得总线竞用，从而无冲突共享同一总线。</w:t>
       </w:r>
@@ -965,7 +1136,7 @@
       </w:pPr>
       <w:r>
         <w:rPr>
-          <w:rFonts w:hint="eastAsia"/>
+          <w:rFonts w:hint="eastAsia" w:eastAsia="黑体"/>
         </w:rPr>
         <w:t xml:space="preserve">关键计算公式</w:t>
       </w:r>
@@ -979,7 +1150,7 @@
       </w:pPr>
       <w:r>
         <w:rPr>
-          <w:rFonts w:hint="eastAsia"/>
+          <w:rFonts w:hint="eastAsia" w:eastAsia="黑体"/>
         </w:rPr>
         <w:t xml:space="preserve">总线差分电压（显性位）：</w:t>
       </w:r>
@@ -1085,7 +1256,7 @@
       </w:pPr>
       <w:r>
         <w:rPr>
-          <w:rFonts w:hint="eastAsia"/>
+          <w:rFonts w:hint="eastAsia" w:eastAsia="黑体"/>
         </w:rPr>
         <w:t xml:space="preserve">位速率与位时间：</w:t>
       </w:r>
@@ -1153,7 +1324,7 @@
       </w:pPr>
       <w:r>
         <w:rPr>
-          <w:rFonts w:hint="eastAsia"/>
+          <w:rFonts w:hint="eastAsia" w:eastAsia="黑体"/>
         </w:rPr>
         <w:t xml:space="preserve">总线最大长度与速率近似关系（经验）：</w:t>
       </w:r>
@@ -1241,7 +1412,7 @@
       </w:pPr>
       <w:r>
         <w:rPr>
-          <w:rFonts w:hint="eastAsia"/>
+          <w:rFonts w:hint="eastAsia" w:eastAsia="黑体"/>
         </w:rPr>
         <w:t xml:space="preserve">终端电阻（典型）：</w:t>
       </w:r>
@@ -1320,7 +1491,7 @@
             </w:pPr>
             <w:r>
               <w:rPr>
-                <w:rFonts w:hint="eastAsia"/>
+                <w:rFonts w:hint="eastAsia" w:eastAsia="黑体"/>
               </w:rPr>
               <w:t xml:space="preserve">符号</w:t>
             </w:r>
@@ -1334,7 +1505,7 @@
             </w:pPr>
             <w:r>
               <w:rPr>
-                <w:rFonts w:hint="eastAsia"/>
+                <w:rFonts w:hint="eastAsia" w:eastAsia="黑体"/>
               </w:rPr>
               <w:t xml:space="preserve">含义</w:t>
             </w:r>
@@ -1348,7 +1519,7 @@
             </w:pPr>
             <w:r>
               <w:rPr>
-                <w:rFonts w:hint="eastAsia"/>
+                <w:rFonts w:hint="eastAsia" w:eastAsia="黑体"/>
               </w:rPr>
               <w:t xml:space="preserve">单位</w:t>
             </w:r>
@@ -1403,6 +1574,9 @@
               </m:sSub>
             </m:oMath>
             <w:r>
+              <w:rPr>
+                <w:rFonts w:eastAsia="黑体"/>
+              </w:rPr>
               <w:t xml:space="preserve">​</w:t>
             </w:r>
           </w:p>
@@ -1415,16 +1589,19 @@
             </w:pPr>
             <w:r>
               <w:rPr>
-                <w:rFonts w:hint="eastAsia"/>
+                <w:rFonts w:hint="eastAsia" w:eastAsia="黑体"/>
               </w:rPr>
               <w:t xml:space="preserve">总线</w:t>
             </w:r>
             <w:r>
+              <w:rPr>
+                <w:rFonts w:eastAsia="黑体"/>
+              </w:rPr>
               <w:t xml:space="preserve"> H/L </w:t>
             </w:r>
             <w:r>
               <w:rPr>
-                <w:rFonts w:hint="eastAsia"/>
+                <w:rFonts w:hint="eastAsia" w:eastAsia="黑体"/>
               </w:rPr>
               <w:t xml:space="preserve">电压</w:t>
             </w:r>
@@ -1437,6 +1614,9 @@
               <w:pStyle w:val="Compact"/>
             </w:pPr>
             <w:r>
+              <w:rPr>
+                <w:rFonts w:eastAsia="黑体"/>
+              </w:rPr>
               <w:t xml:space="preserve">V</w:t>
             </w:r>
           </w:p>
@@ -1468,6 +1648,9 @@
               </m:sSub>
             </m:oMath>
             <w:r>
+              <w:rPr>
+                <w:rFonts w:eastAsia="黑体"/>
+              </w:rPr>
               <w:t xml:space="preserve">​</w:t>
             </w:r>
           </w:p>
@@ -1480,7 +1663,7 @@
             </w:pPr>
             <w:r>
               <w:rPr>
-                <w:rFonts w:hint="eastAsia"/>
+                <w:rFonts w:hint="eastAsia" w:eastAsia="黑体"/>
               </w:rPr>
               <w:t xml:space="preserve">差分电压</w:t>
             </w:r>
@@ -1493,6 +1676,9 @@
               <w:pStyle w:val="Compact"/>
             </w:pPr>
             <w:r>
+              <w:rPr>
+                <w:rFonts w:eastAsia="黑体"/>
+              </w:rPr>
               <w:t xml:space="preserve">V</w:t>
             </w:r>
           </w:p>
@@ -1524,6 +1710,9 @@
               </m:sSub>
             </m:oMath>
             <w:r>
+              <w:rPr>
+                <w:rFonts w:eastAsia="黑体"/>
+              </w:rPr>
               <w:t xml:space="preserve">​</w:t>
             </w:r>
           </w:p>
@@ -1536,7 +1725,7 @@
             </w:pPr>
             <w:r>
               <w:rPr>
-                <w:rFonts w:hint="eastAsia"/>
+                <w:rFonts w:hint="eastAsia" w:eastAsia="黑体"/>
               </w:rPr>
               <w:t xml:space="preserve">位时间</w:t>
             </w:r>
@@ -1549,6 +1738,9 @@
               <w:pStyle w:val="Compact"/>
             </w:pPr>
             <w:r>
+              <w:rPr>
+                <w:rFonts w:eastAsia="黑体"/>
+              </w:rPr>
               <w:t xml:space="preserve">s</w:t>
             </w:r>
           </w:p>
@@ -1576,6 +1768,9 @@
               </m:sSub>
             </m:oMath>
             <w:r>
+              <w:rPr>
+                <w:rFonts w:eastAsia="黑体"/>
+              </w:rPr>
               <w:t xml:space="preserve">​</w:t>
             </w:r>
           </w:p>
@@ -1588,7 +1783,7 @@
             </w:pPr>
             <w:r>
               <w:rPr>
-                <w:rFonts w:hint="eastAsia"/>
+                <w:rFonts w:hint="eastAsia" w:eastAsia="黑体"/>
               </w:rPr>
               <w:t xml:space="preserve">终端电阻</w:t>
             </w:r>
@@ -1601,6 +1796,9 @@
               <w:pStyle w:val="Compact"/>
             </w:pPr>
             <w:r>
+              <w:rPr>
+                <w:rFonts w:eastAsia="黑体"/>
+              </w:rPr>
               <w:t xml:space="preserve">Ω</w:t>
             </w:r>
           </w:p>
@@ -1615,7 +1813,7 @@
       </w:pPr>
       <w:r>
         <w:rPr>
-          <w:rFonts w:hint="eastAsia"/>
+          <w:rFonts w:hint="eastAsia" w:eastAsia="黑体"/>
         </w:rPr>
         <w:t xml:space="preserve">元件调整影响</w:t>
       </w:r>
@@ -1630,7 +1828,7 @@
       </w:pPr>
       <w:r>
         <w:rPr>
-          <w:rFonts w:hint="eastAsia"/>
+          <w:rFonts w:hint="eastAsia" w:eastAsia="黑体"/>
           <w:b/>
           <w:bCs/>
         </w:rPr>
@@ -1638,20 +1836,27 @@
       </w:r>
       <w:r>
         <w:rPr>
+          <w:rFonts w:eastAsia="黑体"/>
           <w:b/>
           <w:bCs/>
         </w:rPr>
         <w:t xml:space="preserve"> 120 Ω</w:t>
       </w:r>
       <w:r>
+        <w:rPr>
+          <w:rFonts w:eastAsia="黑体"/>
+        </w:rPr>
         <w:t xml:space="preserve"> </w:t>
       </w:r>
       <w:r>
+        <w:rPr>
+          <w:rFonts w:eastAsia="黑体"/>
+        </w:rPr>
         <w:t xml:space="preserve">→ </w:t>
       </w:r>
       <w:r>
         <w:rPr>
-          <w:rFonts w:hint="eastAsia"/>
+          <w:rFonts w:hint="eastAsia" w:eastAsia="黑体"/>
         </w:rPr>
         <w:t xml:space="preserve">反射增加、信号完整性下降；漏加导数节点反射。</w:t>
       </w:r>
@@ -1666,21 +1871,27 @@
       </w:pPr>
       <w:r>
         <w:rPr>
-          <w:rFonts w:hint="eastAsia"/>
+          <w:rFonts w:hint="eastAsia" w:eastAsia="黑体"/>
           <w:b/>
           <w:bCs/>
         </w:rPr>
         <w:t xml:space="preserve">提高波特率</w:t>
       </w:r>
       <w:r>
+        <w:rPr>
+          <w:rFonts w:eastAsia="黑体"/>
+        </w:rPr>
         <w:t xml:space="preserve"> </w:t>
       </w:r>
       <w:r>
+        <w:rPr>
+          <w:rFonts w:eastAsia="黑体"/>
+        </w:rPr>
         <w:t xml:space="preserve">→ </w:t>
       </w:r>
       <w:r>
         <w:rPr>
-          <w:rFonts w:hint="eastAsia"/>
+          <w:rFonts w:hint="eastAsia" w:eastAsia="黑体"/>
         </w:rPr>
         <w:t xml:space="preserve">可传输距离缩短，需注意导线长度与节点容抗。</w:t>
       </w:r>
@@ -1695,7 +1906,7 @@
       </w:pPr>
       <w:r>
         <w:rPr>
-          <w:rFonts w:hint="eastAsia"/>
+          <w:rFonts w:hint="eastAsia" w:eastAsia="黑体"/>
           <w:b/>
           <w:bCs/>
         </w:rPr>
@@ -1703,6 +1914,7 @@
       </w:r>
       <w:r>
         <w:rPr>
+          <w:rFonts w:eastAsia="黑体"/>
           <w:b/>
           <w:bCs/>
         </w:rPr>
@@ -1710,21 +1922,27 @@
       </w:r>
       <w:r>
         <w:rPr>
-          <w:rFonts w:hint="eastAsia"/>
+          <w:rFonts w:hint="eastAsia" w:eastAsia="黑体"/>
           <w:b/>
           <w:bCs/>
         </w:rPr>
         <w:t xml:space="preserve">缺共模电感</w:t>
       </w:r>
       <w:r>
+        <w:rPr>
+          <w:rFonts w:eastAsia="黑体"/>
+        </w:rPr>
         <w:t xml:space="preserve"> </w:t>
       </w:r>
       <w:r>
+        <w:rPr>
+          <w:rFonts w:eastAsia="黑体"/>
+        </w:rPr>
         <w:t xml:space="preserve">→ </w:t>
       </w:r>
       <w:r>
         <w:rPr>
-          <w:rFonts w:hint="eastAsia"/>
+          <w:rFonts w:hint="eastAsia" w:eastAsia="黑体"/>
         </w:rPr>
         <w:t xml:space="preserve">抗共模干扰能力下降，长线易出错。</w:t>
       </w:r>
@@ -1739,21 +1957,27 @@
       </w:pPr>
       <w:r>
         <w:rPr>
-          <w:rFonts w:hint="eastAsia"/>
+          <w:rFonts w:hint="eastAsia" w:eastAsia="黑体"/>
           <w:b/>
           <w:bCs/>
         </w:rPr>
         <w:t xml:space="preserve">收发器失去终端偏置</w:t>
       </w:r>
       <w:r>
+        <w:rPr>
+          <w:rFonts w:eastAsia="黑体"/>
+        </w:rPr>
         <w:t xml:space="preserve"> </w:t>
       </w:r>
       <w:r>
+        <w:rPr>
+          <w:rFonts w:eastAsia="黑体"/>
+        </w:rPr>
         <w:t xml:space="preserve">→ </w:t>
       </w:r>
       <w:r>
         <w:rPr>
-          <w:rFonts w:hint="eastAsia"/>
+          <w:rFonts w:hint="eastAsia" w:eastAsia="黑体"/>
         </w:rPr>
         <w:t xml:space="preserve">隐性电平不稳，可能误译。</w:t>
       </w:r>
@@ -1766,7 +1990,7 @@
       </w:pPr>
       <w:r>
         <w:rPr>
-          <w:rFonts w:hint="eastAsia"/>
+          <w:rFonts w:hint="eastAsia" w:eastAsia="黑体"/>
         </w:rPr>
         <w:t xml:space="preserve">典型参数示例</w:t>
       </w:r>
@@ -1781,20 +2005,26 @@
       </w:pPr>
       <w:r>
         <w:rPr>
-          <w:rFonts w:hint="eastAsia"/>
+          <w:rFonts w:hint="eastAsia" w:eastAsia="黑体"/>
         </w:rPr>
         <w:t xml:space="preserve">波特率</w:t>
       </w:r>
       <w:r>
+        <w:rPr>
+          <w:rFonts w:eastAsia="黑体"/>
+        </w:rPr>
         <w:t xml:space="preserve"> 500 kbit/s </w:t>
       </w:r>
       <w:r>
         <w:rPr>
-          <w:rFonts w:hint="eastAsia"/>
+          <w:rFonts w:hint="eastAsia" w:eastAsia="黑体"/>
         </w:rPr>
         <w:t xml:space="preserve">时，位时间</w:t>
       </w:r>
       <w:r>
+        <w:rPr>
+          <w:rFonts w:eastAsia="黑体"/>
+        </w:rPr>
         <w:t xml:space="preserve"> </w:t>
       </w:r>
       <m:oMath>
@@ -1877,6 +2107,9 @@
         </m:r>
       </m:oMath>
       <w:r>
+        <w:rPr>
+          <w:rFonts w:eastAsia="黑体"/>
+        </w:rPr>
         <w:t xml:space="preserve">。</w:t>
       </w:r>
     </w:p>
@@ -1890,43 +2123,55 @@
       </w:pPr>
       <w:r>
         <w:rPr>
-          <w:rFonts w:hint="eastAsia"/>
+          <w:rFonts w:hint="eastAsia" w:eastAsia="黑体"/>
         </w:rPr>
         <w:t xml:space="preserve">标准</w:t>
       </w:r>
       <w:r>
+        <w:rPr>
+          <w:rFonts w:eastAsia="黑体"/>
+        </w:rPr>
         <w:t xml:space="preserve"> CAN 2.0 </w:t>
       </w:r>
       <w:r>
         <w:rPr>
-          <w:rFonts w:hint="eastAsia"/>
+          <w:rFonts w:hint="eastAsia" w:eastAsia="黑体"/>
         </w:rPr>
         <w:t xml:space="preserve">最高</w:t>
       </w:r>
       <w:r>
+        <w:rPr>
+          <w:rFonts w:eastAsia="黑体"/>
+        </w:rPr>
         <w:t xml:space="preserve"> 1 </w:t>
       </w:r>
       <w:r>
         <w:rPr>
-          <w:rFonts w:hint="eastAsia"/>
+          <w:rFonts w:hint="eastAsia" w:eastAsia="黑体"/>
         </w:rPr>
         <w:t xml:space="preserve">Mbit/s，此时总线长度一般限制在约</w:t>
       </w:r>
       <w:r>
+        <w:rPr>
+          <w:rFonts w:eastAsia="黑体"/>
+        </w:rPr>
         <w:t xml:space="preserve"> 40 m </w:t>
       </w:r>
       <w:r>
         <w:rPr>
-          <w:rFonts w:hint="eastAsia"/>
+          <w:rFonts w:hint="eastAsia" w:eastAsia="黑体"/>
         </w:rPr>
         <w:t xml:space="preserve">以内；250</w:t>
       </w:r>
       <w:r>
+        <w:rPr>
+          <w:rFonts w:eastAsia="黑体"/>
+        </w:rPr>
         <w:t xml:space="preserve"> kbit/s </w:t>
       </w:r>
       <w:r>
         <w:rPr>
-          <w:rFonts w:hint="eastAsia"/>
+          <w:rFonts w:hint="eastAsia" w:eastAsia="黑体"/>
         </w:rPr>
         <w:t xml:space="preserve">可达数百米。</w:t>
       </w:r>
@@ -1939,7 +2184,7 @@
       </w:pPr>
       <w:r>
         <w:rPr>
-          <w:rFonts w:hint="eastAsia"/>
+          <w:rFonts w:hint="eastAsia" w:eastAsia="黑体"/>
         </w:rPr>
         <w:t xml:space="preserve">常见器件型号</w:t>
       </w:r>
@@ -1954,7 +2199,7 @@
       </w:pPr>
       <w:r>
         <w:rPr>
-          <w:rFonts w:hint="eastAsia"/>
+          <w:rFonts w:hint="eastAsia" w:eastAsia="黑体"/>
         </w:rPr>
         <w:t xml:space="preserve">收发器：TJA1050、TJA1042、MCP2551、SN65HVD230。</w:t>
       </w:r>
@@ -1969,34 +2214,43 @@
       </w:pPr>
       <w:r>
         <w:rPr>
-          <w:rFonts w:hint="eastAsia"/>
+          <w:rFonts w:hint="eastAsia" w:eastAsia="黑体"/>
         </w:rPr>
         <w:t xml:space="preserve">控制器：SJA1000（独立</w:t>
       </w:r>
       <w:r>
+        <w:rPr>
+          <w:rFonts w:eastAsia="黑体"/>
+        </w:rPr>
         <w:t xml:space="preserve"> CAN </w:t>
       </w:r>
       <w:r>
         <w:rPr>
-          <w:rFonts w:hint="eastAsia"/>
+          <w:rFonts w:hint="eastAsia" w:eastAsia="黑体"/>
         </w:rPr>
         <w:t xml:space="preserve">控制器）；常用</w:t>
       </w:r>
       <w:r>
+        <w:rPr>
+          <w:rFonts w:eastAsia="黑体"/>
+        </w:rPr>
         <w:t xml:space="preserve"> MCU </w:t>
       </w:r>
       <w:r>
         <w:rPr>
-          <w:rFonts w:hint="eastAsia"/>
+          <w:rFonts w:hint="eastAsia" w:eastAsia="黑体"/>
         </w:rPr>
         <w:t xml:space="preserve">内置（如</w:t>
       </w:r>
       <w:r>
+        <w:rPr>
+          <w:rFonts w:eastAsia="黑体"/>
+        </w:rPr>
         <w:t xml:space="preserve"> STM32 bxCAN、NXP </w:t>
       </w:r>
       <w:r>
         <w:rPr>
-          <w:rFonts w:hint="eastAsia"/>
+          <w:rFonts w:hint="eastAsia" w:eastAsia="黑体"/>
         </w:rPr>
         <w:t xml:space="preserve">S12）。</w:t>
       </w:r>
@@ -2011,16 +2265,19 @@
       </w:pPr>
       <w:r>
         <w:rPr>
-          <w:rFonts w:hint="eastAsia"/>
+          <w:rFonts w:hint="eastAsia" w:eastAsia="黑体"/>
         </w:rPr>
         <w:t xml:space="preserve">隔离：ISO1050（集成隔离</w:t>
       </w:r>
       <w:r>
+        <w:rPr>
+          <w:rFonts w:eastAsia="黑体"/>
+        </w:rPr>
         <w:t xml:space="preserve"> CAN </w:t>
       </w:r>
       <w:r>
         <w:rPr>
-          <w:rFonts w:hint="eastAsia"/>
+          <w:rFonts w:hint="eastAsia" w:eastAsia="黑体"/>
         </w:rPr>
         <w:t xml:space="preserve">收发器）。</w:t>
       </w:r>
@@ -2033,7 +2290,7 @@
       </w:pPr>
       <w:r>
         <w:rPr>
-          <w:rFonts w:hint="eastAsia"/>
+          <w:rFonts w:hint="eastAsia" w:eastAsia="黑体"/>
         </w:rPr>
         <w:t xml:space="preserve">注意事项</w:t>
       </w:r>
@@ -2048,16 +2305,19 @@
       </w:pPr>
       <w:r>
         <w:rPr>
-          <w:rFonts w:hint="eastAsia"/>
+          <w:rFonts w:hint="eastAsia" w:eastAsia="黑体"/>
         </w:rPr>
         <w:t xml:space="preserve">总线两端各需一个</w:t>
       </w:r>
       <w:r>
+        <w:rPr>
+          <w:rFonts w:eastAsia="黑体"/>
+        </w:rPr>
         <w:t xml:space="preserve"> 120 Ω </w:t>
       </w:r>
       <w:r>
         <w:rPr>
-          <w:rFonts w:hint="eastAsia"/>
+          <w:rFonts w:hint="eastAsia" w:eastAsia="黑体"/>
         </w:rPr>
         <w:t xml:space="preserve">终端电阻，中间节点不加。</w:t>
       </w:r>
@@ -2072,7 +2332,7 @@
       </w:pPr>
       <w:r>
         <w:rPr>
-          <w:rFonts w:hint="eastAsia"/>
+          <w:rFonts w:hint="eastAsia" w:eastAsia="黑体"/>
         </w:rPr>
         <w:t xml:space="preserve">长距离或不同电源地时建议加隔离收发器与共模扼流圈。</w:t>
       </w:r>
@@ -2087,7 +2347,7 @@
       </w:pPr>
       <w:r>
         <w:rPr>
-          <w:rFonts w:hint="eastAsia"/>
+          <w:rFonts w:hint="eastAsia" w:eastAsia="黑体"/>
         </w:rPr>
         <w:t xml:space="preserve">波特率与线长成反比，高速传输应缩短总线并规范双绞线布线。</w:t>
       </w:r>
@@ -2100,7 +2360,7 @@
       </w:pPr>
       <w:r>
         <w:rPr>
-          <w:rFonts w:hint="eastAsia"/>
+          <w:rFonts w:hint="eastAsia" w:eastAsia="黑体"/>
         </w:rPr>
         <w:t xml:space="preserve">参考资料</w:t>
       </w:r>
@@ -2114,6 +2374,9 @@
         </w:numPr>
       </w:pPr>
       <w:r>
+        <w:rPr>
+          <w:rFonts w:eastAsia="黑体"/>
+        </w:rPr>
         <w:t xml:space="preserve">Wikipedia: CAN bus。</w:t>
       </w:r>
     </w:p>
@@ -2126,11 +2389,14 @@
         </w:numPr>
       </w:pPr>
       <w:r>
+        <w:rPr>
+          <w:rFonts w:eastAsia="黑体"/>
+        </w:rPr>
         <w:t xml:space="preserve">NXP TJA1050 </w:t>
       </w:r>
       <w:r>
         <w:rPr>
-          <w:rFonts w:hint="eastAsia"/>
+          <w:rFonts w:hint="eastAsia" w:eastAsia="黑体"/>
         </w:rPr>
         <w:t xml:space="preserve">数据手册。</w:t>
       </w:r>
@@ -2144,11 +2410,14 @@
         </w:numPr>
       </w:pPr>
       <w:r>
+        <w:rPr>
+          <w:rFonts w:eastAsia="黑体"/>
+        </w:rPr>
         <w:t xml:space="preserve">TI SN65HVD230 </w:t>
       </w:r>
       <w:r>
         <w:rPr>
-          <w:rFonts w:hint="eastAsia"/>
+          <w:rFonts w:hint="eastAsia" w:eastAsia="黑体"/>
         </w:rPr>
         <w:t xml:space="preserve">数据手册。</w:t>
       </w:r>
@@ -2162,11 +2431,11 @@
       </w:pPr>
       <w:r>
         <w:rPr>
-          <w:rFonts w:ascii="Times New Roman" w:hAnsi="Times New Roman"/>
+          <w:rFonts w:ascii="Times New Roman" w:hAnsi="Times New Roman" w:eastAsia="黑体"/>
           <w:color w:val="555555"/>
           <w:sz w:val="21"/>
         </w:rPr>
-        <w:t>材料收集者：杜文杰</w:t>
+        <w:t>材料收集者：杜文杰，WX手机：19519196569，QQ:3478827729</w:t>
       </w:r>
     </w:p>
     <w:sectPr>
@@ -2186,7 +2455,7 @@
 </file>
 
 <file path=word/footer1.xml><?xml version="1.0" encoding="utf-8"?>
-<w:ftr xmlns:m="http://schemas.openxmlformats.org/officeDocument/2006/math" xmlns:mc="http://schemas.openxmlformats.org/markup-compatibility/2006" xmlns:mo="http://schemas.microsoft.com/office/mac/office/2008/main" xmlns:mv="urn:schemas-microsoft-com:mac:vml" xmlns:o="urn:schemas-microsoft-com:office:office" xmlns:r="http://schemas.openxmlformats.org/officeDocument/2006/relationships" xmlns:v="urn:schemas-microsoft-com:vml" xmlns:w10="urn:schemas-microsoft-com:office:word" xmlns:w14="http://schemas.microsoft.com/office/word/2010/wordml" xmlns:w="http://schemas.openxmlformats.org/wordprocessingml/2006/main" xmlns:wne="http://schemas.microsoft.com/office/word/2006/wordml" xmlns:wp14="http://schemas.microsoft.com/office/word/2010/wordprocessingDrawing" xmlns:wp="http://schemas.openxmlformats.org/drawingml/2006/wordprocessingDrawing" xmlns:wpc="http://schemas.microsoft.com/office/word/2010/wordprocessingCanvas" xmlns:wpg="http://schemas.microsoft.com/office/word/2010/wordprocessingGroup" xmlns:wpi="http://schemas.microsoft.com/office/word/2010/wordprocessingInk" xmlns:wps="http://schemas.microsoft.com/office/word/2010/wordprocessingShape" mc:Ignorable="w14 wp14">
+<w:ftr xmlns:mc="http://schemas.openxmlformats.org/markup-compatibility/2006" xmlns:w="http://schemas.openxmlformats.org/wordprocessingml/2006/main" xmlns:m="http://schemas.openxmlformats.org/officeDocument/2006/math" xmlns:mo="http://schemas.microsoft.com/office/mac/office/2008/main" xmlns:mv="urn:schemas-microsoft-com:mac:vml" xmlns:o="urn:schemas-microsoft-com:office:office" xmlns:r="http://schemas.openxmlformats.org/officeDocument/2006/relationships" xmlns:v="urn:schemas-microsoft-com:vml" xmlns:w10="urn:schemas-microsoft-com:office:word" xmlns:w14="http://schemas.microsoft.com/office/word/2010/wordml" xmlns:wne="http://schemas.microsoft.com/office/word/2006/wordml" xmlns:wp14="http://schemas.microsoft.com/office/word/2010/wordprocessingDrawing" xmlns:wp="http://schemas.openxmlformats.org/drawingml/2006/wordprocessingDrawing" xmlns:wpc="http://schemas.microsoft.com/office/word/2010/wordprocessingCanvas" xmlns:wpg="http://schemas.microsoft.com/office/word/2010/wordprocessingGroup" xmlns:wpi="http://schemas.microsoft.com/office/word/2010/wordprocessingInk" xmlns:wps="http://schemas.microsoft.com/office/word/2010/wordprocessingShape" mc:Ignorable="w14 wp14">
   <w:p>
     <w:pPr>
       <w:pStyle w:val="Footer"/>
@@ -2194,12 +2463,14 @@
     </w:pPr>
     <w:r>
       <w:rPr>
+        <w:rFonts w:eastAsia="黑体"/>
         <w:sz w:val="18"/>
       </w:rPr>
       <w:t xml:space="preserve">第 </w:t>
     </w:r>
     <w:r>
       <w:rPr>
+        <w:rFonts w:eastAsia="黑体"/>
         <w:sz w:val="18"/>
       </w:rPr>
       <w:fldChar w:fldCharType="begin"/>
@@ -2208,6 +2479,7 @@
     </w:r>
     <w:r>
       <w:rPr>
+        <w:rFonts w:eastAsia="黑体"/>
         <w:sz w:val="18"/>
       </w:rPr>
       <w:t xml:space="preserve"> 页</w:t>
@@ -2221,6 +2493,9 @@
   <w:footnote w:type="continuationSeparator" w:id="0">
     <w:p>
       <w:r>
+        <w:rPr>
+          <w:rFonts w:eastAsia="黑体"/>
+        </w:rPr>
         <w:continuationSeparator/>
       </w:r>
     </w:p>
@@ -2228,6 +2503,9 @@
   <w:footnote w:type="separator" w:id="-1">
     <w:p>
       <w:r>
+        <w:rPr>
+          <w:rFonts w:eastAsia="黑体"/>
+        </w:rPr>
         <w:separator/>
       </w:r>
     </w:p>
@@ -2236,7 +2514,7 @@
 </file>
 
 <file path=word/header1.xml><?xml version="1.0" encoding="utf-8"?>
-<w:hdr xmlns:m="http://schemas.openxmlformats.org/officeDocument/2006/math" xmlns:mc="http://schemas.openxmlformats.org/markup-compatibility/2006" xmlns:mo="http://schemas.microsoft.com/office/mac/office/2008/main" xmlns:mv="urn:schemas-microsoft-com:mac:vml" xmlns:o="urn:schemas-microsoft-com:office:office" xmlns:r="http://schemas.openxmlformats.org/officeDocument/2006/relationships" xmlns:v="urn:schemas-microsoft-com:vml" xmlns:w10="urn:schemas-microsoft-com:office:word" xmlns:w14="http://schemas.microsoft.com/office/word/2010/wordml" xmlns:w="http://schemas.openxmlformats.org/wordprocessingml/2006/main" xmlns:wne="http://schemas.microsoft.com/office/word/2006/wordml" xmlns:wp14="http://schemas.microsoft.com/office/word/2010/wordprocessingDrawing" xmlns:wp="http://schemas.openxmlformats.org/drawingml/2006/wordprocessingDrawing" xmlns:wpc="http://schemas.microsoft.com/office/word/2010/wordprocessingCanvas" xmlns:wpg="http://schemas.microsoft.com/office/word/2010/wordprocessingGroup" xmlns:wpi="http://schemas.microsoft.com/office/word/2010/wordprocessingInk" xmlns:wps="http://schemas.microsoft.com/office/word/2010/wordprocessingShape" mc:Ignorable="w14 wp14">
+<w:hdr xmlns:mc="http://schemas.openxmlformats.org/markup-compatibility/2006" xmlns:w="http://schemas.openxmlformats.org/wordprocessingml/2006/main" xmlns:m="http://schemas.openxmlformats.org/officeDocument/2006/math" xmlns:mo="http://schemas.microsoft.com/office/mac/office/2008/main" xmlns:mv="urn:schemas-microsoft-com:mac:vml" xmlns:o="urn:schemas-microsoft-com:office:office" xmlns:r="http://schemas.openxmlformats.org/officeDocument/2006/relationships" xmlns:v="urn:schemas-microsoft-com:vml" xmlns:w10="urn:schemas-microsoft-com:office:word" xmlns:w14="http://schemas.microsoft.com/office/word/2010/wordml" xmlns:wne="http://schemas.microsoft.com/office/word/2006/wordml" xmlns:wp14="http://schemas.microsoft.com/office/word/2010/wordprocessingDrawing" xmlns:wp="http://schemas.openxmlformats.org/drawingml/2006/wordprocessingDrawing" xmlns:wpc="http://schemas.microsoft.com/office/word/2010/wordprocessingCanvas" xmlns:wpg="http://schemas.microsoft.com/office/word/2010/wordprocessingGroup" xmlns:wpi="http://schemas.microsoft.com/office/word/2010/wordprocessingInk" xmlns:wps="http://schemas.microsoft.com/office/word/2010/wordprocessingShape" mc:Ignorable="w14 wp14">
   <w:p>
     <w:pPr>
       <w:pStyle w:val="Header"/>
@@ -2244,7 +2522,7 @@
     </w:pPr>
     <w:r>
       <w:rPr>
-        <w:rFonts w:ascii="Times New Roman" w:hAnsi="Times New Roman"/>
+        <w:rFonts w:ascii="Times New Roman" w:hAnsi="Times New Roman" w:eastAsia="黑体"/>
         <w:sz w:val="18"/>
         <w:rFonts w:eastAsia="黑体"/>
         <w:rFonts w:eastAsia="黑体"/>
@@ -2256,7 +2534,7 @@
 </file>
 
 <file path=word/numbering.xml><?xml version="1.0" encoding="utf-8"?>
-<w:numbering xmlns:m="http://schemas.openxmlformats.org/officeDocument/2006/math" xmlns:mc="http://schemas.openxmlformats.org/markup-compatibility/2006" xmlns:mo="http://schemas.microsoft.com/office/mac/office/2008/main" xmlns:mv="urn:schemas-microsoft-com:mac:vml" xmlns:o="urn:schemas-microsoft-com:office:office" xmlns:r="http://schemas.openxmlformats.org/officeDocument/2006/relationships" xmlns:v="urn:schemas-microsoft-com:vml" xmlns:w="http://schemas.openxmlformats.org/wordprocessingml/2006/main" xmlns:w10="urn:schemas-microsoft-com:office:word" xmlns:w14="http://schemas.microsoft.com/office/word/2010/wordml" xmlns:wne="http://schemas.microsoft.com/office/word/2006/wordml" xmlns:wp="http://schemas.openxmlformats.org/drawingml/2006/wordprocessingDrawing" xmlns:wp14="http://schemas.microsoft.com/office/word/2010/wordprocessingDrawing" xmlns:wpc="http://schemas.microsoft.com/office/word/2010/wordprocessingCanvas" xmlns:wpg="http://schemas.microsoft.com/office/word/2010/wordprocessingGroup" xmlns:wpi="http://schemas.microsoft.com/office/word/2010/wordprocessingInk" xmlns:wps="http://schemas.microsoft.com/office/word/2010/wordprocessingShape" mc:Ignorable="w14 wp14">
+<w:numbering xmlns:mc="http://schemas.openxmlformats.org/markup-compatibility/2006" xmlns:w="http://schemas.openxmlformats.org/wordprocessingml/2006/main" xmlns:m="http://schemas.openxmlformats.org/officeDocument/2006/math" xmlns:mo="http://schemas.microsoft.com/office/mac/office/2008/main" xmlns:mv="urn:schemas-microsoft-com:mac:vml" xmlns:o="urn:schemas-microsoft-com:office:office" xmlns:r="http://schemas.openxmlformats.org/officeDocument/2006/relationships" xmlns:v="urn:schemas-microsoft-com:vml" xmlns:w10="urn:schemas-microsoft-com:office:word" xmlns:w14="http://schemas.microsoft.com/office/word/2010/wordml" xmlns:wne="http://schemas.microsoft.com/office/word/2006/wordml" xmlns:wp="http://schemas.openxmlformats.org/drawingml/2006/wordprocessingDrawing" xmlns:wp14="http://schemas.microsoft.com/office/word/2010/wordprocessingDrawing" xmlns:wpc="http://schemas.microsoft.com/office/word/2010/wordprocessingCanvas" xmlns:wpg="http://schemas.microsoft.com/office/word/2010/wordprocessingGroup" xmlns:wpi="http://schemas.microsoft.com/office/word/2010/wordprocessingInk" xmlns:wps="http://schemas.microsoft.com/office/word/2010/wordprocessingShape" mc:Ignorable="w14 wp14">
   <w:abstractNum w:abstractNumId="0">
     <w:nsid w:val="FFFFFF7C"/>
     <w:multiLevelType w:val="singleLevel"/>
@@ -2343,7 +2621,7 @@
         <w:ind w:hanging="360" w:left="1440"/>
       </w:pPr>
       <w:rPr>
-        <w:rFonts w:ascii="Symbol" w:hAnsi="Symbol" w:hint="default"/>
+        <w:rFonts w:ascii="Symbol" w:hAnsi="Symbol" w:hint="default" w:eastAsia="黑体"/>
       </w:rPr>
     </w:lvl>
   </w:abstractNum>
@@ -2364,7 +2642,7 @@
         <w:ind w:hanging="360" w:left="1080"/>
       </w:pPr>
       <w:rPr>
-        <w:rFonts w:ascii="Symbol" w:hAnsi="Symbol" w:hint="default"/>
+        <w:rFonts w:ascii="Symbol" w:hAnsi="Symbol" w:hint="default" w:eastAsia="黑体"/>
       </w:rPr>
     </w:lvl>
   </w:abstractNum>
@@ -2385,7 +2663,7 @@
         <w:ind w:hanging="360" w:left="720"/>
       </w:pPr>
       <w:rPr>
-        <w:rFonts w:ascii="Symbol" w:hAnsi="Symbol" w:hint="default"/>
+        <w:rFonts w:ascii="Symbol" w:hAnsi="Symbol" w:hint="default" w:eastAsia="黑体"/>
       </w:rPr>
     </w:lvl>
   </w:abstractNum>
@@ -2424,7 +2702,7 @@
         <w:ind w:hanging="360" w:left="360"/>
       </w:pPr>
       <w:rPr>
-        <w:rFonts w:ascii="Symbol" w:hAnsi="Symbol" w:hint="default"/>
+        <w:rFonts w:ascii="Symbol" w:hAnsi="Symbol" w:hint="default" w:eastAsia="黑体"/>
       </w:rPr>
     </w:lvl>
   </w:abstractNum>
@@ -2515,7 +2793,7 @@
         <w:ind w:left="720" w:hanging="360"/>
       </w:pPr>
       <w:rPr>
-        <w:rFonts w:ascii="Symbol" w:hAnsi="Symbol" w:cs="Symbol" w:hint="default"/>
+        <w:rFonts w:ascii="Symbol" w:hAnsi="Symbol" w:cs="Symbol" w:hint="default" w:eastAsia="黑体"/>
       </w:rPr>
     </w:lvl>
     <w:lvl w:ilvl="1">
@@ -2526,7 +2804,7 @@
         <w:ind w:left="1440" w:hanging="360"/>
       </w:pPr>
       <w:rPr>
-        <w:rFonts w:ascii="Courier New" w:hAnsi="Courier New" w:cs="Courier New" w:hint="default"/>
+        <w:rFonts w:ascii="Courier New" w:hAnsi="Courier New" w:cs="Courier New" w:hint="default" w:eastAsia="黑体"/>
       </w:rPr>
     </w:lvl>
     <w:lvl w:ilvl="2">
@@ -2537,7 +2815,7 @@
         <w:ind w:left="2160" w:hanging="360"/>
       </w:pPr>
       <w:rPr>
-        <w:rFonts w:ascii="Wingdings" w:hAnsi="Wingdings" w:cs="Wingdings" w:hint="default"/>
+        <w:rFonts w:ascii="Wingdings" w:hAnsi="Wingdings" w:cs="Wingdings" w:hint="default" w:eastAsia="黑体"/>
       </w:rPr>
     </w:lvl>
     <w:lvl w:ilvl="3">
@@ -2548,7 +2826,7 @@
         <w:ind w:left="2880" w:hanging="360"/>
       </w:pPr>
       <w:rPr>
-        <w:rFonts w:ascii="Symbol" w:hAnsi="Symbol" w:cs="Symbol" w:hint="default"/>
+        <w:rFonts w:ascii="Symbol" w:hAnsi="Symbol" w:cs="Symbol" w:hint="default" w:eastAsia="黑体"/>
       </w:rPr>
     </w:lvl>
     <w:lvl w:ilvl="4">
@@ -2559,7 +2837,7 @@
         <w:ind w:left="3600" w:hanging="360"/>
       </w:pPr>
       <w:rPr>
-        <w:rFonts w:ascii="Courier New" w:hAnsi="Courier New" w:cs="Courier New" w:hint="default"/>
+        <w:rFonts w:ascii="Courier New" w:hAnsi="Courier New" w:cs="Courier New" w:hint="default" w:eastAsia="黑体"/>
       </w:rPr>
     </w:lvl>
     <w:lvl w:ilvl="5">
@@ -2570,7 +2848,7 @@
         <w:ind w:left="4320" w:hanging="360"/>
       </w:pPr>
       <w:rPr>
-        <w:rFonts w:ascii="Wingdings" w:hAnsi="Wingdings" w:cs="Wingdings" w:hint="default"/>
+        <w:rFonts w:ascii="Wingdings" w:hAnsi="Wingdings" w:cs="Wingdings" w:hint="default" w:eastAsia="黑体"/>
       </w:rPr>
     </w:lvl>
     <w:lvl w:ilvl="6">
@@ -2581,7 +2859,7 @@
         <w:ind w:left="5040" w:hanging="360"/>
       </w:pPr>
       <w:rPr>
-        <w:rFonts w:ascii="Symbol" w:hAnsi="Symbol" w:cs="Symbol" w:hint="default"/>
+        <w:rFonts w:ascii="Symbol" w:hAnsi="Symbol" w:cs="Symbol" w:hint="default" w:eastAsia="黑体"/>
       </w:rPr>
     </w:lvl>
     <w:lvl w:ilvl="7">
@@ -2592,7 +2870,7 @@
         <w:ind w:left="5760" w:hanging="360"/>
       </w:pPr>
       <w:rPr>
-        <w:rFonts w:ascii="Courier New" w:hAnsi="Courier New" w:cs="Courier New" w:hint="default"/>
+        <w:rFonts w:ascii="Courier New" w:hAnsi="Courier New" w:cs="Courier New" w:hint="default" w:eastAsia="黑体"/>
       </w:rPr>
     </w:lvl>
     <w:lvl w:ilvl="8">
@@ -2603,7 +2881,7 @@
         <w:ind w:left="6480" w:hanging="360"/>
       </w:pPr>
       <w:rPr>
-        <w:rFonts w:ascii="Wingdings" w:hAnsi="Wingdings" w:cs="Wingdings" w:hint="default"/>
+        <w:rFonts w:ascii="Wingdings" w:hAnsi="Wingdings" w:cs="Wingdings" w:hint="default" w:eastAsia="黑体"/>
       </w:rPr>
     </w:lvl>
   </w:abstractNum>
@@ -2659,11 +2937,11 @@
 </file>
 
 <file path=word/styles.xml><?xml version="1.0" encoding="utf-8"?>
-<w:styles xmlns:mc="http://schemas.openxmlformats.org/markup-compatibility/2006" xmlns:r="http://schemas.openxmlformats.org/officeDocument/2006/relationships" xmlns:w="http://schemas.openxmlformats.org/wordprocessingml/2006/main" xmlns:w14="http://schemas.microsoft.com/office/word/2010/wordml" mc:Ignorable="w14">
+<w:styles xmlns:mc="http://schemas.openxmlformats.org/markup-compatibility/2006" xmlns:w="http://schemas.openxmlformats.org/wordprocessingml/2006/main" xmlns:r="http://schemas.openxmlformats.org/officeDocument/2006/relationships" xmlns:w14="http://schemas.microsoft.com/office/word/2010/wordml" mc:Ignorable="w14">
   <w:docDefaults>
     <w:rPrDefault>
       <w:rPr>
-        <w:rFonts w:asciiTheme="minorHAnsi" w:cstheme="minorBidi" w:eastAsiaTheme="minorEastAsia" w:hAnsiTheme="minorHAnsi"/>
+        <w:rFonts w:asciiTheme="minorHAnsi" w:cstheme="minorBidi" w:hAnsiTheme="minorHAnsi" w:eastAsia="黑体"/>
         <w:sz w:val="22"/>
         <w:szCs w:val="22"/>
         <w:lang w:bidi="ar-SA" w:eastAsia="en-US" w:val="en-US"/>
@@ -2885,7 +3163,7 @@
       <w:outlineLvl w:val="0"/>
     </w:pPr>
     <w:rPr>
-      <w:rFonts w:ascii="Times New Roman" w:asciiTheme="majorHAnsi" w:cstheme="majorBidi" w:eastAsia="黑体" w:eastAsiaTheme="majorEastAsia" w:hAnsi="Times New Roman" w:hAnsiTheme="majorHAnsi"/>
+      <w:rFonts w:ascii="Times New Roman" w:asciiTheme="majorHAnsi" w:cstheme="majorBidi" w:eastAsia="黑体" w:hAnsi="Times New Roman" w:hAnsiTheme="majorHAnsi"/>
       <w:b/>
       <w:bCs/>
       <w:color w:val="1F3864"/>
@@ -2909,7 +3187,7 @@
       <w:outlineLvl w:val="1"/>
     </w:pPr>
     <w:rPr>
-      <w:rFonts w:ascii="Times New Roman" w:asciiTheme="majorHAnsi" w:cstheme="majorBidi" w:eastAsia="黑体" w:eastAsiaTheme="majorEastAsia" w:hAnsi="Times New Roman" w:hAnsiTheme="majorHAnsi"/>
+      <w:rFonts w:ascii="Times New Roman" w:asciiTheme="majorHAnsi" w:cstheme="majorBidi" w:eastAsia="黑体" w:hAnsi="Times New Roman" w:hAnsiTheme="majorHAnsi"/>
       <w:b/>
       <w:bCs/>
       <w:color w:val="2E4E7E"/>
@@ -2933,7 +3211,7 @@
       <w:outlineLvl w:val="2"/>
     </w:pPr>
     <w:rPr>
-      <w:rFonts w:ascii="Times New Roman" w:asciiTheme="majorHAnsi" w:cstheme="majorBidi" w:eastAsia="黑体" w:eastAsiaTheme="majorEastAsia" w:hAnsi="Times New Roman" w:hAnsiTheme="majorHAnsi"/>
+      <w:rFonts w:ascii="Times New Roman" w:asciiTheme="majorHAnsi" w:cstheme="majorBidi" w:eastAsia="黑体" w:hAnsi="Times New Roman" w:hAnsiTheme="majorHAnsi"/>
       <w:b/>
       <w:bCs/>
       <w:color w:val="2E4E7E"/>
@@ -2957,7 +3235,7 @@
       <w:outlineLvl w:val="3"/>
     </w:pPr>
     <w:rPr>
-      <w:rFonts w:ascii="Times New Roman" w:asciiTheme="majorHAnsi" w:cstheme="majorBidi" w:eastAsia="黑体" w:eastAsiaTheme="majorEastAsia" w:hAnsi="Times New Roman" w:hAnsiTheme="majorHAnsi"/>
+      <w:rFonts w:ascii="Times New Roman" w:asciiTheme="majorHAnsi" w:cstheme="majorBidi" w:eastAsia="黑体" w:hAnsi="Times New Roman" w:hAnsiTheme="majorHAnsi"/>
       <w:b/>
       <w:bCs/>
       <w:i/>
@@ -2983,7 +3261,7 @@
       <w:outlineLvl w:val="4"/>
     </w:pPr>
     <w:rPr>
-      <w:rFonts w:ascii="Times New Roman" w:asciiTheme="majorHAnsi" w:cstheme="majorBidi" w:eastAsia="黑体" w:eastAsiaTheme="majorEastAsia" w:hAnsi="Times New Roman" w:hAnsiTheme="majorHAnsi"/>
+      <w:rFonts w:ascii="Times New Roman" w:asciiTheme="majorHAnsi" w:cstheme="majorBidi" w:eastAsia="黑体" w:hAnsi="Times New Roman" w:hAnsiTheme="majorHAnsi"/>
       <w:b/>
       <w:color w:val="333333"/>
       <w:sz w:val="22"/>
@@ -3006,7 +3284,7 @@
       <w:outlineLvl w:val="5"/>
     </w:pPr>
     <w:rPr>
-      <w:rFonts w:asciiTheme="majorHAnsi" w:cstheme="majorBidi" w:eastAsiaTheme="majorEastAsia" w:hAnsiTheme="majorHAnsi"/>
+      <w:rFonts w:asciiTheme="majorHAnsi" w:cstheme="majorBidi" w:hAnsiTheme="majorHAnsi" w:eastAsia="黑体"/>
       <w:i/>
       <w:iCs/>
       <w:color w:themeColor="accent1" w:themeShade="7F" w:val="243F60"/>
@@ -3029,7 +3307,7 @@
       <w:outlineLvl w:val="6"/>
     </w:pPr>
     <w:rPr>
-      <w:rFonts w:asciiTheme="majorHAnsi" w:cstheme="majorBidi" w:eastAsiaTheme="majorEastAsia" w:hAnsiTheme="majorHAnsi"/>
+      <w:rFonts w:asciiTheme="majorHAnsi" w:cstheme="majorBidi" w:hAnsiTheme="majorHAnsi" w:eastAsia="黑体"/>
       <w:i/>
       <w:iCs/>
       <w:color w:themeColor="text1" w:themeTint="BF" w:val="404040"/>
@@ -3052,7 +3330,7 @@
       <w:outlineLvl w:val="7"/>
     </w:pPr>
     <w:rPr>
-      <w:rFonts w:asciiTheme="majorHAnsi" w:cstheme="majorBidi" w:eastAsiaTheme="majorEastAsia" w:hAnsiTheme="majorHAnsi"/>
+      <w:rFonts w:asciiTheme="majorHAnsi" w:cstheme="majorBidi" w:hAnsiTheme="majorHAnsi" w:eastAsia="黑体"/>
       <w:color w:themeColor="accent1" w:val="4F81BD"/>
       <w:sz w:val="20"/>
       <w:szCs w:val="20"/>
@@ -3075,7 +3353,7 @@
       <w:outlineLvl w:val="8"/>
     </w:pPr>
     <w:rPr>
-      <w:rFonts w:asciiTheme="majorHAnsi" w:cstheme="majorBidi" w:eastAsiaTheme="majorEastAsia" w:hAnsiTheme="majorHAnsi"/>
+      <w:rFonts w:asciiTheme="majorHAnsi" w:cstheme="majorBidi" w:hAnsiTheme="majorHAnsi" w:eastAsia="黑体"/>
       <w:i/>
       <w:iCs/>
       <w:color w:themeColor="text1" w:themeTint="BF" w:val="404040"/>
@@ -3126,7 +3404,7 @@
     <w:uiPriority w:val="9"/>
     <w:rsid w:val="00FC693F"/>
     <w:rPr>
-      <w:rFonts w:asciiTheme="majorHAnsi" w:cstheme="majorBidi" w:eastAsiaTheme="majorEastAsia" w:hAnsiTheme="majorHAnsi"/>
+      <w:rFonts w:asciiTheme="majorHAnsi" w:cstheme="majorBidi" w:hAnsiTheme="majorHAnsi" w:eastAsia="黑体"/>
       <w:b/>
       <w:bCs/>
       <w:color w:themeColor="accent1" w:themeShade="BF" w:val="365F91"/>
@@ -3141,7 +3419,7 @@
     <w:uiPriority w:val="9"/>
     <w:rsid w:val="00FC693F"/>
     <w:rPr>
-      <w:rFonts w:asciiTheme="majorHAnsi" w:cstheme="majorBidi" w:eastAsiaTheme="majorEastAsia" w:hAnsiTheme="majorHAnsi"/>
+      <w:rFonts w:asciiTheme="majorHAnsi" w:cstheme="majorBidi" w:hAnsiTheme="majorHAnsi" w:eastAsia="黑体"/>
       <w:b/>
       <w:bCs/>
       <w:color w:themeColor="accent1" w:val="4F81BD"/>
@@ -3156,7 +3434,7 @@
     <w:uiPriority w:val="9"/>
     <w:rsid w:val="00FC693F"/>
     <w:rPr>
-      <w:rFonts w:asciiTheme="majorHAnsi" w:cstheme="majorBidi" w:eastAsiaTheme="majorEastAsia" w:hAnsiTheme="majorHAnsi"/>
+      <w:rFonts w:asciiTheme="majorHAnsi" w:cstheme="majorBidi" w:hAnsiTheme="majorHAnsi" w:eastAsia="黑体"/>
       <w:b/>
       <w:bCs/>
       <w:color w:themeColor="accent1" w:val="4F81BD"/>
@@ -3179,7 +3457,7 @@
       <w:contextualSpacing/>
     </w:pPr>
     <w:rPr>
-      <w:rFonts w:ascii="Times New Roman" w:asciiTheme="majorHAnsi" w:cstheme="majorBidi" w:eastAsia="黑体" w:eastAsiaTheme="majorEastAsia" w:hAnsi="Times New Roman" w:hAnsiTheme="majorHAnsi"/>
+      <w:rFonts w:ascii="Times New Roman" w:asciiTheme="majorHAnsi" w:cstheme="majorBidi" w:eastAsia="黑体" w:hAnsi="Times New Roman" w:hAnsiTheme="majorHAnsi"/>
       <w:b/>
       <w:color w:val="1F3864"/>
       <w:spacing w:val="5"/>
@@ -3195,7 +3473,7 @@
     <w:uiPriority w:val="10"/>
     <w:rsid w:val="00FC693F"/>
     <w:rPr>
-      <w:rFonts w:asciiTheme="majorHAnsi" w:cstheme="majorBidi" w:eastAsiaTheme="majorEastAsia" w:hAnsiTheme="majorHAnsi"/>
+      <w:rFonts w:asciiTheme="majorHAnsi" w:cstheme="majorBidi" w:hAnsiTheme="majorHAnsi" w:eastAsia="黑体"/>
       <w:color w:themeColor="text2" w:themeShade="BF" w:val="17365D"/>
       <w:spacing w:val="5"/>
       <w:kern w:val="28"/>
@@ -3217,7 +3495,7 @@
       </w:numPr>
     </w:pPr>
     <w:rPr>
-      <w:rFonts w:asciiTheme="majorHAnsi" w:cstheme="majorBidi" w:eastAsiaTheme="majorEastAsia" w:hAnsiTheme="majorHAnsi"/>
+      <w:rFonts w:asciiTheme="majorHAnsi" w:cstheme="majorBidi" w:hAnsiTheme="majorHAnsi" w:eastAsia="黑体"/>
       <w:i/>
       <w:iCs/>
       <w:color w:themeColor="accent1" w:val="4F81BD"/>
@@ -3233,7 +3511,7 @@
     <w:uiPriority w:val="11"/>
     <w:rsid w:val="00FC693F"/>
     <w:rPr>
-      <w:rFonts w:asciiTheme="majorHAnsi" w:cstheme="majorBidi" w:eastAsiaTheme="majorEastAsia" w:hAnsiTheme="majorHAnsi"/>
+      <w:rFonts w:asciiTheme="majorHAnsi" w:cstheme="majorBidi" w:hAnsiTheme="majorHAnsi" w:eastAsia="黑体"/>
       <w:i/>
       <w:iCs/>
       <w:color w:themeColor="accent1" w:val="4F81BD"/>
@@ -3300,6 +3578,7 @@
       <w:spacing w:after="120"/>
     </w:pPr>
     <w:rPr>
+      <w:rFonts w:eastAsia="黑体"/>
       <w:sz w:val="16"/>
       <w:szCs w:val="16"/>
     </w:rPr>
@@ -3311,6 +3590,7 @@
     <w:uiPriority w:val="99"/>
     <w:rsid w:val="00AA1D8D"/>
     <w:rPr>
+      <w:rFonts w:eastAsia="黑体"/>
       <w:sz w:val="16"/>
       <w:szCs w:val="16"/>
     </w:rPr>
@@ -3480,7 +3760,7 @@
       </w:tabs>
     </w:pPr>
     <w:rPr>
-      <w:rFonts w:ascii="Courier" w:hAnsi="Courier"/>
+      <w:rFonts w:ascii="Courier" w:hAnsi="Courier" w:eastAsia="黑体"/>
       <w:sz w:val="20"/>
       <w:szCs w:val="20"/>
     </w:rPr>
@@ -3492,7 +3772,7 @@
     <w:uiPriority w:val="99"/>
     <w:rsid w:val="0029639D"/>
     <w:rPr>
-      <w:rFonts w:ascii="Courier" w:hAnsi="Courier"/>
+      <w:rFonts w:ascii="Courier" w:hAnsi="Courier" w:eastAsia="黑体"/>
       <w:sz w:val="20"/>
       <w:szCs w:val="20"/>
     </w:rPr>
@@ -3528,6 +3808,7 @@
     <w:uiPriority w:val="29"/>
     <w:rsid w:val="00FC693F"/>
     <w:rPr>
+      <w:rFonts w:eastAsia="黑体"/>
       <w:i/>
       <w:iCs/>
       <w:color w:themeColor="text1" w:val="000000"/>
@@ -3541,7 +3822,7 @@
     <w:semiHidden/>
     <w:rsid w:val="00FC693F"/>
     <w:rPr>
-      <w:rFonts w:asciiTheme="majorHAnsi" w:cstheme="majorBidi" w:eastAsiaTheme="majorEastAsia" w:hAnsiTheme="majorHAnsi"/>
+      <w:rFonts w:asciiTheme="majorHAnsi" w:cstheme="majorBidi" w:hAnsiTheme="majorHAnsi" w:eastAsia="黑体"/>
       <w:b/>
       <w:bCs/>
       <w:i/>
@@ -3557,7 +3838,7 @@
     <w:semiHidden/>
     <w:rsid w:val="00FC693F"/>
     <w:rPr>
-      <w:rFonts w:asciiTheme="majorHAnsi" w:cstheme="majorBidi" w:eastAsiaTheme="majorEastAsia" w:hAnsiTheme="majorHAnsi"/>
+      <w:rFonts w:asciiTheme="majorHAnsi" w:cstheme="majorBidi" w:hAnsiTheme="majorHAnsi" w:eastAsia="黑体"/>
       <w:color w:themeColor="accent1" w:themeShade="7F" w:val="243F60"/>
     </w:rPr>
   </w:style>
@@ -3569,7 +3850,7 @@
     <w:semiHidden/>
     <w:rsid w:val="00FC693F"/>
     <w:rPr>
-      <w:rFonts w:asciiTheme="majorHAnsi" w:cstheme="majorBidi" w:eastAsiaTheme="majorEastAsia" w:hAnsiTheme="majorHAnsi"/>
+      <w:rFonts w:asciiTheme="majorHAnsi" w:cstheme="majorBidi" w:hAnsiTheme="majorHAnsi" w:eastAsia="黑体"/>
       <w:i/>
       <w:iCs/>
       <w:color w:themeColor="accent1" w:themeShade="7F" w:val="243F60"/>
@@ -3583,7 +3864,7 @@
     <w:semiHidden/>
     <w:rsid w:val="00FC693F"/>
     <w:rPr>
-      <w:rFonts w:asciiTheme="majorHAnsi" w:cstheme="majorBidi" w:eastAsiaTheme="majorEastAsia" w:hAnsiTheme="majorHAnsi"/>
+      <w:rFonts w:asciiTheme="majorHAnsi" w:cstheme="majorBidi" w:hAnsiTheme="majorHAnsi" w:eastAsia="黑体"/>
       <w:i/>
       <w:iCs/>
       <w:color w:themeColor="text1" w:themeTint="BF" w:val="404040"/>
@@ -3597,7 +3878,7 @@
     <w:semiHidden/>
     <w:rsid w:val="00FC693F"/>
     <w:rPr>
-      <w:rFonts w:asciiTheme="majorHAnsi" w:cstheme="majorBidi" w:eastAsiaTheme="majorEastAsia" w:hAnsiTheme="majorHAnsi"/>
+      <w:rFonts w:asciiTheme="majorHAnsi" w:cstheme="majorBidi" w:hAnsiTheme="majorHAnsi" w:eastAsia="黑体"/>
       <w:color w:themeColor="accent1" w:val="4F81BD"/>
       <w:sz w:val="20"/>
       <w:szCs w:val="20"/>
@@ -3611,7 +3892,7 @@
     <w:semiHidden/>
     <w:rsid w:val="00FC693F"/>
     <w:rPr>
-      <w:rFonts w:asciiTheme="majorHAnsi" w:cstheme="majorBidi" w:eastAsiaTheme="majorEastAsia" w:hAnsiTheme="majorHAnsi"/>
+      <w:rFonts w:asciiTheme="majorHAnsi" w:cstheme="majorBidi" w:hAnsiTheme="majorHAnsi" w:eastAsia="黑体"/>
       <w:i/>
       <w:iCs/>
       <w:color w:themeColor="text1" w:themeTint="BF" w:val="404040"/>
@@ -3632,6 +3913,7 @@
       <w:spacing w:line="240" w:lineRule="auto"/>
     </w:pPr>
     <w:rPr>
+      <w:rFonts w:eastAsia="黑体"/>
       <w:b/>
       <w:bCs/>
       <w:color w:themeColor="accent1" w:val="4F81BD"/>
@@ -3646,6 +3928,7 @@
     <w:qFormat/>
     <w:rsid w:val="00FC693F"/>
     <w:rPr>
+      <w:rFonts w:eastAsia="黑体"/>
       <w:b/>
       <w:bCs/>
     </w:rPr>
@@ -3657,6 +3940,7 @@
     <w:qFormat/>
     <w:rsid w:val="00FC693F"/>
     <w:rPr>
+      <w:rFonts w:eastAsia="黑体"/>
       <w:i/>
       <w:iCs/>
     </w:rPr>
@@ -3677,6 +3961,7 @@
       <w:ind w:left="936" w:right="936"/>
     </w:pPr>
     <w:rPr>
+      <w:rFonts w:eastAsia="黑体"/>
       <w:b/>
       <w:bCs/>
       <w:i/>
@@ -3691,6 +3976,7 @@
     <w:uiPriority w:val="30"/>
     <w:rsid w:val="00FC693F"/>
     <w:rPr>
+      <w:rFonts w:eastAsia="黑体"/>
       <w:b/>
       <w:bCs/>
       <w:i/>
@@ -3705,6 +3991,7 @@
     <w:qFormat/>
     <w:rsid w:val="00FC693F"/>
     <w:rPr>
+      <w:rFonts w:eastAsia="黑体"/>
       <w:i/>
       <w:iCs/>
       <w:color w:themeColor="text1" w:themeTint="7F" w:val="808080"/>
@@ -3717,6 +4004,7 @@
     <w:qFormat/>
     <w:rsid w:val="00FC693F"/>
     <w:rPr>
+      <w:rFonts w:eastAsia="黑体"/>
       <w:b/>
       <w:bCs/>
       <w:i/>
@@ -3731,6 +4019,7 @@
     <w:qFormat/>
     <w:rsid w:val="00FC693F"/>
     <w:rPr>
+      <w:rFonts w:eastAsia="黑体"/>
       <w:smallCaps/>
       <w:color w:themeColor="accent2" w:val="C0504D"/>
       <w:u w:val="single"/>
@@ -3743,6 +4032,7 @@
     <w:qFormat/>
     <w:rsid w:val="00FC693F"/>
     <w:rPr>
+      <w:rFonts w:eastAsia="黑体"/>
       <w:b/>
       <w:bCs/>
       <w:smallCaps/>
@@ -3758,6 +4048,7 @@
     <w:qFormat/>
     <w:rsid w:val="00FC693F"/>
     <w:rPr>
+      <w:rFonts w:eastAsia="黑体"/>
       <w:b/>
       <w:bCs/>
       <w:smallCaps/>
@@ -3812,6 +4103,7 @@
       <w:spacing w:after="0" w:line="240" w:lineRule="auto"/>
     </w:pPr>
     <w:rPr>
+      <w:rFonts w:eastAsia="黑体"/>
       <w:color w:themeColor="text1" w:themeShade="BF" w:val="000000"/>
     </w:rPr>
     <w:tblPr>
@@ -3834,6 +4126,7 @@
         <w:spacing w:after="0" w:before="0" w:line="240" w:lineRule="auto"/>
       </w:pPr>
       <w:rPr>
+        <w:rFonts w:eastAsia="黑体"/>
         <w:b/>
         <w:bCs/>
       </w:rPr>
@@ -3854,6 +4147,7 @@
         <w:spacing w:after="0" w:before="0" w:line="240" w:lineRule="auto"/>
       </w:pPr>
       <w:rPr>
+        <w:rFonts w:eastAsia="黑体"/>
         <w:b/>
         <w:bCs/>
       </w:rPr>
@@ -3871,12 +4165,14 @@
     </w:tblStylePr>
     <w:tblStylePr w:type="firstCol">
       <w:rPr>
+        <w:rFonts w:eastAsia="黑体"/>
         <w:b/>
         <w:bCs/>
       </w:rPr>
     </w:tblStylePr>
     <w:tblStylePr w:type="lastCol">
       <w:rPr>
+        <w:rFonts w:eastAsia="黑体"/>
         <w:b/>
         <w:bCs/>
       </w:rPr>
@@ -3915,6 +4211,7 @@
       <w:spacing w:after="0" w:line="240" w:lineRule="auto"/>
     </w:pPr>
     <w:rPr>
+      <w:rFonts w:eastAsia="黑体"/>
       <w:color w:themeColor="accent1" w:themeShade="BF" w:val="365F91"/>
     </w:rPr>
     <w:tblPr>
@@ -3937,6 +4234,7 @@
         <w:spacing w:after="0" w:before="0" w:line="240" w:lineRule="auto"/>
       </w:pPr>
       <w:rPr>
+        <w:rFonts w:eastAsia="黑体"/>
         <w:b/>
         <w:bCs/>
       </w:rPr>
@@ -3957,6 +4255,7 @@
         <w:spacing w:after="0" w:before="0" w:line="240" w:lineRule="auto"/>
       </w:pPr>
       <w:rPr>
+        <w:rFonts w:eastAsia="黑体"/>
         <w:b/>
         <w:bCs/>
       </w:rPr>
@@ -3974,12 +4273,14 @@
     </w:tblStylePr>
     <w:tblStylePr w:type="firstCol">
       <w:rPr>
+        <w:rFonts w:eastAsia="黑体"/>
         <w:b/>
         <w:bCs/>
       </w:rPr>
     </w:tblStylePr>
     <w:tblStylePr w:type="lastCol">
       <w:rPr>
+        <w:rFonts w:eastAsia="黑体"/>
         <w:b/>
         <w:bCs/>
       </w:rPr>
@@ -4018,6 +4319,7 @@
       <w:spacing w:after="0" w:line="240" w:lineRule="auto"/>
     </w:pPr>
     <w:rPr>
+      <w:rFonts w:eastAsia="黑体"/>
       <w:color w:themeColor="accent2" w:themeShade="BF" w:val="943634"/>
     </w:rPr>
     <w:tblPr>
@@ -4040,6 +4342,7 @@
         <w:spacing w:after="0" w:before="0" w:line="240" w:lineRule="auto"/>
       </w:pPr>
       <w:rPr>
+        <w:rFonts w:eastAsia="黑体"/>
         <w:b/>
         <w:bCs/>
       </w:rPr>
@@ -4060,6 +4363,7 @@
         <w:spacing w:after="0" w:before="0" w:line="240" w:lineRule="auto"/>
       </w:pPr>
       <w:rPr>
+        <w:rFonts w:eastAsia="黑体"/>
         <w:b/>
         <w:bCs/>
       </w:rPr>
@@ -4077,12 +4381,14 @@
     </w:tblStylePr>
     <w:tblStylePr w:type="firstCol">
       <w:rPr>
+        <w:rFonts w:eastAsia="黑体"/>
         <w:b/>
         <w:bCs/>
       </w:rPr>
     </w:tblStylePr>
     <w:tblStylePr w:type="lastCol">
       <w:rPr>
+        <w:rFonts w:eastAsia="黑体"/>
         <w:b/>
         <w:bCs/>
       </w:rPr>
@@ -4121,6 +4427,7 @@
       <w:spacing w:after="0" w:line="240" w:lineRule="auto"/>
     </w:pPr>
     <w:rPr>
+      <w:rFonts w:eastAsia="黑体"/>
       <w:color w:themeColor="accent3" w:themeShade="BF" w:val="76923C"/>
     </w:rPr>
     <w:tblPr>
@@ -4143,6 +4450,7 @@
         <w:spacing w:after="0" w:before="0" w:line="240" w:lineRule="auto"/>
       </w:pPr>
       <w:rPr>
+        <w:rFonts w:eastAsia="黑体"/>
         <w:b/>
         <w:bCs/>
       </w:rPr>
@@ -4163,6 +4471,7 @@
         <w:spacing w:after="0" w:before="0" w:line="240" w:lineRule="auto"/>
       </w:pPr>
       <w:rPr>
+        <w:rFonts w:eastAsia="黑体"/>
         <w:b/>
         <w:bCs/>
       </w:rPr>
@@ -4180,12 +4489,14 @@
     </w:tblStylePr>
     <w:tblStylePr w:type="firstCol">
       <w:rPr>
+        <w:rFonts w:eastAsia="黑体"/>
         <w:b/>
         <w:bCs/>
       </w:rPr>
     </w:tblStylePr>
     <w:tblStylePr w:type="lastCol">
       <w:rPr>
+        <w:rFonts w:eastAsia="黑体"/>
         <w:b/>
         <w:bCs/>
       </w:rPr>
@@ -4224,6 +4535,7 @@
       <w:spacing w:after="0" w:line="240" w:lineRule="auto"/>
     </w:pPr>
     <w:rPr>
+      <w:rFonts w:eastAsia="黑体"/>
       <w:color w:themeColor="accent4" w:themeShade="BF" w:val="5F497A"/>
     </w:rPr>
     <w:tblPr>
@@ -4246,6 +4558,7 @@
         <w:spacing w:after="0" w:before="0" w:line="240" w:lineRule="auto"/>
       </w:pPr>
       <w:rPr>
+        <w:rFonts w:eastAsia="黑体"/>
         <w:b/>
         <w:bCs/>
       </w:rPr>
@@ -4266,6 +4579,7 @@
         <w:spacing w:after="0" w:before="0" w:line="240" w:lineRule="auto"/>
       </w:pPr>
       <w:rPr>
+        <w:rFonts w:eastAsia="黑体"/>
         <w:b/>
         <w:bCs/>
       </w:rPr>
@@ -4283,12 +4597,14 @@
     </w:tblStylePr>
     <w:tblStylePr w:type="firstCol">
       <w:rPr>
+        <w:rFonts w:eastAsia="黑体"/>
         <w:b/>
         <w:bCs/>
       </w:rPr>
     </w:tblStylePr>
     <w:tblStylePr w:type="lastCol">
       <w:rPr>
+        <w:rFonts w:eastAsia="黑体"/>
         <w:b/>
         <w:bCs/>
       </w:rPr>
@@ -4327,6 +4643,7 @@
       <w:spacing w:after="0" w:line="240" w:lineRule="auto"/>
     </w:pPr>
     <w:rPr>
+      <w:rFonts w:eastAsia="黑体"/>
       <w:color w:themeColor="accent5" w:themeShade="BF" w:val="31849B"/>
     </w:rPr>
     <w:tblPr>
@@ -4349,6 +4666,7 @@
         <w:spacing w:after="0" w:before="0" w:line="240" w:lineRule="auto"/>
       </w:pPr>
       <w:rPr>
+        <w:rFonts w:eastAsia="黑体"/>
         <w:b/>
         <w:bCs/>
       </w:rPr>
@@ -4369,6 +4687,7 @@
         <w:spacing w:after="0" w:before="0" w:line="240" w:lineRule="auto"/>
       </w:pPr>
       <w:rPr>
+        <w:rFonts w:eastAsia="黑体"/>
         <w:b/>
         <w:bCs/>
       </w:rPr>
@@ -4386,12 +4705,14 @@
     </w:tblStylePr>
     <w:tblStylePr w:type="firstCol">
       <w:rPr>
+        <w:rFonts w:eastAsia="黑体"/>
         <w:b/>
         <w:bCs/>
       </w:rPr>
     </w:tblStylePr>
     <w:tblStylePr w:type="lastCol">
       <w:rPr>
+        <w:rFonts w:eastAsia="黑体"/>
         <w:b/>
         <w:bCs/>
       </w:rPr>
@@ -4430,6 +4751,7 @@
       <w:spacing w:after="0" w:line="240" w:lineRule="auto"/>
     </w:pPr>
     <w:rPr>
+      <w:rFonts w:eastAsia="黑体"/>
       <w:color w:themeColor="accent6" w:themeShade="BF" w:val="E36C0A"/>
     </w:rPr>
     <w:tblPr>
@@ -4452,6 +4774,7 @@
         <w:spacing w:after="0" w:before="0" w:line="240" w:lineRule="auto"/>
       </w:pPr>
       <w:rPr>
+        <w:rFonts w:eastAsia="黑体"/>
         <w:b/>
         <w:bCs/>
       </w:rPr>
@@ -4472,6 +4795,7 @@
         <w:spacing w:after="0" w:before="0" w:line="240" w:lineRule="auto"/>
       </w:pPr>
       <w:rPr>
+        <w:rFonts w:eastAsia="黑体"/>
         <w:b/>
         <w:bCs/>
       </w:rPr>
@@ -4489,12 +4813,14 @@
     </w:tblStylePr>
     <w:tblStylePr w:type="firstCol">
       <w:rPr>
+        <w:rFonts w:eastAsia="黑体"/>
         <w:b/>
         <w:bCs/>
       </w:rPr>
     </w:tblStylePr>
     <w:tblStylePr w:type="lastCol">
       <w:rPr>
+        <w:rFonts w:eastAsia="黑体"/>
         <w:b/>
         <w:bCs/>
       </w:rPr>
@@ -4554,6 +4880,7 @@
         <w:spacing w:after="0" w:before="0" w:line="240" w:lineRule="auto"/>
       </w:pPr>
       <w:rPr>
+        <w:rFonts w:eastAsia="黑体"/>
         <w:b/>
         <w:bCs/>
         <w:color w:themeColor="background1" w:val="FFFFFF"/>
@@ -4568,6 +4895,7 @@
         <w:spacing w:after="0" w:before="0" w:line="240" w:lineRule="auto"/>
       </w:pPr>
       <w:rPr>
+        <w:rFonts w:eastAsia="黑体"/>
         <w:b/>
         <w:bCs/>
       </w:rPr>
@@ -4583,12 +4911,14 @@
     </w:tblStylePr>
     <w:tblStylePr w:type="firstCol">
       <w:rPr>
+        <w:rFonts w:eastAsia="黑体"/>
         <w:b/>
         <w:bCs/>
       </w:rPr>
     </w:tblStylePr>
     <w:tblStylePr w:type="lastCol">
       <w:rPr>
+        <w:rFonts w:eastAsia="黑体"/>
         <w:b/>
         <w:bCs/>
       </w:rPr>
@@ -4646,6 +4976,7 @@
         <w:spacing w:after="0" w:before="0" w:line="240" w:lineRule="auto"/>
       </w:pPr>
       <w:rPr>
+        <w:rFonts w:eastAsia="黑体"/>
         <w:b/>
         <w:bCs/>
         <w:color w:themeColor="background1" w:val="FFFFFF"/>
@@ -4660,6 +4991,7 @@
         <w:spacing w:after="0" w:before="0" w:line="240" w:lineRule="auto"/>
       </w:pPr>
       <w:rPr>
+        <w:rFonts w:eastAsia="黑体"/>
         <w:b/>
         <w:bCs/>
       </w:rPr>
@@ -4675,12 +5007,14 @@
     </w:tblStylePr>
     <w:tblStylePr w:type="firstCol">
       <w:rPr>
+        <w:rFonts w:eastAsia="黑体"/>
         <w:b/>
         <w:bCs/>
       </w:rPr>
     </w:tblStylePr>
     <w:tblStylePr w:type="lastCol">
       <w:rPr>
+        <w:rFonts w:eastAsia="黑体"/>
         <w:b/>
         <w:bCs/>
       </w:rPr>
@@ -4738,6 +5072,7 @@
         <w:spacing w:after="0" w:before="0" w:line="240" w:lineRule="auto"/>
       </w:pPr>
       <w:rPr>
+        <w:rFonts w:eastAsia="黑体"/>
         <w:b/>
         <w:bCs/>
         <w:color w:themeColor="background1" w:val="FFFFFF"/>
@@ -4752,6 +5087,7 @@
         <w:spacing w:after="0" w:before="0" w:line="240" w:lineRule="auto"/>
       </w:pPr>
       <w:rPr>
+        <w:rFonts w:eastAsia="黑体"/>
         <w:b/>
         <w:bCs/>
       </w:rPr>
@@ -4767,12 +5103,14 @@
     </w:tblStylePr>
     <w:tblStylePr w:type="firstCol">
       <w:rPr>
+        <w:rFonts w:eastAsia="黑体"/>
         <w:b/>
         <w:bCs/>
       </w:rPr>
     </w:tblStylePr>
     <w:tblStylePr w:type="lastCol">
       <w:rPr>
+        <w:rFonts w:eastAsia="黑体"/>
         <w:b/>
         <w:bCs/>
       </w:rPr>
@@ -4830,6 +5168,7 @@
         <w:spacing w:after="0" w:before="0" w:line="240" w:lineRule="auto"/>
       </w:pPr>
       <w:rPr>
+        <w:rFonts w:eastAsia="黑体"/>
         <w:b/>
         <w:bCs/>
         <w:color w:themeColor="background1" w:val="FFFFFF"/>
@@ -4844,6 +5183,7 @@
         <w:spacing w:after="0" w:before="0" w:line="240" w:lineRule="auto"/>
       </w:pPr>
       <w:rPr>
+        <w:rFonts w:eastAsia="黑体"/>
         <w:b/>
         <w:bCs/>
       </w:rPr>
@@ -4859,12 +5199,14 @@
     </w:tblStylePr>
     <w:tblStylePr w:type="firstCol">
       <w:rPr>
+        <w:rFonts w:eastAsia="黑体"/>
         <w:b/>
         <w:bCs/>
       </w:rPr>
     </w:tblStylePr>
     <w:tblStylePr w:type="lastCol">
       <w:rPr>
+        <w:rFonts w:eastAsia="黑体"/>
         <w:b/>
         <w:bCs/>
       </w:rPr>
@@ -4922,6 +5264,7 @@
         <w:spacing w:after="0" w:before="0" w:line="240" w:lineRule="auto"/>
       </w:pPr>
       <w:rPr>
+        <w:rFonts w:eastAsia="黑体"/>
         <w:b/>
         <w:bCs/>
         <w:color w:themeColor="background1" w:val="FFFFFF"/>
@@ -4936,6 +5279,7 @@
         <w:spacing w:after="0" w:before="0" w:line="240" w:lineRule="auto"/>
       </w:pPr>
       <w:rPr>
+        <w:rFonts w:eastAsia="黑体"/>
         <w:b/>
         <w:bCs/>
       </w:rPr>
@@ -4951,12 +5295,14 @@
     </w:tblStylePr>
     <w:tblStylePr w:type="firstCol">
       <w:rPr>
+        <w:rFonts w:eastAsia="黑体"/>
         <w:b/>
         <w:bCs/>
       </w:rPr>
     </w:tblStylePr>
     <w:tblStylePr w:type="lastCol">
       <w:rPr>
+        <w:rFonts w:eastAsia="黑体"/>
         <w:b/>
         <w:bCs/>
       </w:rPr>
@@ -5014,6 +5360,7 @@
         <w:spacing w:after="0" w:before="0" w:line="240" w:lineRule="auto"/>
       </w:pPr>
       <w:rPr>
+        <w:rFonts w:eastAsia="黑体"/>
         <w:b/>
         <w:bCs/>
         <w:color w:themeColor="background1" w:val="FFFFFF"/>
@@ -5028,6 +5375,7 @@
         <w:spacing w:after="0" w:before="0" w:line="240" w:lineRule="auto"/>
       </w:pPr>
       <w:rPr>
+        <w:rFonts w:eastAsia="黑体"/>
         <w:b/>
         <w:bCs/>
       </w:rPr>
@@ -5043,12 +5391,14 @@
     </w:tblStylePr>
     <w:tblStylePr w:type="firstCol">
       <w:rPr>
+        <w:rFonts w:eastAsia="黑体"/>
         <w:b/>
         <w:bCs/>
       </w:rPr>
     </w:tblStylePr>
     <w:tblStylePr w:type="lastCol">
       <w:rPr>
+        <w:rFonts w:eastAsia="黑体"/>
         <w:b/>
         <w:bCs/>
       </w:rPr>
@@ -5106,6 +5456,7 @@
         <w:spacing w:after="0" w:before="0" w:line="240" w:lineRule="auto"/>
       </w:pPr>
       <w:rPr>
+        <w:rFonts w:eastAsia="黑体"/>
         <w:b/>
         <w:bCs/>
         <w:color w:themeColor="background1" w:val="FFFFFF"/>
@@ -5120,6 +5471,7 @@
         <w:spacing w:after="0" w:before="0" w:line="240" w:lineRule="auto"/>
       </w:pPr>
       <w:rPr>
+        <w:rFonts w:eastAsia="黑体"/>
         <w:b/>
         <w:bCs/>
       </w:rPr>
@@ -5135,12 +5487,14 @@
     </w:tblStylePr>
     <w:tblStylePr w:type="firstCol">
       <w:rPr>
+        <w:rFonts w:eastAsia="黑体"/>
         <w:b/>
         <w:bCs/>
       </w:rPr>
     </w:tblStylePr>
     <w:tblStylePr w:type="lastCol">
       <w:rPr>
+        <w:rFonts w:eastAsia="黑体"/>
         <w:b/>
         <w:bCs/>
       </w:rPr>
@@ -5200,7 +5554,7 @@
         <w:spacing w:after="0" w:before="0" w:line="240" w:lineRule="auto"/>
       </w:pPr>
       <w:rPr>
-        <w:rFonts w:asciiTheme="majorHAnsi" w:cstheme="majorBidi" w:eastAsiaTheme="majorEastAsia" w:hAnsiTheme="majorHAnsi"/>
+        <w:rFonts w:asciiTheme="majorHAnsi" w:cstheme="majorBidi" w:hAnsiTheme="majorHAnsi" w:eastAsia="黑体"/>
         <w:b/>
         <w:bCs/>
       </w:rPr>
@@ -5221,7 +5575,7 @@
         <w:spacing w:after="0" w:before="0" w:line="240" w:lineRule="auto"/>
       </w:pPr>
       <w:rPr>
-        <w:rFonts w:asciiTheme="majorHAnsi" w:cstheme="majorBidi" w:eastAsiaTheme="majorEastAsia" w:hAnsiTheme="majorHAnsi"/>
+        <w:rFonts w:asciiTheme="majorHAnsi" w:cstheme="majorBidi" w:hAnsiTheme="majorHAnsi" w:eastAsia="黑体"/>
         <w:b/>
         <w:bCs/>
       </w:rPr>
@@ -5239,14 +5593,14 @@
     </w:tblStylePr>
     <w:tblStylePr w:type="firstCol">
       <w:rPr>
-        <w:rFonts w:asciiTheme="majorHAnsi" w:cstheme="majorBidi" w:eastAsiaTheme="majorEastAsia" w:hAnsiTheme="majorHAnsi"/>
+        <w:rFonts w:asciiTheme="majorHAnsi" w:cstheme="majorBidi" w:hAnsiTheme="majorHAnsi" w:eastAsia="黑体"/>
         <w:b/>
         <w:bCs/>
       </w:rPr>
     </w:tblStylePr>
     <w:tblStylePr w:type="lastCol">
       <w:rPr>
-        <w:rFonts w:asciiTheme="majorHAnsi" w:cstheme="majorBidi" w:eastAsiaTheme="majorEastAsia" w:hAnsiTheme="majorHAnsi"/>
+        <w:rFonts w:asciiTheme="majorHAnsi" w:cstheme="majorBidi" w:hAnsiTheme="majorHAnsi" w:eastAsia="黑体"/>
         <w:b/>
         <w:bCs/>
       </w:rPr>
@@ -5330,7 +5684,7 @@
         <w:spacing w:after="0" w:before="0" w:line="240" w:lineRule="auto"/>
       </w:pPr>
       <w:rPr>
-        <w:rFonts w:asciiTheme="majorHAnsi" w:cstheme="majorBidi" w:eastAsiaTheme="majorEastAsia" w:hAnsiTheme="majorHAnsi"/>
+        <w:rFonts w:asciiTheme="majorHAnsi" w:cstheme="majorBidi" w:hAnsiTheme="majorHAnsi" w:eastAsia="黑体"/>
         <w:b/>
         <w:bCs/>
       </w:rPr>
@@ -5351,7 +5705,7 @@
         <w:spacing w:after="0" w:before="0" w:line="240" w:lineRule="auto"/>
       </w:pPr>
       <w:rPr>
-        <w:rFonts w:asciiTheme="majorHAnsi" w:cstheme="majorBidi" w:eastAsiaTheme="majorEastAsia" w:hAnsiTheme="majorHAnsi"/>
+        <w:rFonts w:asciiTheme="majorHAnsi" w:cstheme="majorBidi" w:hAnsiTheme="majorHAnsi" w:eastAsia="黑体"/>
         <w:b/>
         <w:bCs/>
       </w:rPr>
@@ -5369,14 +5723,14 @@
     </w:tblStylePr>
     <w:tblStylePr w:type="firstCol">
       <w:rPr>
-        <w:rFonts w:asciiTheme="majorHAnsi" w:cstheme="majorBidi" w:eastAsiaTheme="majorEastAsia" w:hAnsiTheme="majorHAnsi"/>
+        <w:rFonts w:asciiTheme="majorHAnsi" w:cstheme="majorBidi" w:hAnsiTheme="majorHAnsi" w:eastAsia="黑体"/>
         <w:b/>
         <w:bCs/>
       </w:rPr>
     </w:tblStylePr>
     <w:tblStylePr w:type="lastCol">
       <w:rPr>
-        <w:rFonts w:asciiTheme="majorHAnsi" w:cstheme="majorBidi" w:eastAsiaTheme="majorEastAsia" w:hAnsiTheme="majorHAnsi"/>
+        <w:rFonts w:asciiTheme="majorHAnsi" w:cstheme="majorBidi" w:hAnsiTheme="majorHAnsi" w:eastAsia="黑体"/>
         <w:b/>
         <w:bCs/>
       </w:rPr>
@@ -5460,7 +5814,7 @@
         <w:spacing w:after="0" w:before="0" w:line="240" w:lineRule="auto"/>
       </w:pPr>
       <w:rPr>
-        <w:rFonts w:asciiTheme="majorHAnsi" w:cstheme="majorBidi" w:eastAsiaTheme="majorEastAsia" w:hAnsiTheme="majorHAnsi"/>
+        <w:rFonts w:asciiTheme="majorHAnsi" w:cstheme="majorBidi" w:hAnsiTheme="majorHAnsi" w:eastAsia="黑体"/>
         <w:b/>
         <w:bCs/>
       </w:rPr>
@@ -5481,7 +5835,7 @@
         <w:spacing w:after="0" w:before="0" w:line="240" w:lineRule="auto"/>
       </w:pPr>
       <w:rPr>
-        <w:rFonts w:asciiTheme="majorHAnsi" w:cstheme="majorBidi" w:eastAsiaTheme="majorEastAsia" w:hAnsiTheme="majorHAnsi"/>
+        <w:rFonts w:asciiTheme="majorHAnsi" w:cstheme="majorBidi" w:hAnsiTheme="majorHAnsi" w:eastAsia="黑体"/>
         <w:b/>
         <w:bCs/>
       </w:rPr>
@@ -5499,14 +5853,14 @@
     </w:tblStylePr>
     <w:tblStylePr w:type="firstCol">
       <w:rPr>
-        <w:rFonts w:asciiTheme="majorHAnsi" w:cstheme="majorBidi" w:eastAsiaTheme="majorEastAsia" w:hAnsiTheme="majorHAnsi"/>
+        <w:rFonts w:asciiTheme="majorHAnsi" w:cstheme="majorBidi" w:hAnsiTheme="majorHAnsi" w:eastAsia="黑体"/>
         <w:b/>
         <w:bCs/>
       </w:rPr>
     </w:tblStylePr>
     <w:tblStylePr w:type="lastCol">
       <w:rPr>
-        <w:rFonts w:asciiTheme="majorHAnsi" w:cstheme="majorBidi" w:eastAsiaTheme="majorEastAsia" w:hAnsiTheme="majorHAnsi"/>
+        <w:rFonts w:asciiTheme="majorHAnsi" w:cstheme="majorBidi" w:hAnsiTheme="majorHAnsi" w:eastAsia="黑体"/>
         <w:b/>
         <w:bCs/>
       </w:rPr>
@@ -5590,7 +5944,7 @@
         <w:spacing w:after="0" w:before="0" w:line="240" w:lineRule="auto"/>
       </w:pPr>
       <w:rPr>
-        <w:rFonts w:asciiTheme="majorHAnsi" w:cstheme="majorBidi" w:eastAsiaTheme="majorEastAsia" w:hAnsiTheme="majorHAnsi"/>
+        <w:rFonts w:asciiTheme="majorHAnsi" w:cstheme="majorBidi" w:hAnsiTheme="majorHAnsi" w:eastAsia="黑体"/>
         <w:b/>
         <w:bCs/>
       </w:rPr>
@@ -5611,7 +5965,7 @@
         <w:spacing w:after="0" w:before="0" w:line="240" w:lineRule="auto"/>
       </w:pPr>
       <w:rPr>
-        <w:rFonts w:asciiTheme="majorHAnsi" w:cstheme="majorBidi" w:eastAsiaTheme="majorEastAsia" w:hAnsiTheme="majorHAnsi"/>
+        <w:rFonts w:asciiTheme="majorHAnsi" w:cstheme="majorBidi" w:hAnsiTheme="majorHAnsi" w:eastAsia="黑体"/>
         <w:b/>
         <w:bCs/>
       </w:rPr>
@@ -5629,14 +5983,14 @@
     </w:tblStylePr>
     <w:tblStylePr w:type="firstCol">
       <w:rPr>
-        <w:rFonts w:asciiTheme="majorHAnsi" w:cstheme="majorBidi" w:eastAsiaTheme="majorEastAsia" w:hAnsiTheme="majorHAnsi"/>
+        <w:rFonts w:asciiTheme="majorHAnsi" w:cstheme="majorBidi" w:hAnsiTheme="majorHAnsi" w:eastAsia="黑体"/>
         <w:b/>
         <w:bCs/>
       </w:rPr>
     </w:tblStylePr>
     <w:tblStylePr w:type="lastCol">
       <w:rPr>
-        <w:rFonts w:asciiTheme="majorHAnsi" w:cstheme="majorBidi" w:eastAsiaTheme="majorEastAsia" w:hAnsiTheme="majorHAnsi"/>
+        <w:rFonts w:asciiTheme="majorHAnsi" w:cstheme="majorBidi" w:hAnsiTheme="majorHAnsi" w:eastAsia="黑体"/>
         <w:b/>
         <w:bCs/>
       </w:rPr>
@@ -5720,7 +6074,7 @@
         <w:spacing w:after="0" w:before="0" w:line="240" w:lineRule="auto"/>
       </w:pPr>
       <w:rPr>
-        <w:rFonts w:asciiTheme="majorHAnsi" w:cstheme="majorBidi" w:eastAsiaTheme="majorEastAsia" w:hAnsiTheme="majorHAnsi"/>
+        <w:rFonts w:asciiTheme="majorHAnsi" w:cstheme="majorBidi" w:hAnsiTheme="majorHAnsi" w:eastAsia="黑体"/>
         <w:b/>
         <w:bCs/>
       </w:rPr>
@@ -5741,7 +6095,7 @@
         <w:spacing w:after="0" w:before="0" w:line="240" w:lineRule="auto"/>
       </w:pPr>
       <w:rPr>
-        <w:rFonts w:asciiTheme="majorHAnsi" w:cstheme="majorBidi" w:eastAsiaTheme="majorEastAsia" w:hAnsiTheme="majorHAnsi"/>
+        <w:rFonts w:asciiTheme="majorHAnsi" w:cstheme="majorBidi" w:hAnsiTheme="majorHAnsi" w:eastAsia="黑体"/>
         <w:b/>
         <w:bCs/>
       </w:rPr>
@@ -5759,14 +6113,14 @@
     </w:tblStylePr>
     <w:tblStylePr w:type="firstCol">
       <w:rPr>
-        <w:rFonts w:asciiTheme="majorHAnsi" w:cstheme="majorBidi" w:eastAsiaTheme="majorEastAsia" w:hAnsiTheme="majorHAnsi"/>
+        <w:rFonts w:asciiTheme="majorHAnsi" w:cstheme="majorBidi" w:hAnsiTheme="majorHAnsi" w:eastAsia="黑体"/>
         <w:b/>
         <w:bCs/>
       </w:rPr>
     </w:tblStylePr>
     <w:tblStylePr w:type="lastCol">
       <w:rPr>
-        <w:rFonts w:asciiTheme="majorHAnsi" w:cstheme="majorBidi" w:eastAsiaTheme="majorEastAsia" w:hAnsiTheme="majorHAnsi"/>
+        <w:rFonts w:asciiTheme="majorHAnsi" w:cstheme="majorBidi" w:hAnsiTheme="majorHAnsi" w:eastAsia="黑体"/>
         <w:b/>
         <w:bCs/>
       </w:rPr>
@@ -5850,7 +6204,7 @@
         <w:spacing w:after="0" w:before="0" w:line="240" w:lineRule="auto"/>
       </w:pPr>
       <w:rPr>
-        <w:rFonts w:asciiTheme="majorHAnsi" w:cstheme="majorBidi" w:eastAsiaTheme="majorEastAsia" w:hAnsiTheme="majorHAnsi"/>
+        <w:rFonts w:asciiTheme="majorHAnsi" w:cstheme="majorBidi" w:hAnsiTheme="majorHAnsi" w:eastAsia="黑体"/>
         <w:b/>
         <w:bCs/>
       </w:rPr>
@@ -5871,7 +6225,7 @@
         <w:spacing w:after="0" w:before="0" w:line="240" w:lineRule="auto"/>
       </w:pPr>
       <w:rPr>
-        <w:rFonts w:asciiTheme="majorHAnsi" w:cstheme="majorBidi" w:eastAsiaTheme="majorEastAsia" w:hAnsiTheme="majorHAnsi"/>
+        <w:rFonts w:asciiTheme="majorHAnsi" w:cstheme="majorBidi" w:hAnsiTheme="majorHAnsi" w:eastAsia="黑体"/>
         <w:b/>
         <w:bCs/>
       </w:rPr>
@@ -5889,14 +6243,14 @@
     </w:tblStylePr>
     <w:tblStylePr w:type="firstCol">
       <w:rPr>
-        <w:rFonts w:asciiTheme="majorHAnsi" w:cstheme="majorBidi" w:eastAsiaTheme="majorEastAsia" w:hAnsiTheme="majorHAnsi"/>
+        <w:rFonts w:asciiTheme="majorHAnsi" w:cstheme="majorBidi" w:hAnsiTheme="majorHAnsi" w:eastAsia="黑体"/>
         <w:b/>
         <w:bCs/>
       </w:rPr>
     </w:tblStylePr>
     <w:tblStylePr w:type="lastCol">
       <w:rPr>
-        <w:rFonts w:asciiTheme="majorHAnsi" w:cstheme="majorBidi" w:eastAsiaTheme="majorEastAsia" w:hAnsiTheme="majorHAnsi"/>
+        <w:rFonts w:asciiTheme="majorHAnsi" w:cstheme="majorBidi" w:hAnsiTheme="majorHAnsi" w:eastAsia="黑体"/>
         <w:b/>
         <w:bCs/>
       </w:rPr>
@@ -5980,7 +6334,7 @@
         <w:spacing w:after="0" w:before="0" w:line="240" w:lineRule="auto"/>
       </w:pPr>
       <w:rPr>
-        <w:rFonts w:asciiTheme="majorHAnsi" w:cstheme="majorBidi" w:eastAsiaTheme="majorEastAsia" w:hAnsiTheme="majorHAnsi"/>
+        <w:rFonts w:asciiTheme="majorHAnsi" w:cstheme="majorBidi" w:hAnsiTheme="majorHAnsi" w:eastAsia="黑体"/>
         <w:b/>
         <w:bCs/>
       </w:rPr>
@@ -6001,7 +6355,7 @@
         <w:spacing w:after="0" w:before="0" w:line="240" w:lineRule="auto"/>
       </w:pPr>
       <w:rPr>
-        <w:rFonts w:asciiTheme="majorHAnsi" w:cstheme="majorBidi" w:eastAsiaTheme="majorEastAsia" w:hAnsiTheme="majorHAnsi"/>
+        <w:rFonts w:asciiTheme="majorHAnsi" w:cstheme="majorBidi" w:hAnsiTheme="majorHAnsi" w:eastAsia="黑体"/>
         <w:b/>
         <w:bCs/>
       </w:rPr>
@@ -6019,14 +6373,14 @@
     </w:tblStylePr>
     <w:tblStylePr w:type="firstCol">
       <w:rPr>
-        <w:rFonts w:asciiTheme="majorHAnsi" w:cstheme="majorBidi" w:eastAsiaTheme="majorEastAsia" w:hAnsiTheme="majorHAnsi"/>
+        <w:rFonts w:asciiTheme="majorHAnsi" w:cstheme="majorBidi" w:hAnsiTheme="majorHAnsi" w:eastAsia="黑体"/>
         <w:b/>
         <w:bCs/>
       </w:rPr>
     </w:tblStylePr>
     <w:tblStylePr w:type="lastCol">
       <w:rPr>
-        <w:rFonts w:asciiTheme="majorHAnsi" w:cstheme="majorBidi" w:eastAsiaTheme="majorEastAsia" w:hAnsiTheme="majorHAnsi"/>
+        <w:rFonts w:asciiTheme="majorHAnsi" w:cstheme="majorBidi" w:hAnsiTheme="majorHAnsi" w:eastAsia="黑体"/>
         <w:b/>
         <w:bCs/>
       </w:rPr>
@@ -6109,6 +6463,7 @@
         <w:spacing w:after="0" w:before="0" w:line="240" w:lineRule="auto"/>
       </w:pPr>
       <w:rPr>
+        <w:rFonts w:eastAsia="黑体"/>
         <w:b/>
         <w:bCs/>
         <w:color w:themeColor="background1" w:val="FFFFFF"/>
@@ -6131,6 +6486,7 @@
         <w:spacing w:after="0" w:before="0" w:line="240" w:lineRule="auto"/>
       </w:pPr>
       <w:rPr>
+        <w:rFonts w:eastAsia="黑体"/>
         <w:b/>
         <w:bCs/>
       </w:rPr>
@@ -6148,12 +6504,14 @@
     </w:tblStylePr>
     <w:tblStylePr w:type="firstCol">
       <w:rPr>
+        <w:rFonts w:eastAsia="黑体"/>
         <w:b/>
         <w:bCs/>
       </w:rPr>
     </w:tblStylePr>
     <w:tblStylePr w:type="lastCol">
       <w:rPr>
+        <w:rFonts w:eastAsia="黑体"/>
         <w:b/>
         <w:bCs/>
       </w:rPr>
@@ -6215,6 +6573,7 @@
         <w:spacing w:after="0" w:before="0" w:line="240" w:lineRule="auto"/>
       </w:pPr>
       <w:rPr>
+        <w:rFonts w:eastAsia="黑体"/>
         <w:b/>
         <w:bCs/>
         <w:color w:themeColor="background1" w:val="FFFFFF"/>
@@ -6237,6 +6596,7 @@
         <w:spacing w:after="0" w:before="0" w:line="240" w:lineRule="auto"/>
       </w:pPr>
       <w:rPr>
+        <w:rFonts w:eastAsia="黑体"/>
         <w:b/>
         <w:bCs/>
       </w:rPr>
@@ -6254,12 +6614,14 @@
     </w:tblStylePr>
     <w:tblStylePr w:type="firstCol">
       <w:rPr>
+        <w:rFonts w:eastAsia="黑体"/>
         <w:b/>
         <w:bCs/>
       </w:rPr>
     </w:tblStylePr>
     <w:tblStylePr w:type="lastCol">
       <w:rPr>
+        <w:rFonts w:eastAsia="黑体"/>
         <w:b/>
         <w:bCs/>
       </w:rPr>
@@ -6321,6 +6683,7 @@
         <w:spacing w:after="0" w:before="0" w:line="240" w:lineRule="auto"/>
       </w:pPr>
       <w:rPr>
+        <w:rFonts w:eastAsia="黑体"/>
         <w:b/>
         <w:bCs/>
         <w:color w:themeColor="background1" w:val="FFFFFF"/>
@@ -6343,6 +6706,7 @@
         <w:spacing w:after="0" w:before="0" w:line="240" w:lineRule="auto"/>
       </w:pPr>
       <w:rPr>
+        <w:rFonts w:eastAsia="黑体"/>
         <w:b/>
         <w:bCs/>
       </w:rPr>
@@ -6360,12 +6724,14 @@
     </w:tblStylePr>
     <w:tblStylePr w:type="firstCol">
       <w:rPr>
+        <w:rFonts w:eastAsia="黑体"/>
         <w:b/>
         <w:bCs/>
       </w:rPr>
     </w:tblStylePr>
     <w:tblStylePr w:type="lastCol">
       <w:rPr>
+        <w:rFonts w:eastAsia="黑体"/>
         <w:b/>
         <w:bCs/>
       </w:rPr>
@@ -6427,6 +6793,7 @@
         <w:spacing w:after="0" w:before="0" w:line="240" w:lineRule="auto"/>
       </w:pPr>
       <w:rPr>
+        <w:rFonts w:eastAsia="黑体"/>
         <w:b/>
         <w:bCs/>
         <w:color w:themeColor="background1" w:val="FFFFFF"/>
@@ -6449,6 +6816,7 @@
         <w:spacing w:after="0" w:before="0" w:line="240" w:lineRule="auto"/>
       </w:pPr>
       <w:rPr>
+        <w:rFonts w:eastAsia="黑体"/>
         <w:b/>
         <w:bCs/>
       </w:rPr>
@@ -6466,12 +6834,14 @@
     </w:tblStylePr>
     <w:tblStylePr w:type="firstCol">
       <w:rPr>
+        <w:rFonts w:eastAsia="黑体"/>
         <w:b/>
         <w:bCs/>
       </w:rPr>
     </w:tblStylePr>
     <w:tblStylePr w:type="lastCol">
       <w:rPr>
+        <w:rFonts w:eastAsia="黑体"/>
         <w:b/>
         <w:bCs/>
       </w:rPr>
@@ -6533,6 +6903,7 @@
         <w:spacing w:after="0" w:before="0" w:line="240" w:lineRule="auto"/>
       </w:pPr>
       <w:rPr>
+        <w:rFonts w:eastAsia="黑体"/>
         <w:b/>
         <w:bCs/>
         <w:color w:themeColor="background1" w:val="FFFFFF"/>
@@ -6555,6 +6926,7 @@
         <w:spacing w:after="0" w:before="0" w:line="240" w:lineRule="auto"/>
       </w:pPr>
       <w:rPr>
+        <w:rFonts w:eastAsia="黑体"/>
         <w:b/>
         <w:bCs/>
       </w:rPr>
@@ -6572,12 +6944,14 @@
     </w:tblStylePr>
     <w:tblStylePr w:type="firstCol">
       <w:rPr>
+        <w:rFonts w:eastAsia="黑体"/>
         <w:b/>
         <w:bCs/>
       </w:rPr>
     </w:tblStylePr>
     <w:tblStylePr w:type="lastCol">
       <w:rPr>
+        <w:rFonts w:eastAsia="黑体"/>
         <w:b/>
         <w:bCs/>
       </w:rPr>
@@ -6639,6 +7013,7 @@
         <w:spacing w:after="0" w:before="0" w:line="240" w:lineRule="auto"/>
       </w:pPr>
       <w:rPr>
+        <w:rFonts w:eastAsia="黑体"/>
         <w:b/>
         <w:bCs/>
         <w:color w:themeColor="background1" w:val="FFFFFF"/>
@@ -6661,6 +7036,7 @@
         <w:spacing w:after="0" w:before="0" w:line="240" w:lineRule="auto"/>
       </w:pPr>
       <w:rPr>
+        <w:rFonts w:eastAsia="黑体"/>
         <w:b/>
         <w:bCs/>
       </w:rPr>
@@ -6678,12 +7054,14 @@
     </w:tblStylePr>
     <w:tblStylePr w:type="firstCol">
       <w:rPr>
+        <w:rFonts w:eastAsia="黑体"/>
         <w:b/>
         <w:bCs/>
       </w:rPr>
     </w:tblStylePr>
     <w:tblStylePr w:type="lastCol">
       <w:rPr>
+        <w:rFonts w:eastAsia="黑体"/>
         <w:b/>
         <w:bCs/>
       </w:rPr>
@@ -6745,6 +7123,7 @@
         <w:spacing w:after="0" w:before="0" w:line="240" w:lineRule="auto"/>
       </w:pPr>
       <w:rPr>
+        <w:rFonts w:eastAsia="黑体"/>
         <w:b/>
         <w:bCs/>
         <w:color w:themeColor="background1" w:val="FFFFFF"/>
@@ -6767,6 +7146,7 @@
         <w:spacing w:after="0" w:before="0" w:line="240" w:lineRule="auto"/>
       </w:pPr>
       <w:rPr>
+        <w:rFonts w:eastAsia="黑体"/>
         <w:b/>
         <w:bCs/>
       </w:rPr>
@@ -6784,12 +7164,14 @@
     </w:tblStylePr>
     <w:tblStylePr w:type="firstCol">
       <w:rPr>
+        <w:rFonts w:eastAsia="黑体"/>
         <w:b/>
         <w:bCs/>
       </w:rPr>
     </w:tblStylePr>
     <w:tblStylePr w:type="lastCol">
       <w:rPr>
+        <w:rFonts w:eastAsia="黑体"/>
         <w:b/>
         <w:bCs/>
       </w:rPr>
@@ -6848,6 +7230,7 @@
         <w:spacing w:after="0" w:before="0" w:line="240" w:lineRule="auto"/>
       </w:pPr>
       <w:rPr>
+        <w:rFonts w:eastAsia="黑体"/>
         <w:b/>
         <w:bCs/>
         <w:color w:themeColor="background1" w:val="FFFFFF"/>
@@ -6870,6 +7253,7 @@
         <w:spacing w:after="0" w:before="0" w:line="240" w:lineRule="auto"/>
       </w:pPr>
       <w:rPr>
+        <w:rFonts w:eastAsia="黑体"/>
         <w:color w:val="auto"/>
       </w:rPr>
       <w:tblPr/>
@@ -6887,6 +7271,7 @@
     </w:tblStylePr>
     <w:tblStylePr w:type="firstCol">
       <w:rPr>
+        <w:rFonts w:eastAsia="黑体"/>
         <w:b/>
         <w:bCs/>
         <w:color w:themeColor="background1" w:val="FFFFFF"/>
@@ -6906,6 +7291,7 @@
     </w:tblStylePr>
     <w:tblStylePr w:type="lastCol">
       <w:rPr>
+        <w:rFonts w:eastAsia="黑体"/>
         <w:b/>
         <w:bCs/>
         <w:color w:themeColor="background1" w:val="FFFFFF"/>
@@ -6954,6 +7340,7 @@
     </w:tblStylePr>
     <w:tblStylePr w:type="nwCell">
       <w:rPr>
+        <w:rFonts w:eastAsia="黑体"/>
         <w:color w:themeColor="background1" w:val="FFFFFF"/>
       </w:rPr>
       <w:tblPr/>
@@ -6997,6 +7384,7 @@
         <w:spacing w:after="0" w:before="0" w:line="240" w:lineRule="auto"/>
       </w:pPr>
       <w:rPr>
+        <w:rFonts w:eastAsia="黑体"/>
         <w:b/>
         <w:bCs/>
         <w:color w:themeColor="background1" w:val="FFFFFF"/>
@@ -7019,6 +7407,7 @@
         <w:spacing w:after="0" w:before="0" w:line="240" w:lineRule="auto"/>
       </w:pPr>
       <w:rPr>
+        <w:rFonts w:eastAsia="黑体"/>
         <w:color w:val="auto"/>
       </w:rPr>
       <w:tblPr/>
@@ -7036,6 +7425,7 @@
     </w:tblStylePr>
     <w:tblStylePr w:type="firstCol">
       <w:rPr>
+        <w:rFonts w:eastAsia="黑体"/>
         <w:b/>
         <w:bCs/>
         <w:color w:themeColor="background1" w:val="FFFFFF"/>
@@ -7055,6 +7445,7 @@
     </w:tblStylePr>
     <w:tblStylePr w:type="lastCol">
       <w:rPr>
+        <w:rFonts w:eastAsia="黑体"/>
         <w:b/>
         <w:bCs/>
         <w:color w:themeColor="background1" w:val="FFFFFF"/>
@@ -7103,6 +7494,7 @@
     </w:tblStylePr>
     <w:tblStylePr w:type="nwCell">
       <w:rPr>
+        <w:rFonts w:eastAsia="黑体"/>
         <w:color w:themeColor="background1" w:val="FFFFFF"/>
       </w:rPr>
       <w:tblPr/>
@@ -7146,6 +7538,7 @@
         <w:spacing w:after="0" w:before="0" w:line="240" w:lineRule="auto"/>
       </w:pPr>
       <w:rPr>
+        <w:rFonts w:eastAsia="黑体"/>
         <w:b/>
         <w:bCs/>
         <w:color w:themeColor="background1" w:val="FFFFFF"/>
@@ -7168,6 +7561,7 @@
         <w:spacing w:after="0" w:before="0" w:line="240" w:lineRule="auto"/>
       </w:pPr>
       <w:rPr>
+        <w:rFonts w:eastAsia="黑体"/>
         <w:color w:val="auto"/>
       </w:rPr>
       <w:tblPr/>
@@ -7185,6 +7579,7 @@
     </w:tblStylePr>
     <w:tblStylePr w:type="firstCol">
       <w:rPr>
+        <w:rFonts w:eastAsia="黑体"/>
         <w:b/>
         <w:bCs/>
         <w:color w:themeColor="background1" w:val="FFFFFF"/>
@@ -7204,6 +7599,7 @@
     </w:tblStylePr>
     <w:tblStylePr w:type="lastCol">
       <w:rPr>
+        <w:rFonts w:eastAsia="黑体"/>
         <w:b/>
         <w:bCs/>
         <w:color w:themeColor="background1" w:val="FFFFFF"/>
@@ -7252,6 +7648,7 @@
     </w:tblStylePr>
     <w:tblStylePr w:type="nwCell">
       <w:rPr>
+        <w:rFonts w:eastAsia="黑体"/>
         <w:color w:themeColor="background1" w:val="FFFFFF"/>
       </w:rPr>
       <w:tblPr/>
@@ -7295,6 +7692,7 @@
         <w:spacing w:after="0" w:before="0" w:line="240" w:lineRule="auto"/>
       </w:pPr>
       <w:rPr>
+        <w:rFonts w:eastAsia="黑体"/>
         <w:b/>
         <w:bCs/>
         <w:color w:themeColor="background1" w:val="FFFFFF"/>
@@ -7317,6 +7715,7 @@
         <w:spacing w:after="0" w:before="0" w:line="240" w:lineRule="auto"/>
       </w:pPr>
       <w:rPr>
+        <w:rFonts w:eastAsia="黑体"/>
         <w:color w:val="auto"/>
       </w:rPr>
       <w:tblPr/>
@@ -7334,6 +7733,7 @@
     </w:tblStylePr>
     <w:tblStylePr w:type="firstCol">
       <w:rPr>
+        <w:rFonts w:eastAsia="黑体"/>
         <w:b/>
         <w:bCs/>
         <w:color w:themeColor="background1" w:val="FFFFFF"/>
@@ -7353,6 +7753,7 @@
     </w:tblStylePr>
     <w:tblStylePr w:type="lastCol">
       <w:rPr>
+        <w:rFonts w:eastAsia="黑体"/>
         <w:b/>
         <w:bCs/>
         <w:color w:themeColor="background1" w:val="FFFFFF"/>
@@ -7401,6 +7802,7 @@
     </w:tblStylePr>
     <w:tblStylePr w:type="nwCell">
       <w:rPr>
+        <w:rFonts w:eastAsia="黑体"/>
         <w:color w:themeColor="background1" w:val="FFFFFF"/>
       </w:rPr>
       <w:tblPr/>
@@ -7444,6 +7846,7 @@
         <w:spacing w:after="0" w:before="0" w:line="240" w:lineRule="auto"/>
       </w:pPr>
       <w:rPr>
+        <w:rFonts w:eastAsia="黑体"/>
         <w:b/>
         <w:bCs/>
         <w:color w:themeColor="background1" w:val="FFFFFF"/>
@@ -7466,6 +7869,7 @@
         <w:spacing w:after="0" w:before="0" w:line="240" w:lineRule="auto"/>
       </w:pPr>
       <w:rPr>
+        <w:rFonts w:eastAsia="黑体"/>
         <w:color w:val="auto"/>
       </w:rPr>
       <w:tblPr/>
@@ -7483,6 +7887,7 @@
     </w:tblStylePr>
     <w:tblStylePr w:type="firstCol">
       <w:rPr>
+        <w:rFonts w:eastAsia="黑体"/>
         <w:b/>
         <w:bCs/>
         <w:color w:themeColor="background1" w:val="FFFFFF"/>
@@ -7502,6 +7907,7 @@
     </w:tblStylePr>
     <w:tblStylePr w:type="lastCol">
       <w:rPr>
+        <w:rFonts w:eastAsia="黑体"/>
         <w:b/>
         <w:bCs/>
         <w:color w:themeColor="background1" w:val="FFFFFF"/>
@@ -7550,6 +7956,7 @@
     </w:tblStylePr>
     <w:tblStylePr w:type="nwCell">
       <w:rPr>
+        <w:rFonts w:eastAsia="黑体"/>
         <w:color w:themeColor="background1" w:val="FFFFFF"/>
       </w:rPr>
       <w:tblPr/>
@@ -7593,6 +8000,7 @@
         <w:spacing w:after="0" w:before="0" w:line="240" w:lineRule="auto"/>
       </w:pPr>
       <w:rPr>
+        <w:rFonts w:eastAsia="黑体"/>
         <w:b/>
         <w:bCs/>
         <w:color w:themeColor="background1" w:val="FFFFFF"/>
@@ -7615,6 +8023,7 @@
         <w:spacing w:after="0" w:before="0" w:line="240" w:lineRule="auto"/>
       </w:pPr>
       <w:rPr>
+        <w:rFonts w:eastAsia="黑体"/>
         <w:color w:val="auto"/>
       </w:rPr>
       <w:tblPr/>
@@ -7632,6 +8041,7 @@
     </w:tblStylePr>
     <w:tblStylePr w:type="firstCol">
       <w:rPr>
+        <w:rFonts w:eastAsia="黑体"/>
         <w:b/>
         <w:bCs/>
         <w:color w:themeColor="background1" w:val="FFFFFF"/>
@@ -7651,6 +8061,7 @@
     </w:tblStylePr>
     <w:tblStylePr w:type="lastCol">
       <w:rPr>
+        <w:rFonts w:eastAsia="黑体"/>
         <w:b/>
         <w:bCs/>
         <w:color w:themeColor="background1" w:val="FFFFFF"/>
@@ -7699,6 +8110,7 @@
     </w:tblStylePr>
     <w:tblStylePr w:type="nwCell">
       <w:rPr>
+        <w:rFonts w:eastAsia="黑体"/>
         <w:color w:themeColor="background1" w:val="FFFFFF"/>
       </w:rPr>
       <w:tblPr/>
@@ -7742,6 +8154,7 @@
         <w:spacing w:after="0" w:before="0" w:line="240" w:lineRule="auto"/>
       </w:pPr>
       <w:rPr>
+        <w:rFonts w:eastAsia="黑体"/>
         <w:b/>
         <w:bCs/>
         <w:color w:themeColor="background1" w:val="FFFFFF"/>
@@ -7764,6 +8177,7 @@
         <w:spacing w:after="0" w:before="0" w:line="240" w:lineRule="auto"/>
       </w:pPr>
       <w:rPr>
+        <w:rFonts w:eastAsia="黑体"/>
         <w:color w:val="auto"/>
       </w:rPr>
       <w:tblPr/>
@@ -7781,6 +8195,7 @@
     </w:tblStylePr>
     <w:tblStylePr w:type="firstCol">
       <w:rPr>
+        <w:rFonts w:eastAsia="黑体"/>
         <w:b/>
         <w:bCs/>
         <w:color w:themeColor="background1" w:val="FFFFFF"/>
@@ -7800,6 +8215,7 @@
     </w:tblStylePr>
     <w:tblStylePr w:type="lastCol">
       <w:rPr>
+        <w:rFonts w:eastAsia="黑体"/>
         <w:b/>
         <w:bCs/>
         <w:color w:themeColor="background1" w:val="FFFFFF"/>
@@ -7848,6 +8264,7 @@
     </w:tblStylePr>
     <w:tblStylePr w:type="nwCell">
       <w:rPr>
+        <w:rFonts w:eastAsia="黑体"/>
         <w:color w:themeColor="background1" w:val="FFFFFF"/>
       </w:rPr>
       <w:tblPr/>
@@ -7872,6 +8289,7 @@
       <w:spacing w:after="0" w:line="240" w:lineRule="auto"/>
     </w:pPr>
     <w:rPr>
+      <w:rFonts w:eastAsia="黑体"/>
       <w:color w:themeColor="text1" w:val="000000"/>
     </w:rPr>
     <w:tblPr>
@@ -7891,7 +8309,7 @@
     </w:tblPr>
     <w:tblStylePr w:type="firstRow">
       <w:rPr>
-        <w:rFonts w:asciiTheme="majorHAnsi" w:cstheme="majorBidi" w:eastAsiaTheme="majorEastAsia" w:hAnsiTheme="majorHAnsi"/>
+        <w:rFonts w:asciiTheme="majorHAnsi" w:cstheme="majorBidi" w:hAnsiTheme="majorHAnsi" w:eastAsia="黑体"/>
       </w:rPr>
       <w:tblPr/>
       <w:tcPr>
@@ -7903,6 +8321,7 @@
     </w:tblStylePr>
     <w:tblStylePr w:type="lastRow">
       <w:rPr>
+        <w:rFonts w:eastAsia="黑体"/>
         <w:b/>
         <w:bCs/>
         <w:color w:themeColor="text2" w:val="1F497D"/>
@@ -7917,12 +8336,14 @@
     </w:tblStylePr>
     <w:tblStylePr w:type="firstCol">
       <w:rPr>
+        <w:rFonts w:eastAsia="黑体"/>
         <w:b/>
         <w:bCs/>
       </w:rPr>
     </w:tblStylePr>
     <w:tblStylePr w:type="lastCol">
       <w:rPr>
+        <w:rFonts w:eastAsia="黑体"/>
         <w:b/>
         <w:bCs/>
       </w:rPr>
@@ -7956,6 +8377,7 @@
       <w:spacing w:after="0" w:line="240" w:lineRule="auto"/>
     </w:pPr>
     <w:rPr>
+      <w:rFonts w:eastAsia="黑体"/>
       <w:color w:themeColor="text1" w:val="000000"/>
     </w:rPr>
     <w:tblPr>
@@ -7975,7 +8397,7 @@
     </w:tblPr>
     <w:tblStylePr w:type="firstRow">
       <w:rPr>
-        <w:rFonts w:asciiTheme="majorHAnsi" w:cstheme="majorBidi" w:eastAsiaTheme="majorEastAsia" w:hAnsiTheme="majorHAnsi"/>
+        <w:rFonts w:asciiTheme="majorHAnsi" w:cstheme="majorBidi" w:hAnsiTheme="majorHAnsi" w:eastAsia="黑体"/>
       </w:rPr>
       <w:tblPr/>
       <w:tcPr>
@@ -7987,6 +8409,7 @@
     </w:tblStylePr>
     <w:tblStylePr w:type="lastRow">
       <w:rPr>
+        <w:rFonts w:eastAsia="黑体"/>
         <w:b/>
         <w:bCs/>
         <w:color w:themeColor="text2" w:val="1F497D"/>
@@ -8001,12 +8424,14 @@
     </w:tblStylePr>
     <w:tblStylePr w:type="firstCol">
       <w:rPr>
+        <w:rFonts w:eastAsia="黑体"/>
         <w:b/>
         <w:bCs/>
       </w:rPr>
     </w:tblStylePr>
     <w:tblStylePr w:type="lastCol">
       <w:rPr>
+        <w:rFonts w:eastAsia="黑体"/>
         <w:b/>
         <w:bCs/>
       </w:rPr>
@@ -8040,6 +8465,7 @@
       <w:spacing w:after="0" w:line="240" w:lineRule="auto"/>
     </w:pPr>
     <w:rPr>
+      <w:rFonts w:eastAsia="黑体"/>
       <w:color w:themeColor="text1" w:val="000000"/>
     </w:rPr>
     <w:tblPr>
@@ -8059,7 +8485,7 @@
     </w:tblPr>
     <w:tblStylePr w:type="firstRow">
       <w:rPr>
-        <w:rFonts w:asciiTheme="majorHAnsi" w:cstheme="majorBidi" w:eastAsiaTheme="majorEastAsia" w:hAnsiTheme="majorHAnsi"/>
+        <w:rFonts w:asciiTheme="majorHAnsi" w:cstheme="majorBidi" w:hAnsiTheme="majorHAnsi" w:eastAsia="黑体"/>
       </w:rPr>
       <w:tblPr/>
       <w:tcPr>
@@ -8071,6 +8497,7 @@
     </w:tblStylePr>
     <w:tblStylePr w:type="lastRow">
       <w:rPr>
+        <w:rFonts w:eastAsia="黑体"/>
         <w:b/>
         <w:bCs/>
         <w:color w:themeColor="text2" w:val="1F497D"/>
@@ -8085,12 +8512,14 @@
     </w:tblStylePr>
     <w:tblStylePr w:type="firstCol">
       <w:rPr>
+        <w:rFonts w:eastAsia="黑体"/>
         <w:b/>
         <w:bCs/>
       </w:rPr>
     </w:tblStylePr>
     <w:tblStylePr w:type="lastCol">
       <w:rPr>
+        <w:rFonts w:eastAsia="黑体"/>
         <w:b/>
         <w:bCs/>
       </w:rPr>
@@ -8124,6 +8553,7 @@
       <w:spacing w:after="0" w:line="240" w:lineRule="auto"/>
     </w:pPr>
     <w:rPr>
+      <w:rFonts w:eastAsia="黑体"/>
       <w:color w:themeColor="text1" w:val="000000"/>
     </w:rPr>
     <w:tblPr>
@@ -8143,7 +8573,7 @@
     </w:tblPr>
     <w:tblStylePr w:type="firstRow">
       <w:rPr>
-        <w:rFonts w:asciiTheme="majorHAnsi" w:cstheme="majorBidi" w:eastAsiaTheme="majorEastAsia" w:hAnsiTheme="majorHAnsi"/>
+        <w:rFonts w:asciiTheme="majorHAnsi" w:cstheme="majorBidi" w:hAnsiTheme="majorHAnsi" w:eastAsia="黑体"/>
       </w:rPr>
       <w:tblPr/>
       <w:tcPr>
@@ -8155,6 +8585,7 @@
     </w:tblStylePr>
     <w:tblStylePr w:type="lastRow">
       <w:rPr>
+        <w:rFonts w:eastAsia="黑体"/>
         <w:b/>
         <w:bCs/>
         <w:color w:themeColor="text2" w:val="1F497D"/>
@@ -8169,12 +8600,14 @@
     </w:tblStylePr>
     <w:tblStylePr w:type="firstCol">
       <w:rPr>
+        <w:rFonts w:eastAsia="黑体"/>
         <w:b/>
         <w:bCs/>
       </w:rPr>
     </w:tblStylePr>
     <w:tblStylePr w:type="lastCol">
       <w:rPr>
+        <w:rFonts w:eastAsia="黑体"/>
         <w:b/>
         <w:bCs/>
       </w:rPr>
@@ -8208,6 +8641,7 @@
       <w:spacing w:after="0" w:line="240" w:lineRule="auto"/>
     </w:pPr>
     <w:rPr>
+      <w:rFonts w:eastAsia="黑体"/>
       <w:color w:themeColor="text1" w:val="000000"/>
     </w:rPr>
     <w:tblPr>
@@ -8227,7 +8661,7 @@
     </w:tblPr>
     <w:tblStylePr w:type="firstRow">
       <w:rPr>
-        <w:rFonts w:asciiTheme="majorHAnsi" w:cstheme="majorBidi" w:eastAsiaTheme="majorEastAsia" w:hAnsiTheme="majorHAnsi"/>
+        <w:rFonts w:asciiTheme="majorHAnsi" w:cstheme="majorBidi" w:hAnsiTheme="majorHAnsi" w:eastAsia="黑体"/>
       </w:rPr>
       <w:tblPr/>
       <w:tcPr>
@@ -8239,6 +8673,7 @@
     </w:tblStylePr>
     <w:tblStylePr w:type="lastRow">
       <w:rPr>
+        <w:rFonts w:eastAsia="黑体"/>
         <w:b/>
         <w:bCs/>
         <w:color w:themeColor="text2" w:val="1F497D"/>
@@ -8253,12 +8688,14 @@
     </w:tblStylePr>
     <w:tblStylePr w:type="firstCol">
       <w:rPr>
+        <w:rFonts w:eastAsia="黑体"/>
         <w:b/>
         <w:bCs/>
       </w:rPr>
     </w:tblStylePr>
     <w:tblStylePr w:type="lastCol">
       <w:rPr>
+        <w:rFonts w:eastAsia="黑体"/>
         <w:b/>
         <w:bCs/>
       </w:rPr>
@@ -8292,6 +8729,7 @@
       <w:spacing w:after="0" w:line="240" w:lineRule="auto"/>
     </w:pPr>
     <w:rPr>
+      <w:rFonts w:eastAsia="黑体"/>
       <w:color w:themeColor="text1" w:val="000000"/>
     </w:rPr>
     <w:tblPr>
@@ -8311,7 +8749,7 @@
     </w:tblPr>
     <w:tblStylePr w:type="firstRow">
       <w:rPr>
-        <w:rFonts w:asciiTheme="majorHAnsi" w:cstheme="majorBidi" w:eastAsiaTheme="majorEastAsia" w:hAnsiTheme="majorHAnsi"/>
+        <w:rFonts w:asciiTheme="majorHAnsi" w:cstheme="majorBidi" w:hAnsiTheme="majorHAnsi" w:eastAsia="黑体"/>
       </w:rPr>
       <w:tblPr/>
       <w:tcPr>
@@ -8323,6 +8761,7 @@
     </w:tblStylePr>
     <w:tblStylePr w:type="lastRow">
       <w:rPr>
+        <w:rFonts w:eastAsia="黑体"/>
         <w:b/>
         <w:bCs/>
         <w:color w:themeColor="text2" w:val="1F497D"/>
@@ -8337,12 +8776,14 @@
     </w:tblStylePr>
     <w:tblStylePr w:type="firstCol">
       <w:rPr>
+        <w:rFonts w:eastAsia="黑体"/>
         <w:b/>
         <w:bCs/>
       </w:rPr>
     </w:tblStylePr>
     <w:tblStylePr w:type="lastCol">
       <w:rPr>
+        <w:rFonts w:eastAsia="黑体"/>
         <w:b/>
         <w:bCs/>
       </w:rPr>
@@ -8376,6 +8817,7 @@
       <w:spacing w:after="0" w:line="240" w:lineRule="auto"/>
     </w:pPr>
     <w:rPr>
+      <w:rFonts w:eastAsia="黑体"/>
       <w:color w:themeColor="text1" w:val="000000"/>
     </w:rPr>
     <w:tblPr>
@@ -8395,7 +8837,7 @@
     </w:tblPr>
     <w:tblStylePr w:type="firstRow">
       <w:rPr>
-        <w:rFonts w:asciiTheme="majorHAnsi" w:cstheme="majorBidi" w:eastAsiaTheme="majorEastAsia" w:hAnsiTheme="majorHAnsi"/>
+        <w:rFonts w:asciiTheme="majorHAnsi" w:cstheme="majorBidi" w:hAnsiTheme="majorHAnsi" w:eastAsia="黑体"/>
       </w:rPr>
       <w:tblPr/>
       <w:tcPr>
@@ -8407,6 +8849,7 @@
     </w:tblStylePr>
     <w:tblStylePr w:type="lastRow">
       <w:rPr>
+        <w:rFonts w:eastAsia="黑体"/>
         <w:b/>
         <w:bCs/>
         <w:color w:themeColor="text2" w:val="1F497D"/>
@@ -8421,12 +8864,14 @@
     </w:tblStylePr>
     <w:tblStylePr w:type="firstCol">
       <w:rPr>
+        <w:rFonts w:eastAsia="黑体"/>
         <w:b/>
         <w:bCs/>
       </w:rPr>
     </w:tblStylePr>
     <w:tblStylePr w:type="lastCol">
       <w:rPr>
+        <w:rFonts w:eastAsia="黑体"/>
         <w:b/>
         <w:bCs/>
       </w:rPr>
@@ -8460,7 +8905,7 @@
       <w:spacing w:after="0" w:line="240" w:lineRule="auto"/>
     </w:pPr>
     <w:rPr>
-      <w:rFonts w:asciiTheme="majorHAnsi" w:cstheme="majorBidi" w:eastAsiaTheme="majorEastAsia" w:hAnsiTheme="majorHAnsi"/>
+      <w:rFonts w:asciiTheme="majorHAnsi" w:cstheme="majorBidi" w:hAnsiTheme="majorHAnsi" w:eastAsia="黑体"/>
       <w:color w:themeColor="text1" w:val="000000"/>
     </w:rPr>
     <w:tblPr>
@@ -8482,6 +8927,7 @@
     </w:tblPr>
     <w:tblStylePr w:type="firstRow">
       <w:rPr>
+        <w:rFonts w:eastAsia="黑体"/>
         <w:sz w:val="24"/>
         <w:szCs w:val="24"/>
       </w:rPr>
@@ -8588,7 +9034,7 @@
       <w:spacing w:after="0" w:line="240" w:lineRule="auto"/>
     </w:pPr>
     <w:rPr>
-      <w:rFonts w:asciiTheme="majorHAnsi" w:cstheme="majorBidi" w:eastAsiaTheme="majorEastAsia" w:hAnsiTheme="majorHAnsi"/>
+      <w:rFonts w:asciiTheme="majorHAnsi" w:cstheme="majorBidi" w:hAnsiTheme="majorHAnsi" w:eastAsia="黑体"/>
       <w:color w:themeColor="text1" w:val="000000"/>
     </w:rPr>
     <w:tblPr>
@@ -8610,6 +9056,7 @@
     </w:tblPr>
     <w:tblStylePr w:type="firstRow">
       <w:rPr>
+        <w:rFonts w:eastAsia="黑体"/>
         <w:sz w:val="24"/>
         <w:szCs w:val="24"/>
       </w:rPr>
@@ -8716,7 +9163,7 @@
       <w:spacing w:after="0" w:line="240" w:lineRule="auto"/>
     </w:pPr>
     <w:rPr>
-      <w:rFonts w:asciiTheme="majorHAnsi" w:cstheme="majorBidi" w:eastAsiaTheme="majorEastAsia" w:hAnsiTheme="majorHAnsi"/>
+      <w:rFonts w:asciiTheme="majorHAnsi" w:cstheme="majorBidi" w:hAnsiTheme="majorHAnsi" w:eastAsia="黑体"/>
       <w:color w:themeColor="text1" w:val="000000"/>
     </w:rPr>
     <w:tblPr>
@@ -8738,6 +9185,7 @@
     </w:tblPr>
     <w:tblStylePr w:type="firstRow">
       <w:rPr>
+        <w:rFonts w:eastAsia="黑体"/>
         <w:sz w:val="24"/>
         <w:szCs w:val="24"/>
       </w:rPr>
@@ -8844,7 +9292,7 @@
       <w:spacing w:after="0" w:line="240" w:lineRule="auto"/>
     </w:pPr>
     <w:rPr>
-      <w:rFonts w:asciiTheme="majorHAnsi" w:cstheme="majorBidi" w:eastAsiaTheme="majorEastAsia" w:hAnsiTheme="majorHAnsi"/>
+      <w:rFonts w:asciiTheme="majorHAnsi" w:cstheme="majorBidi" w:hAnsiTheme="majorHAnsi" w:eastAsia="黑体"/>
       <w:color w:themeColor="text1" w:val="000000"/>
     </w:rPr>
     <w:tblPr>
@@ -8866,6 +9314,7 @@
     </w:tblPr>
     <w:tblStylePr w:type="firstRow">
       <w:rPr>
+        <w:rFonts w:eastAsia="黑体"/>
         <w:sz w:val="24"/>
         <w:szCs w:val="24"/>
       </w:rPr>
@@ -8972,7 +9421,7 @@
       <w:spacing w:after="0" w:line="240" w:lineRule="auto"/>
     </w:pPr>
     <w:rPr>
-      <w:rFonts w:asciiTheme="majorHAnsi" w:cstheme="majorBidi" w:eastAsiaTheme="majorEastAsia" w:hAnsiTheme="majorHAnsi"/>
+      <w:rFonts w:asciiTheme="majorHAnsi" w:cstheme="majorBidi" w:hAnsiTheme="majorHAnsi" w:eastAsia="黑体"/>
       <w:color w:themeColor="text1" w:val="000000"/>
     </w:rPr>
     <w:tblPr>
@@ -8994,6 +9443,7 @@
     </w:tblPr>
     <w:tblStylePr w:type="firstRow">
       <w:rPr>
+        <w:rFonts w:eastAsia="黑体"/>
         <w:sz w:val="24"/>
         <w:szCs w:val="24"/>
       </w:rPr>
@@ -9100,7 +9550,7 @@
       <w:spacing w:after="0" w:line="240" w:lineRule="auto"/>
     </w:pPr>
     <w:rPr>
-      <w:rFonts w:asciiTheme="majorHAnsi" w:cstheme="majorBidi" w:eastAsiaTheme="majorEastAsia" w:hAnsiTheme="majorHAnsi"/>
+      <w:rFonts w:asciiTheme="majorHAnsi" w:cstheme="majorBidi" w:hAnsiTheme="majorHAnsi" w:eastAsia="黑体"/>
       <w:color w:themeColor="text1" w:val="000000"/>
     </w:rPr>
     <w:tblPr>
@@ -9122,6 +9572,7 @@
     </w:tblPr>
     <w:tblStylePr w:type="firstRow">
       <w:rPr>
+        <w:rFonts w:eastAsia="黑体"/>
         <w:sz w:val="24"/>
         <w:szCs w:val="24"/>
       </w:rPr>
@@ -9228,7 +9679,7 @@
       <w:spacing w:after="0" w:line="240" w:lineRule="auto"/>
     </w:pPr>
     <w:rPr>
-      <w:rFonts w:asciiTheme="majorHAnsi" w:cstheme="majorBidi" w:eastAsiaTheme="majorEastAsia" w:hAnsiTheme="majorHAnsi"/>
+      <w:rFonts w:asciiTheme="majorHAnsi" w:cstheme="majorBidi" w:hAnsiTheme="majorHAnsi" w:eastAsia="黑体"/>
       <w:color w:themeColor="text1" w:val="000000"/>
     </w:rPr>
     <w:tblPr>
@@ -9250,6 +9701,7 @@
     </w:tblPr>
     <w:tblStylePr w:type="firstRow">
       <w:rPr>
+        <w:rFonts w:eastAsia="黑体"/>
         <w:sz w:val="24"/>
         <w:szCs w:val="24"/>
       </w:rPr>
@@ -9379,12 +9831,14 @@
     </w:tcPr>
     <w:tblStylePr w:type="firstRow">
       <w:rPr>
+        <w:rFonts w:eastAsia="黑体"/>
         <w:b/>
         <w:bCs/>
       </w:rPr>
     </w:tblStylePr>
     <w:tblStylePr w:type="lastRow">
       <w:rPr>
+        <w:rFonts w:eastAsia="黑体"/>
         <w:b/>
         <w:bCs/>
       </w:rPr>
@@ -9397,12 +9851,14 @@
     </w:tblStylePr>
     <w:tblStylePr w:type="firstCol">
       <w:rPr>
+        <w:rFonts w:eastAsia="黑体"/>
         <w:b/>
         <w:bCs/>
       </w:rPr>
     </w:tblStylePr>
     <w:tblStylePr w:type="lastCol">
       <w:rPr>
+        <w:rFonts w:eastAsia="黑体"/>
         <w:b/>
         <w:bCs/>
       </w:rPr>
@@ -9452,12 +9908,14 @@
     </w:tcPr>
     <w:tblStylePr w:type="firstRow">
       <w:rPr>
+        <w:rFonts w:eastAsia="黑体"/>
         <w:b/>
         <w:bCs/>
       </w:rPr>
     </w:tblStylePr>
     <w:tblStylePr w:type="lastRow">
       <w:rPr>
+        <w:rFonts w:eastAsia="黑体"/>
         <w:b/>
         <w:bCs/>
       </w:rPr>
@@ -9470,12 +9928,14 @@
     </w:tblStylePr>
     <w:tblStylePr w:type="firstCol">
       <w:rPr>
+        <w:rFonts w:eastAsia="黑体"/>
         <w:b/>
         <w:bCs/>
       </w:rPr>
     </w:tblStylePr>
     <w:tblStylePr w:type="lastCol">
       <w:rPr>
+        <w:rFonts w:eastAsia="黑体"/>
         <w:b/>
         <w:bCs/>
       </w:rPr>
@@ -9525,12 +9985,14 @@
     </w:tcPr>
     <w:tblStylePr w:type="firstRow">
       <w:rPr>
+        <w:rFonts w:eastAsia="黑体"/>
         <w:b/>
         <w:bCs/>
       </w:rPr>
     </w:tblStylePr>
     <w:tblStylePr w:type="lastRow">
       <w:rPr>
+        <w:rFonts w:eastAsia="黑体"/>
         <w:b/>
         <w:bCs/>
       </w:rPr>
@@ -9543,12 +10005,14 @@
     </w:tblStylePr>
     <w:tblStylePr w:type="firstCol">
       <w:rPr>
+        <w:rFonts w:eastAsia="黑体"/>
         <w:b/>
         <w:bCs/>
       </w:rPr>
     </w:tblStylePr>
     <w:tblStylePr w:type="lastCol">
       <w:rPr>
+        <w:rFonts w:eastAsia="黑体"/>
         <w:b/>
         <w:bCs/>
       </w:rPr>
@@ -9598,12 +10062,14 @@
     </w:tcPr>
     <w:tblStylePr w:type="firstRow">
       <w:rPr>
+        <w:rFonts w:eastAsia="黑体"/>
         <w:b/>
         <w:bCs/>
       </w:rPr>
     </w:tblStylePr>
     <w:tblStylePr w:type="lastRow">
       <w:rPr>
+        <w:rFonts w:eastAsia="黑体"/>
         <w:b/>
         <w:bCs/>
       </w:rPr>
@@ -9616,12 +10082,14 @@
     </w:tblStylePr>
     <w:tblStylePr w:type="firstCol">
       <w:rPr>
+        <w:rFonts w:eastAsia="黑体"/>
         <w:b/>
         <w:bCs/>
       </w:rPr>
     </w:tblStylePr>
     <w:tblStylePr w:type="lastCol">
       <w:rPr>
+        <w:rFonts w:eastAsia="黑体"/>
         <w:b/>
         <w:bCs/>
       </w:rPr>
@@ -9671,12 +10139,14 @@
     </w:tcPr>
     <w:tblStylePr w:type="firstRow">
       <w:rPr>
+        <w:rFonts w:eastAsia="黑体"/>
         <w:b/>
         <w:bCs/>
       </w:rPr>
     </w:tblStylePr>
     <w:tblStylePr w:type="lastRow">
       <w:rPr>
+        <w:rFonts w:eastAsia="黑体"/>
         <w:b/>
         <w:bCs/>
       </w:rPr>
@@ -9689,12 +10159,14 @@
     </w:tblStylePr>
     <w:tblStylePr w:type="firstCol">
       <w:rPr>
+        <w:rFonts w:eastAsia="黑体"/>
         <w:b/>
         <w:bCs/>
       </w:rPr>
     </w:tblStylePr>
     <w:tblStylePr w:type="lastCol">
       <w:rPr>
+        <w:rFonts w:eastAsia="黑体"/>
         <w:b/>
         <w:bCs/>
       </w:rPr>
@@ -9744,12 +10216,14 @@
     </w:tcPr>
     <w:tblStylePr w:type="firstRow">
       <w:rPr>
+        <w:rFonts w:eastAsia="黑体"/>
         <w:b/>
         <w:bCs/>
       </w:rPr>
     </w:tblStylePr>
     <w:tblStylePr w:type="lastRow">
       <w:rPr>
+        <w:rFonts w:eastAsia="黑体"/>
         <w:b/>
         <w:bCs/>
       </w:rPr>
@@ -9762,12 +10236,14 @@
     </w:tblStylePr>
     <w:tblStylePr w:type="firstCol">
       <w:rPr>
+        <w:rFonts w:eastAsia="黑体"/>
         <w:b/>
         <w:bCs/>
       </w:rPr>
     </w:tblStylePr>
     <w:tblStylePr w:type="lastCol">
       <w:rPr>
+        <w:rFonts w:eastAsia="黑体"/>
         <w:b/>
         <w:bCs/>
       </w:rPr>
@@ -9817,12 +10293,14 @@
     </w:tcPr>
     <w:tblStylePr w:type="firstRow">
       <w:rPr>
+        <w:rFonts w:eastAsia="黑体"/>
         <w:b/>
         <w:bCs/>
       </w:rPr>
     </w:tblStylePr>
     <w:tblStylePr w:type="lastRow">
       <w:rPr>
+        <w:rFonts w:eastAsia="黑体"/>
         <w:b/>
         <w:bCs/>
       </w:rPr>
@@ -9835,12 +10313,14 @@
     </w:tblStylePr>
     <w:tblStylePr w:type="firstCol">
       <w:rPr>
+        <w:rFonts w:eastAsia="黑体"/>
         <w:b/>
         <w:bCs/>
       </w:rPr>
     </w:tblStylePr>
     <w:tblStylePr w:type="lastCol">
       <w:rPr>
+        <w:rFonts w:eastAsia="黑体"/>
         <w:b/>
         <w:bCs/>
       </w:rPr>
@@ -9867,7 +10347,7 @@
       <w:spacing w:after="0" w:line="240" w:lineRule="auto"/>
     </w:pPr>
     <w:rPr>
-      <w:rFonts w:asciiTheme="majorHAnsi" w:cstheme="majorBidi" w:eastAsiaTheme="majorEastAsia" w:hAnsiTheme="majorHAnsi"/>
+      <w:rFonts w:asciiTheme="majorHAnsi" w:cstheme="majorBidi" w:hAnsiTheme="majorHAnsi" w:eastAsia="黑体"/>
       <w:color w:themeColor="text1" w:val="000000"/>
     </w:rPr>
     <w:tblPr>
@@ -9894,6 +10374,7 @@
     </w:tcPr>
     <w:tblStylePr w:type="firstRow">
       <w:rPr>
+        <w:rFonts w:eastAsia="黑体"/>
         <w:b/>
         <w:bCs/>
         <w:color w:themeColor="text1" w:val="000000"/>
@@ -9905,6 +10386,7 @@
     </w:tblStylePr>
     <w:tblStylePr w:type="lastRow">
       <w:rPr>
+        <w:rFonts w:eastAsia="黑体"/>
         <w:b/>
         <w:bCs/>
         <w:color w:themeColor="text1" w:val="000000"/>
@@ -9924,6 +10406,7 @@
     </w:tblStylePr>
     <w:tblStylePr w:type="firstCol">
       <w:rPr>
+        <w:rFonts w:eastAsia="黑体"/>
         <w:b/>
         <w:bCs/>
         <w:color w:themeColor="text1" w:val="000000"/>
@@ -9943,6 +10426,7 @@
     </w:tblStylePr>
     <w:tblStylePr w:type="lastCol">
       <w:rPr>
+        <w:rFonts w:eastAsia="黑体"/>
         <w:b w:val="0"/>
         <w:bCs w:val="0"/>
         <w:color w:themeColor="text1" w:val="000000"/>
@@ -9992,7 +10476,7 @@
       <w:spacing w:after="0" w:line="240" w:lineRule="auto"/>
     </w:pPr>
     <w:rPr>
-      <w:rFonts w:asciiTheme="majorHAnsi" w:cstheme="majorBidi" w:eastAsiaTheme="majorEastAsia" w:hAnsiTheme="majorHAnsi"/>
+      <w:rFonts w:asciiTheme="majorHAnsi" w:cstheme="majorBidi" w:hAnsiTheme="majorHAnsi" w:eastAsia="黑体"/>
       <w:color w:themeColor="text1" w:val="000000"/>
     </w:rPr>
     <w:tblPr>
@@ -10019,6 +10503,7 @@
     </w:tcPr>
     <w:tblStylePr w:type="firstRow">
       <w:rPr>
+        <w:rFonts w:eastAsia="黑体"/>
         <w:b/>
         <w:bCs/>
         <w:color w:themeColor="text1" w:val="000000"/>
@@ -10030,6 +10515,7 @@
     </w:tblStylePr>
     <w:tblStylePr w:type="lastRow">
       <w:rPr>
+        <w:rFonts w:eastAsia="黑体"/>
         <w:b/>
         <w:bCs/>
         <w:color w:themeColor="text1" w:val="000000"/>
@@ -10049,6 +10535,7 @@
     </w:tblStylePr>
     <w:tblStylePr w:type="firstCol">
       <w:rPr>
+        <w:rFonts w:eastAsia="黑体"/>
         <w:b/>
         <w:bCs/>
         <w:color w:themeColor="text1" w:val="000000"/>
@@ -10068,6 +10555,7 @@
     </w:tblStylePr>
     <w:tblStylePr w:type="lastCol">
       <w:rPr>
+        <w:rFonts w:eastAsia="黑体"/>
         <w:b w:val="0"/>
         <w:bCs w:val="0"/>
         <w:color w:themeColor="text1" w:val="000000"/>
@@ -10117,7 +10605,7 @@
       <w:spacing w:after="0" w:line="240" w:lineRule="auto"/>
     </w:pPr>
     <w:rPr>
-      <w:rFonts w:asciiTheme="majorHAnsi" w:cstheme="majorBidi" w:eastAsiaTheme="majorEastAsia" w:hAnsiTheme="majorHAnsi"/>
+      <w:rFonts w:asciiTheme="majorHAnsi" w:cstheme="majorBidi" w:hAnsiTheme="majorHAnsi" w:eastAsia="黑体"/>
       <w:color w:themeColor="text1" w:val="000000"/>
     </w:rPr>
     <w:tblPr>
@@ -10144,6 +10632,7 @@
     </w:tcPr>
     <w:tblStylePr w:type="firstRow">
       <w:rPr>
+        <w:rFonts w:eastAsia="黑体"/>
         <w:b/>
         <w:bCs/>
         <w:color w:themeColor="text1" w:val="000000"/>
@@ -10155,6 +10644,7 @@
     </w:tblStylePr>
     <w:tblStylePr w:type="lastRow">
       <w:rPr>
+        <w:rFonts w:eastAsia="黑体"/>
         <w:b/>
         <w:bCs/>
         <w:color w:themeColor="text1" w:val="000000"/>
@@ -10174,6 +10664,7 @@
     </w:tblStylePr>
     <w:tblStylePr w:type="firstCol">
       <w:rPr>
+        <w:rFonts w:eastAsia="黑体"/>
         <w:b/>
         <w:bCs/>
         <w:color w:themeColor="text1" w:val="000000"/>
@@ -10193,6 +10684,7 @@
     </w:tblStylePr>
     <w:tblStylePr w:type="lastCol">
       <w:rPr>
+        <w:rFonts w:eastAsia="黑体"/>
         <w:b w:val="0"/>
         <w:bCs w:val="0"/>
         <w:color w:themeColor="text1" w:val="000000"/>
@@ -10242,7 +10734,7 @@
       <w:spacing w:after="0" w:line="240" w:lineRule="auto"/>
     </w:pPr>
     <w:rPr>
-      <w:rFonts w:asciiTheme="majorHAnsi" w:cstheme="majorBidi" w:eastAsiaTheme="majorEastAsia" w:hAnsiTheme="majorHAnsi"/>
+      <w:rFonts w:asciiTheme="majorHAnsi" w:cstheme="majorBidi" w:hAnsiTheme="majorHAnsi" w:eastAsia="黑体"/>
       <w:color w:themeColor="text1" w:val="000000"/>
     </w:rPr>
     <w:tblPr>
@@ -10269,6 +10761,7 @@
     </w:tcPr>
     <w:tblStylePr w:type="firstRow">
       <w:rPr>
+        <w:rFonts w:eastAsia="黑体"/>
         <w:b/>
         <w:bCs/>
         <w:color w:themeColor="text1" w:val="000000"/>
@@ -10280,6 +10773,7 @@
     </w:tblStylePr>
     <w:tblStylePr w:type="lastRow">
       <w:rPr>
+        <w:rFonts w:eastAsia="黑体"/>
         <w:b/>
         <w:bCs/>
         <w:color w:themeColor="text1" w:val="000000"/>
@@ -10299,6 +10793,7 @@
     </w:tblStylePr>
     <w:tblStylePr w:type="firstCol">
       <w:rPr>
+        <w:rFonts w:eastAsia="黑体"/>
         <w:b/>
         <w:bCs/>
         <w:color w:themeColor="text1" w:val="000000"/>
@@ -10318,6 +10813,7 @@
     </w:tblStylePr>
     <w:tblStylePr w:type="lastCol">
       <w:rPr>
+        <w:rFonts w:eastAsia="黑体"/>
         <w:b w:val="0"/>
         <w:bCs w:val="0"/>
         <w:color w:themeColor="text1" w:val="000000"/>
@@ -10367,7 +10863,7 @@
       <w:spacing w:after="0" w:line="240" w:lineRule="auto"/>
     </w:pPr>
     <w:rPr>
-      <w:rFonts w:asciiTheme="majorHAnsi" w:cstheme="majorBidi" w:eastAsiaTheme="majorEastAsia" w:hAnsiTheme="majorHAnsi"/>
+      <w:rFonts w:asciiTheme="majorHAnsi" w:cstheme="majorBidi" w:hAnsiTheme="majorHAnsi" w:eastAsia="黑体"/>
       <w:color w:themeColor="text1" w:val="000000"/>
     </w:rPr>
     <w:tblPr>
@@ -10394,6 +10890,7 @@
     </w:tcPr>
     <w:tblStylePr w:type="firstRow">
       <w:rPr>
+        <w:rFonts w:eastAsia="黑体"/>
         <w:b/>
         <w:bCs/>
         <w:color w:themeColor="text1" w:val="000000"/>
@@ -10405,6 +10902,7 @@
     </w:tblStylePr>
     <w:tblStylePr w:type="lastRow">
       <w:rPr>
+        <w:rFonts w:eastAsia="黑体"/>
         <w:b/>
         <w:bCs/>
         <w:color w:themeColor="text1" w:val="000000"/>
@@ -10424,6 +10922,7 @@
     </w:tblStylePr>
     <w:tblStylePr w:type="firstCol">
       <w:rPr>
+        <w:rFonts w:eastAsia="黑体"/>
         <w:b/>
         <w:bCs/>
         <w:color w:themeColor="text1" w:val="000000"/>
@@ -10443,6 +10942,7 @@
     </w:tblStylePr>
     <w:tblStylePr w:type="lastCol">
       <w:rPr>
+        <w:rFonts w:eastAsia="黑体"/>
         <w:b w:val="0"/>
         <w:bCs w:val="0"/>
         <w:color w:themeColor="text1" w:val="000000"/>
@@ -10492,7 +10992,7 @@
       <w:spacing w:after="0" w:line="240" w:lineRule="auto"/>
     </w:pPr>
     <w:rPr>
-      <w:rFonts w:asciiTheme="majorHAnsi" w:cstheme="majorBidi" w:eastAsiaTheme="majorEastAsia" w:hAnsiTheme="majorHAnsi"/>
+      <w:rFonts w:asciiTheme="majorHAnsi" w:cstheme="majorBidi" w:hAnsiTheme="majorHAnsi" w:eastAsia="黑体"/>
       <w:color w:themeColor="text1" w:val="000000"/>
     </w:rPr>
     <w:tblPr>
@@ -10519,6 +11019,7 @@
     </w:tcPr>
     <w:tblStylePr w:type="firstRow">
       <w:rPr>
+        <w:rFonts w:eastAsia="黑体"/>
         <w:b/>
         <w:bCs/>
         <w:color w:themeColor="text1" w:val="000000"/>
@@ -10530,6 +11031,7 @@
     </w:tblStylePr>
     <w:tblStylePr w:type="lastRow">
       <w:rPr>
+        <w:rFonts w:eastAsia="黑体"/>
         <w:b/>
         <w:bCs/>
         <w:color w:themeColor="text1" w:val="000000"/>
@@ -10549,6 +11051,7 @@
     </w:tblStylePr>
     <w:tblStylePr w:type="firstCol">
       <w:rPr>
+        <w:rFonts w:eastAsia="黑体"/>
         <w:b/>
         <w:bCs/>
         <w:color w:themeColor="text1" w:val="000000"/>
@@ -10568,6 +11071,7 @@
     </w:tblStylePr>
     <w:tblStylePr w:type="lastCol">
       <w:rPr>
+        <w:rFonts w:eastAsia="黑体"/>
         <w:b w:val="0"/>
         <w:bCs w:val="0"/>
         <w:color w:themeColor="text1" w:val="000000"/>
@@ -10617,7 +11121,7 @@
       <w:spacing w:after="0" w:line="240" w:lineRule="auto"/>
     </w:pPr>
     <w:rPr>
-      <w:rFonts w:asciiTheme="majorHAnsi" w:cstheme="majorBidi" w:eastAsiaTheme="majorEastAsia" w:hAnsiTheme="majorHAnsi"/>
+      <w:rFonts w:asciiTheme="majorHAnsi" w:cstheme="majorBidi" w:hAnsiTheme="majorHAnsi" w:eastAsia="黑体"/>
       <w:color w:themeColor="text1" w:val="000000"/>
     </w:rPr>
     <w:tblPr>
@@ -10644,6 +11148,7 @@
     </w:tcPr>
     <w:tblStylePr w:type="firstRow">
       <w:rPr>
+        <w:rFonts w:eastAsia="黑体"/>
         <w:b/>
         <w:bCs/>
         <w:color w:themeColor="text1" w:val="000000"/>
@@ -10655,6 +11160,7 @@
     </w:tblStylePr>
     <w:tblStylePr w:type="lastRow">
       <w:rPr>
+        <w:rFonts w:eastAsia="黑体"/>
         <w:b/>
         <w:bCs/>
         <w:color w:themeColor="text1" w:val="000000"/>
@@ -10674,6 +11180,7 @@
     </w:tblStylePr>
     <w:tblStylePr w:type="firstCol">
       <w:rPr>
+        <w:rFonts w:eastAsia="黑体"/>
         <w:b/>
         <w:bCs/>
         <w:color w:themeColor="text1" w:val="000000"/>
@@ -10693,6 +11200,7 @@
     </w:tblStylePr>
     <w:tblStylePr w:type="lastCol">
       <w:rPr>
+        <w:rFonts w:eastAsia="黑体"/>
         <w:b w:val="0"/>
         <w:bCs w:val="0"/>
         <w:color w:themeColor="text1" w:val="000000"/>
@@ -10765,6 +11273,7 @@
     </w:tcPr>
     <w:tblStylePr w:type="firstRow">
       <w:rPr>
+        <w:rFonts w:eastAsia="黑体"/>
         <w:b/>
         <w:bCs/>
         <w:i w:val="0"/>
@@ -10786,6 +11295,7 @@
     </w:tblStylePr>
     <w:tblStylePr w:type="lastRow">
       <w:rPr>
+        <w:rFonts w:eastAsia="黑体"/>
         <w:b/>
         <w:bCs/>
         <w:i w:val="0"/>
@@ -10807,6 +11317,7 @@
     </w:tblStylePr>
     <w:tblStylePr w:type="firstCol">
       <w:rPr>
+        <w:rFonts w:eastAsia="黑体"/>
         <w:b/>
         <w:bCs/>
         <w:i w:val="0"/>
@@ -10826,6 +11337,7 @@
     </w:tblStylePr>
     <w:tblStylePr w:type="lastCol">
       <w:rPr>
+        <w:rFonts w:eastAsia="黑体"/>
         <w:b/>
         <w:bCs/>
         <w:i w:val="0"/>
@@ -10906,6 +11418,7 @@
     </w:tcPr>
     <w:tblStylePr w:type="firstRow">
       <w:rPr>
+        <w:rFonts w:eastAsia="黑体"/>
         <w:b/>
         <w:bCs/>
         <w:i w:val="0"/>
@@ -10927,6 +11440,7 @@
     </w:tblStylePr>
     <w:tblStylePr w:type="lastRow">
       <w:rPr>
+        <w:rFonts w:eastAsia="黑体"/>
         <w:b/>
         <w:bCs/>
         <w:i w:val="0"/>
@@ -10948,6 +11462,7 @@
     </w:tblStylePr>
     <w:tblStylePr w:type="firstCol">
       <w:rPr>
+        <w:rFonts w:eastAsia="黑体"/>
         <w:b/>
         <w:bCs/>
         <w:i w:val="0"/>
@@ -10967,6 +11482,7 @@
     </w:tblStylePr>
     <w:tblStylePr w:type="lastCol">
       <w:rPr>
+        <w:rFonts w:eastAsia="黑体"/>
         <w:b/>
         <w:bCs/>
         <w:i w:val="0"/>
@@ -11047,6 +11563,7 @@
     </w:tcPr>
     <w:tblStylePr w:type="firstRow">
       <w:rPr>
+        <w:rFonts w:eastAsia="黑体"/>
         <w:b/>
         <w:bCs/>
         <w:i w:val="0"/>
@@ -11068,6 +11585,7 @@
     </w:tblStylePr>
     <w:tblStylePr w:type="lastRow">
       <w:rPr>
+        <w:rFonts w:eastAsia="黑体"/>
         <w:b/>
         <w:bCs/>
         <w:i w:val="0"/>
@@ -11089,6 +11607,7 @@
     </w:tblStylePr>
     <w:tblStylePr w:type="firstCol">
       <w:rPr>
+        <w:rFonts w:eastAsia="黑体"/>
         <w:b/>
         <w:bCs/>
         <w:i w:val="0"/>
@@ -11108,6 +11627,7 @@
     </w:tblStylePr>
     <w:tblStylePr w:type="lastCol">
       <w:rPr>
+        <w:rFonts w:eastAsia="黑体"/>
         <w:b/>
         <w:bCs/>
         <w:i w:val="0"/>
@@ -11188,6 +11708,7 @@
     </w:tcPr>
     <w:tblStylePr w:type="firstRow">
       <w:rPr>
+        <w:rFonts w:eastAsia="黑体"/>
         <w:b/>
         <w:bCs/>
         <w:i w:val="0"/>
@@ -11209,6 +11730,7 @@
     </w:tblStylePr>
     <w:tblStylePr w:type="lastRow">
       <w:rPr>
+        <w:rFonts w:eastAsia="黑体"/>
         <w:b/>
         <w:bCs/>
         <w:i w:val="0"/>
@@ -11230,6 +11752,7 @@
     </w:tblStylePr>
     <w:tblStylePr w:type="firstCol">
       <w:rPr>
+        <w:rFonts w:eastAsia="黑体"/>
         <w:b/>
         <w:bCs/>
         <w:i w:val="0"/>
@@ -11249,6 +11772,7 @@
     </w:tblStylePr>
     <w:tblStylePr w:type="lastCol">
       <w:rPr>
+        <w:rFonts w:eastAsia="黑体"/>
         <w:b/>
         <w:bCs/>
         <w:i w:val="0"/>
@@ -11329,6 +11853,7 @@
     </w:tcPr>
     <w:tblStylePr w:type="firstRow">
       <w:rPr>
+        <w:rFonts w:eastAsia="黑体"/>
         <w:b/>
         <w:bCs/>
         <w:i w:val="0"/>
@@ -11350,6 +11875,7 @@
     </w:tblStylePr>
     <w:tblStylePr w:type="lastRow">
       <w:rPr>
+        <w:rFonts w:eastAsia="黑体"/>
         <w:b/>
         <w:bCs/>
         <w:i w:val="0"/>
@@ -11371,6 +11897,7 @@
     </w:tblStylePr>
     <w:tblStylePr w:type="firstCol">
       <w:rPr>
+        <w:rFonts w:eastAsia="黑体"/>
         <w:b/>
         <w:bCs/>
         <w:i w:val="0"/>
@@ -11390,6 +11917,7 @@
     </w:tblStylePr>
     <w:tblStylePr w:type="lastCol">
       <w:rPr>
+        <w:rFonts w:eastAsia="黑体"/>
         <w:b/>
         <w:bCs/>
         <w:i w:val="0"/>
@@ -11470,6 +11998,7 @@
     </w:tcPr>
     <w:tblStylePr w:type="firstRow">
       <w:rPr>
+        <w:rFonts w:eastAsia="黑体"/>
         <w:b/>
         <w:bCs/>
         <w:i w:val="0"/>
@@ -11491,6 +12020,7 @@
     </w:tblStylePr>
     <w:tblStylePr w:type="lastRow">
       <w:rPr>
+        <w:rFonts w:eastAsia="黑体"/>
         <w:b/>
         <w:bCs/>
         <w:i w:val="0"/>
@@ -11512,6 +12042,7 @@
     </w:tblStylePr>
     <w:tblStylePr w:type="firstCol">
       <w:rPr>
+        <w:rFonts w:eastAsia="黑体"/>
         <w:b/>
         <w:bCs/>
         <w:i w:val="0"/>
@@ -11531,6 +12062,7 @@
     </w:tblStylePr>
     <w:tblStylePr w:type="lastCol">
       <w:rPr>
+        <w:rFonts w:eastAsia="黑体"/>
         <w:b/>
         <w:bCs/>
         <w:i w:val="0"/>
@@ -11611,6 +12143,7 @@
     </w:tcPr>
     <w:tblStylePr w:type="firstRow">
       <w:rPr>
+        <w:rFonts w:eastAsia="黑体"/>
         <w:b/>
         <w:bCs/>
         <w:i w:val="0"/>
@@ -11632,6 +12165,7 @@
     </w:tblStylePr>
     <w:tblStylePr w:type="lastRow">
       <w:rPr>
+        <w:rFonts w:eastAsia="黑体"/>
         <w:b/>
         <w:bCs/>
         <w:i w:val="0"/>
@@ -11653,6 +12187,7 @@
     </w:tblStylePr>
     <w:tblStylePr w:type="firstCol">
       <w:rPr>
+        <w:rFonts w:eastAsia="黑体"/>
         <w:b/>
         <w:bCs/>
         <w:i w:val="0"/>
@@ -11672,6 +12207,7 @@
     </w:tblStylePr>
     <w:tblStylePr w:type="lastCol">
       <w:rPr>
+        <w:rFonts w:eastAsia="黑体"/>
         <w:b/>
         <w:bCs/>
         <w:i w:val="0"/>
@@ -11729,6 +12265,7 @@
       <w:spacing w:after="0" w:line="240" w:lineRule="auto"/>
     </w:pPr>
     <w:rPr>
+      <w:rFonts w:eastAsia="黑体"/>
       <w:color w:themeColor="background1" w:val="FFFFFF"/>
     </w:rPr>
     <w:tblPr>
@@ -11747,6 +12284,7 @@
     </w:tcPr>
     <w:tblStylePr w:type="firstRow">
       <w:rPr>
+        <w:rFonts w:eastAsia="黑体"/>
         <w:b/>
         <w:bCs/>
       </w:rPr>
@@ -11843,6 +12381,7 @@
       <w:spacing w:after="0" w:line="240" w:lineRule="auto"/>
     </w:pPr>
     <w:rPr>
+      <w:rFonts w:eastAsia="黑体"/>
       <w:color w:themeColor="background1" w:val="FFFFFF"/>
     </w:rPr>
     <w:tblPr>
@@ -11861,6 +12400,7 @@
     </w:tcPr>
     <w:tblStylePr w:type="firstRow">
       <w:rPr>
+        <w:rFonts w:eastAsia="黑体"/>
         <w:b/>
         <w:bCs/>
       </w:rPr>
@@ -11957,6 +12497,7 @@
       <w:spacing w:after="0" w:line="240" w:lineRule="auto"/>
     </w:pPr>
     <w:rPr>
+      <w:rFonts w:eastAsia="黑体"/>
       <w:color w:themeColor="background1" w:val="FFFFFF"/>
     </w:rPr>
     <w:tblPr>
@@ -11975,6 +12516,7 @@
     </w:tcPr>
     <w:tblStylePr w:type="firstRow">
       <w:rPr>
+        <w:rFonts w:eastAsia="黑体"/>
         <w:b/>
         <w:bCs/>
       </w:rPr>
@@ -12071,6 +12613,7 @@
       <w:spacing w:after="0" w:line="240" w:lineRule="auto"/>
     </w:pPr>
     <w:rPr>
+      <w:rFonts w:eastAsia="黑体"/>
       <w:color w:themeColor="background1" w:val="FFFFFF"/>
     </w:rPr>
     <w:tblPr>
@@ -12089,6 +12632,7 @@
     </w:tcPr>
     <w:tblStylePr w:type="firstRow">
       <w:rPr>
+        <w:rFonts w:eastAsia="黑体"/>
         <w:b/>
         <w:bCs/>
       </w:rPr>
@@ -12185,6 +12729,7 @@
       <w:spacing w:after="0" w:line="240" w:lineRule="auto"/>
     </w:pPr>
     <w:rPr>
+      <w:rFonts w:eastAsia="黑体"/>
       <w:color w:themeColor="background1" w:val="FFFFFF"/>
     </w:rPr>
     <w:tblPr>
@@ -12203,6 +12748,7 @@
     </w:tcPr>
     <w:tblStylePr w:type="firstRow">
       <w:rPr>
+        <w:rFonts w:eastAsia="黑体"/>
         <w:b/>
         <w:bCs/>
       </w:rPr>
@@ -12299,6 +12845,7 @@
       <w:spacing w:after="0" w:line="240" w:lineRule="auto"/>
     </w:pPr>
     <w:rPr>
+      <w:rFonts w:eastAsia="黑体"/>
       <w:color w:themeColor="background1" w:val="FFFFFF"/>
     </w:rPr>
     <w:tblPr>
@@ -12317,6 +12864,7 @@
     </w:tcPr>
     <w:tblStylePr w:type="firstRow">
       <w:rPr>
+        <w:rFonts w:eastAsia="黑体"/>
         <w:b/>
         <w:bCs/>
       </w:rPr>
@@ -12413,6 +12961,7 @@
       <w:spacing w:after="0" w:line="240" w:lineRule="auto"/>
     </w:pPr>
     <w:rPr>
+      <w:rFonts w:eastAsia="黑体"/>
       <w:color w:themeColor="background1" w:val="FFFFFF"/>
     </w:rPr>
     <w:tblPr>
@@ -12431,6 +12980,7 @@
     </w:tcPr>
     <w:tblStylePr w:type="firstRow">
       <w:rPr>
+        <w:rFonts w:eastAsia="黑体"/>
         <w:b/>
         <w:bCs/>
       </w:rPr>
@@ -12527,6 +13077,7 @@
       <w:spacing w:after="0" w:line="240" w:lineRule="auto"/>
     </w:pPr>
     <w:rPr>
+      <w:rFonts w:eastAsia="黑体"/>
       <w:color w:themeColor="text1" w:val="000000"/>
     </w:rPr>
     <w:tblPr>
@@ -12553,6 +13104,7 @@
     </w:tcPr>
     <w:tblStylePr w:type="firstRow">
       <w:rPr>
+        <w:rFonts w:eastAsia="黑体"/>
         <w:b/>
         <w:bCs/>
       </w:rPr>
@@ -12571,6 +13123,7 @@
     </w:tblStylePr>
     <w:tblStylePr w:type="lastRow">
       <w:rPr>
+        <w:rFonts w:eastAsia="黑体"/>
         <w:b/>
         <w:bCs/>
         <w:color w:themeColor="background1" w:val="FFFFFF"/>
@@ -12585,6 +13138,7 @@
     </w:tblStylePr>
     <w:tblStylePr w:type="firstCol">
       <w:rPr>
+        <w:rFonts w:eastAsia="黑体"/>
         <w:color w:themeColor="background1" w:val="FFFFFF"/>
       </w:rPr>
       <w:tblPr/>
@@ -12602,6 +13156,7 @@
     </w:tblStylePr>
     <w:tblStylePr w:type="lastCol">
       <w:rPr>
+        <w:rFonts w:eastAsia="黑体"/>
         <w:color w:themeColor="background1" w:val="FFFFFF"/>
       </w:rPr>
       <w:tblPr/>
@@ -12631,11 +13186,13 @@
     </w:tblStylePr>
     <w:tblStylePr w:type="neCell">
       <w:rPr>
+        <w:rFonts w:eastAsia="黑体"/>
         <w:color w:themeColor="text1" w:val="000000"/>
       </w:rPr>
     </w:tblStylePr>
     <w:tblStylePr w:type="nwCell">
       <w:rPr>
+        <w:rFonts w:eastAsia="黑体"/>
         <w:color w:themeColor="text1" w:val="000000"/>
       </w:rPr>
     </w:tblStylePr>
@@ -12649,6 +13206,7 @@
       <w:spacing w:after="0" w:line="240" w:lineRule="auto"/>
     </w:pPr>
     <w:rPr>
+      <w:rFonts w:eastAsia="黑体"/>
       <w:color w:themeColor="text1" w:val="000000"/>
     </w:rPr>
     <w:tblPr>
@@ -12675,6 +13233,7 @@
     </w:tcPr>
     <w:tblStylePr w:type="firstRow">
       <w:rPr>
+        <w:rFonts w:eastAsia="黑体"/>
         <w:b/>
         <w:bCs/>
       </w:rPr>
@@ -12693,6 +13252,7 @@
     </w:tblStylePr>
     <w:tblStylePr w:type="lastRow">
       <w:rPr>
+        <w:rFonts w:eastAsia="黑体"/>
         <w:b/>
         <w:bCs/>
         <w:color w:themeColor="background1" w:val="FFFFFF"/>
@@ -12707,6 +13267,7 @@
     </w:tblStylePr>
     <w:tblStylePr w:type="firstCol">
       <w:rPr>
+        <w:rFonts w:eastAsia="黑体"/>
         <w:color w:themeColor="background1" w:val="FFFFFF"/>
       </w:rPr>
       <w:tblPr/>
@@ -12724,6 +13285,7 @@
     </w:tblStylePr>
     <w:tblStylePr w:type="lastCol">
       <w:rPr>
+        <w:rFonts w:eastAsia="黑体"/>
         <w:color w:themeColor="background1" w:val="FFFFFF"/>
       </w:rPr>
       <w:tblPr/>
@@ -12753,11 +13315,13 @@
     </w:tblStylePr>
     <w:tblStylePr w:type="neCell">
       <w:rPr>
+        <w:rFonts w:eastAsia="黑体"/>
         <w:color w:themeColor="text1" w:val="000000"/>
       </w:rPr>
     </w:tblStylePr>
     <w:tblStylePr w:type="nwCell">
       <w:rPr>
+        <w:rFonts w:eastAsia="黑体"/>
         <w:color w:themeColor="text1" w:val="000000"/>
       </w:rPr>
     </w:tblStylePr>
@@ -12771,6 +13335,7 @@
       <w:spacing w:after="0" w:line="240" w:lineRule="auto"/>
     </w:pPr>
     <w:rPr>
+      <w:rFonts w:eastAsia="黑体"/>
       <w:color w:themeColor="text1" w:val="000000"/>
     </w:rPr>
     <w:tblPr>
@@ -12797,6 +13362,7 @@
     </w:tcPr>
     <w:tblStylePr w:type="firstRow">
       <w:rPr>
+        <w:rFonts w:eastAsia="黑体"/>
         <w:b/>
         <w:bCs/>
       </w:rPr>
@@ -12815,6 +13381,7 @@
     </w:tblStylePr>
     <w:tblStylePr w:type="lastRow">
       <w:rPr>
+        <w:rFonts w:eastAsia="黑体"/>
         <w:b/>
         <w:bCs/>
         <w:color w:themeColor="background1" w:val="FFFFFF"/>
@@ -12829,6 +13396,7 @@
     </w:tblStylePr>
     <w:tblStylePr w:type="firstCol">
       <w:rPr>
+        <w:rFonts w:eastAsia="黑体"/>
         <w:color w:themeColor="background1" w:val="FFFFFF"/>
       </w:rPr>
       <w:tblPr/>
@@ -12846,6 +13414,7 @@
     </w:tblStylePr>
     <w:tblStylePr w:type="lastCol">
       <w:rPr>
+        <w:rFonts w:eastAsia="黑体"/>
         <w:color w:themeColor="background1" w:val="FFFFFF"/>
       </w:rPr>
       <w:tblPr/>
@@ -12875,11 +13444,13 @@
     </w:tblStylePr>
     <w:tblStylePr w:type="neCell">
       <w:rPr>
+        <w:rFonts w:eastAsia="黑体"/>
         <w:color w:themeColor="text1" w:val="000000"/>
       </w:rPr>
     </w:tblStylePr>
     <w:tblStylePr w:type="nwCell">
       <w:rPr>
+        <w:rFonts w:eastAsia="黑体"/>
         <w:color w:themeColor="text1" w:val="000000"/>
       </w:rPr>
     </w:tblStylePr>
@@ -12893,6 +13464,7 @@
       <w:spacing w:after="0" w:line="240" w:lineRule="auto"/>
     </w:pPr>
     <w:rPr>
+      <w:rFonts w:eastAsia="黑体"/>
       <w:color w:themeColor="text1" w:val="000000"/>
     </w:rPr>
     <w:tblPr>
@@ -12919,6 +13491,7 @@
     </w:tcPr>
     <w:tblStylePr w:type="firstRow">
       <w:rPr>
+        <w:rFonts w:eastAsia="黑体"/>
         <w:b/>
         <w:bCs/>
       </w:rPr>
@@ -12937,6 +13510,7 @@
     </w:tblStylePr>
     <w:tblStylePr w:type="lastRow">
       <w:rPr>
+        <w:rFonts w:eastAsia="黑体"/>
         <w:b/>
         <w:bCs/>
         <w:color w:themeColor="background1" w:val="FFFFFF"/>
@@ -12951,6 +13525,7 @@
     </w:tblStylePr>
     <w:tblStylePr w:type="firstCol">
       <w:rPr>
+        <w:rFonts w:eastAsia="黑体"/>
         <w:color w:themeColor="background1" w:val="FFFFFF"/>
       </w:rPr>
       <w:tblPr/>
@@ -12968,6 +13543,7 @@
     </w:tblStylePr>
     <w:tblStylePr w:type="lastCol">
       <w:rPr>
+        <w:rFonts w:eastAsia="黑体"/>
         <w:color w:themeColor="background1" w:val="FFFFFF"/>
       </w:rPr>
       <w:tblPr/>
@@ -13005,6 +13581,7 @@
       <w:spacing w:after="0" w:line="240" w:lineRule="auto"/>
     </w:pPr>
     <w:rPr>
+      <w:rFonts w:eastAsia="黑体"/>
       <w:color w:themeColor="text1" w:val="000000"/>
     </w:rPr>
     <w:tblPr>
@@ -13031,6 +13608,7 @@
     </w:tcPr>
     <w:tblStylePr w:type="firstRow">
       <w:rPr>
+        <w:rFonts w:eastAsia="黑体"/>
         <w:b/>
         <w:bCs/>
       </w:rPr>
@@ -13049,6 +13627,7 @@
     </w:tblStylePr>
     <w:tblStylePr w:type="lastRow">
       <w:rPr>
+        <w:rFonts w:eastAsia="黑体"/>
         <w:b/>
         <w:bCs/>
         <w:color w:themeColor="background1" w:val="FFFFFF"/>
@@ -13063,6 +13642,7 @@
     </w:tblStylePr>
     <w:tblStylePr w:type="firstCol">
       <w:rPr>
+        <w:rFonts w:eastAsia="黑体"/>
         <w:color w:themeColor="background1" w:val="FFFFFF"/>
       </w:rPr>
       <w:tblPr/>
@@ -13080,6 +13660,7 @@
     </w:tblStylePr>
     <w:tblStylePr w:type="lastCol">
       <w:rPr>
+        <w:rFonts w:eastAsia="黑体"/>
         <w:color w:themeColor="background1" w:val="FFFFFF"/>
       </w:rPr>
       <w:tblPr/>
@@ -13109,11 +13690,13 @@
     </w:tblStylePr>
     <w:tblStylePr w:type="neCell">
       <w:rPr>
+        <w:rFonts w:eastAsia="黑体"/>
         <w:color w:themeColor="text1" w:val="000000"/>
       </w:rPr>
     </w:tblStylePr>
     <w:tblStylePr w:type="nwCell">
       <w:rPr>
+        <w:rFonts w:eastAsia="黑体"/>
         <w:color w:themeColor="text1" w:val="000000"/>
       </w:rPr>
     </w:tblStylePr>
@@ -13127,6 +13710,7 @@
       <w:spacing w:after="0" w:line="240" w:lineRule="auto"/>
     </w:pPr>
     <w:rPr>
+      <w:rFonts w:eastAsia="黑体"/>
       <w:color w:themeColor="text1" w:val="000000"/>
     </w:rPr>
     <w:tblPr>
@@ -13153,6 +13737,7 @@
     </w:tcPr>
     <w:tblStylePr w:type="firstRow">
       <w:rPr>
+        <w:rFonts w:eastAsia="黑体"/>
         <w:b/>
         <w:bCs/>
       </w:rPr>
@@ -13171,6 +13756,7 @@
     </w:tblStylePr>
     <w:tblStylePr w:type="lastRow">
       <w:rPr>
+        <w:rFonts w:eastAsia="黑体"/>
         <w:b/>
         <w:bCs/>
         <w:color w:themeColor="background1" w:val="FFFFFF"/>
@@ -13185,6 +13771,7 @@
     </w:tblStylePr>
     <w:tblStylePr w:type="firstCol">
       <w:rPr>
+        <w:rFonts w:eastAsia="黑体"/>
         <w:color w:themeColor="background1" w:val="FFFFFF"/>
       </w:rPr>
       <w:tblPr/>
@@ -13202,6 +13789,7 @@
     </w:tblStylePr>
     <w:tblStylePr w:type="lastCol">
       <w:rPr>
+        <w:rFonts w:eastAsia="黑体"/>
         <w:color w:themeColor="background1" w:val="FFFFFF"/>
       </w:rPr>
       <w:tblPr/>
@@ -13231,11 +13819,13 @@
     </w:tblStylePr>
     <w:tblStylePr w:type="neCell">
       <w:rPr>
+        <w:rFonts w:eastAsia="黑体"/>
         <w:color w:themeColor="text1" w:val="000000"/>
       </w:rPr>
     </w:tblStylePr>
     <w:tblStylePr w:type="nwCell">
       <w:rPr>
+        <w:rFonts w:eastAsia="黑体"/>
         <w:color w:themeColor="text1" w:val="000000"/>
       </w:rPr>
     </w:tblStylePr>
@@ -13249,6 +13839,7 @@
       <w:spacing w:after="0" w:line="240" w:lineRule="auto"/>
     </w:pPr>
     <w:rPr>
+      <w:rFonts w:eastAsia="黑体"/>
       <w:color w:themeColor="text1" w:val="000000"/>
     </w:rPr>
     <w:tblPr>
@@ -13275,6 +13866,7 @@
     </w:tcPr>
     <w:tblStylePr w:type="firstRow">
       <w:rPr>
+        <w:rFonts w:eastAsia="黑体"/>
         <w:b/>
         <w:bCs/>
       </w:rPr>
@@ -13293,6 +13885,7 @@
     </w:tblStylePr>
     <w:tblStylePr w:type="lastRow">
       <w:rPr>
+        <w:rFonts w:eastAsia="黑体"/>
         <w:b/>
         <w:bCs/>
         <w:color w:themeColor="background1" w:val="FFFFFF"/>
@@ -13307,6 +13900,7 @@
     </w:tblStylePr>
     <w:tblStylePr w:type="firstCol">
       <w:rPr>
+        <w:rFonts w:eastAsia="黑体"/>
         <w:color w:themeColor="background1" w:val="FFFFFF"/>
       </w:rPr>
       <w:tblPr/>
@@ -13324,6 +13918,7 @@
     </w:tblStylePr>
     <w:tblStylePr w:type="lastCol">
       <w:rPr>
+        <w:rFonts w:eastAsia="黑体"/>
         <w:color w:themeColor="background1" w:val="FFFFFF"/>
       </w:rPr>
       <w:tblPr/>
@@ -13353,11 +13948,13 @@
     </w:tblStylePr>
     <w:tblStylePr w:type="neCell">
       <w:rPr>
+        <w:rFonts w:eastAsia="黑体"/>
         <w:color w:themeColor="text1" w:val="000000"/>
       </w:rPr>
     </w:tblStylePr>
     <w:tblStylePr w:type="nwCell">
       <w:rPr>
+        <w:rFonts w:eastAsia="黑体"/>
         <w:color w:themeColor="text1" w:val="000000"/>
       </w:rPr>
     </w:tblStylePr>
@@ -13371,6 +13968,7 @@
       <w:spacing w:after="0" w:line="240" w:lineRule="auto"/>
     </w:pPr>
     <w:rPr>
+      <w:rFonts w:eastAsia="黑体"/>
       <w:color w:themeColor="text1" w:val="000000"/>
     </w:rPr>
     <w:tblPr>
@@ -13389,6 +13987,7 @@
     </w:tcPr>
     <w:tblStylePr w:type="firstRow">
       <w:rPr>
+        <w:rFonts w:eastAsia="黑体"/>
         <w:b/>
         <w:bCs/>
         <w:color w:themeColor="background1" w:val="FFFFFF"/>
@@ -13403,6 +14002,7 @@
     </w:tblStylePr>
     <w:tblStylePr w:type="lastRow">
       <w:rPr>
+        <w:rFonts w:eastAsia="黑体"/>
         <w:b/>
         <w:bCs/>
         <w:color w:themeColor="accent2" w:themeShade="CC" w:val="9E3A38"/>
@@ -13417,12 +14017,14 @@
     </w:tblStylePr>
     <w:tblStylePr w:type="firstCol">
       <w:rPr>
+        <w:rFonts w:eastAsia="黑体"/>
         <w:b/>
         <w:bCs/>
       </w:rPr>
     </w:tblStylePr>
     <w:tblStylePr w:type="lastCol">
       <w:rPr>
+        <w:rFonts w:eastAsia="黑体"/>
         <w:b/>
         <w:bCs/>
       </w:rPr>
@@ -13457,6 +14059,7 @@
       <w:spacing w:after="0" w:line="240" w:lineRule="auto"/>
     </w:pPr>
     <w:rPr>
+      <w:rFonts w:eastAsia="黑体"/>
       <w:color w:themeColor="text1" w:val="000000"/>
     </w:rPr>
     <w:tblPr>
@@ -13475,6 +14078,7 @@
     </w:tcPr>
     <w:tblStylePr w:type="firstRow">
       <w:rPr>
+        <w:rFonts w:eastAsia="黑体"/>
         <w:b/>
         <w:bCs/>
         <w:color w:themeColor="background1" w:val="FFFFFF"/>
@@ -13489,6 +14093,7 @@
     </w:tblStylePr>
     <w:tblStylePr w:type="lastRow">
       <w:rPr>
+        <w:rFonts w:eastAsia="黑体"/>
         <w:b/>
         <w:bCs/>
         <w:color w:themeColor="accent2" w:themeShade="CC" w:val="9E3A38"/>
@@ -13503,12 +14108,14 @@
     </w:tblStylePr>
     <w:tblStylePr w:type="firstCol">
       <w:rPr>
+        <w:rFonts w:eastAsia="黑体"/>
         <w:b/>
         <w:bCs/>
       </w:rPr>
     </w:tblStylePr>
     <w:tblStylePr w:type="lastCol">
       <w:rPr>
+        <w:rFonts w:eastAsia="黑体"/>
         <w:b/>
         <w:bCs/>
       </w:rPr>
@@ -13543,6 +14150,7 @@
       <w:spacing w:after="0" w:line="240" w:lineRule="auto"/>
     </w:pPr>
     <w:rPr>
+      <w:rFonts w:eastAsia="黑体"/>
       <w:color w:themeColor="text1" w:val="000000"/>
     </w:rPr>
     <w:tblPr>
@@ -13561,6 +14169,7 @@
     </w:tcPr>
     <w:tblStylePr w:type="firstRow">
       <w:rPr>
+        <w:rFonts w:eastAsia="黑体"/>
         <w:b/>
         <w:bCs/>
         <w:color w:themeColor="background1" w:val="FFFFFF"/>
@@ -13575,6 +14184,7 @@
     </w:tblStylePr>
     <w:tblStylePr w:type="lastRow">
       <w:rPr>
+        <w:rFonts w:eastAsia="黑体"/>
         <w:b/>
         <w:bCs/>
         <w:color w:themeColor="accent2" w:themeShade="CC" w:val="9E3A38"/>
@@ -13589,12 +14199,14 @@
     </w:tblStylePr>
     <w:tblStylePr w:type="firstCol">
       <w:rPr>
+        <w:rFonts w:eastAsia="黑体"/>
         <w:b/>
         <w:bCs/>
       </w:rPr>
     </w:tblStylePr>
     <w:tblStylePr w:type="lastCol">
       <w:rPr>
+        <w:rFonts w:eastAsia="黑体"/>
         <w:b/>
         <w:bCs/>
       </w:rPr>
@@ -13629,6 +14241,7 @@
       <w:spacing w:after="0" w:line="240" w:lineRule="auto"/>
     </w:pPr>
     <w:rPr>
+      <w:rFonts w:eastAsia="黑体"/>
       <w:color w:themeColor="text1" w:val="000000"/>
     </w:rPr>
     <w:tblPr>
@@ -13647,6 +14260,7 @@
     </w:tcPr>
     <w:tblStylePr w:type="firstRow">
       <w:rPr>
+        <w:rFonts w:eastAsia="黑体"/>
         <w:b/>
         <w:bCs/>
         <w:color w:themeColor="background1" w:val="FFFFFF"/>
@@ -13661,6 +14275,7 @@
     </w:tblStylePr>
     <w:tblStylePr w:type="lastRow">
       <w:rPr>
+        <w:rFonts w:eastAsia="黑体"/>
         <w:b/>
         <w:bCs/>
         <w:color w:themeColor="accent4" w:themeShade="CC" w:val="664E82"/>
@@ -13675,12 +14290,14 @@
     </w:tblStylePr>
     <w:tblStylePr w:type="firstCol">
       <w:rPr>
+        <w:rFonts w:eastAsia="黑体"/>
         <w:b/>
         <w:bCs/>
       </w:rPr>
     </w:tblStylePr>
     <w:tblStylePr w:type="lastCol">
       <w:rPr>
+        <w:rFonts w:eastAsia="黑体"/>
         <w:b/>
         <w:bCs/>
       </w:rPr>
@@ -13715,6 +14332,7 @@
       <w:spacing w:after="0" w:line="240" w:lineRule="auto"/>
     </w:pPr>
     <w:rPr>
+      <w:rFonts w:eastAsia="黑体"/>
       <w:color w:themeColor="text1" w:val="000000"/>
     </w:rPr>
     <w:tblPr>
@@ -13733,6 +14351,7 @@
     </w:tcPr>
     <w:tblStylePr w:type="firstRow">
       <w:rPr>
+        <w:rFonts w:eastAsia="黑体"/>
         <w:b/>
         <w:bCs/>
         <w:color w:themeColor="background1" w:val="FFFFFF"/>
@@ -13747,6 +14366,7 @@
     </w:tblStylePr>
     <w:tblStylePr w:type="lastRow">
       <w:rPr>
+        <w:rFonts w:eastAsia="黑体"/>
         <w:b/>
         <w:bCs/>
         <w:color w:themeColor="accent3" w:themeShade="CC" w:val="7E9C40"/>
@@ -13761,12 +14381,14 @@
     </w:tblStylePr>
     <w:tblStylePr w:type="firstCol">
       <w:rPr>
+        <w:rFonts w:eastAsia="黑体"/>
         <w:b/>
         <w:bCs/>
       </w:rPr>
     </w:tblStylePr>
     <w:tblStylePr w:type="lastCol">
       <w:rPr>
+        <w:rFonts w:eastAsia="黑体"/>
         <w:b/>
         <w:bCs/>
       </w:rPr>
@@ -13801,6 +14423,7 @@
       <w:spacing w:after="0" w:line="240" w:lineRule="auto"/>
     </w:pPr>
     <w:rPr>
+      <w:rFonts w:eastAsia="黑体"/>
       <w:color w:themeColor="text1" w:val="000000"/>
     </w:rPr>
     <w:tblPr>
@@ -13819,6 +14442,7 @@
     </w:tcPr>
     <w:tblStylePr w:type="firstRow">
       <w:rPr>
+        <w:rFonts w:eastAsia="黑体"/>
         <w:b/>
         <w:bCs/>
         <w:color w:themeColor="background1" w:val="FFFFFF"/>
@@ -13833,6 +14457,7 @@
     </w:tblStylePr>
     <w:tblStylePr w:type="lastRow">
       <w:rPr>
+        <w:rFonts w:eastAsia="黑体"/>
         <w:b/>
         <w:bCs/>
         <w:color w:themeColor="accent6" w:themeShade="CC" w:val="F2730A"/>
@@ -13847,12 +14472,14 @@
     </w:tblStylePr>
     <w:tblStylePr w:type="firstCol">
       <w:rPr>
+        <w:rFonts w:eastAsia="黑体"/>
         <w:b/>
         <w:bCs/>
       </w:rPr>
     </w:tblStylePr>
     <w:tblStylePr w:type="lastCol">
       <w:rPr>
+        <w:rFonts w:eastAsia="黑体"/>
         <w:b/>
         <w:bCs/>
       </w:rPr>
@@ -13887,6 +14514,7 @@
       <w:spacing w:after="0" w:line="240" w:lineRule="auto"/>
     </w:pPr>
     <w:rPr>
+      <w:rFonts w:eastAsia="黑体"/>
       <w:color w:themeColor="text1" w:val="000000"/>
     </w:rPr>
     <w:tblPr>
@@ -13905,6 +14533,7 @@
     </w:tcPr>
     <w:tblStylePr w:type="firstRow">
       <w:rPr>
+        <w:rFonts w:eastAsia="黑体"/>
         <w:b/>
         <w:bCs/>
         <w:color w:themeColor="background1" w:val="FFFFFF"/>
@@ -13919,6 +14548,7 @@
     </w:tblStylePr>
     <w:tblStylePr w:type="lastRow">
       <w:rPr>
+        <w:rFonts w:eastAsia="黑体"/>
         <w:b/>
         <w:bCs/>
         <w:color w:themeColor="accent5" w:themeShade="CC" w:val="348DA5"/>
@@ -13933,12 +14563,14 @@
     </w:tblStylePr>
     <w:tblStylePr w:type="firstCol">
       <w:rPr>
+        <w:rFonts w:eastAsia="黑体"/>
         <w:b/>
         <w:bCs/>
       </w:rPr>
     </w:tblStylePr>
     <w:tblStylePr w:type="lastCol">
       <w:rPr>
+        <w:rFonts w:eastAsia="黑体"/>
         <w:b/>
         <w:bCs/>
       </w:rPr>
@@ -13973,6 +14605,7 @@
       <w:spacing w:after="0" w:line="240" w:lineRule="auto"/>
     </w:pPr>
     <w:rPr>
+      <w:rFonts w:eastAsia="黑体"/>
       <w:color w:themeColor="text1" w:val="000000"/>
     </w:rPr>
     <w:tblPr>
@@ -13994,6 +14627,7 @@
     </w:tcPr>
     <w:tblStylePr w:type="firstRow">
       <w:rPr>
+        <w:rFonts w:eastAsia="黑体"/>
         <w:b/>
         <w:bCs/>
       </w:rPr>
@@ -14004,6 +14638,7 @@
     </w:tblStylePr>
     <w:tblStylePr w:type="lastRow">
       <w:rPr>
+        <w:rFonts w:eastAsia="黑体"/>
         <w:b/>
         <w:bCs/>
         <w:color w:themeColor="text1" w:val="000000"/>
@@ -14015,6 +14650,7 @@
     </w:tblStylePr>
     <w:tblStylePr w:type="firstCol">
       <w:rPr>
+        <w:rFonts w:eastAsia="黑体"/>
         <w:color w:themeColor="background1" w:val="FFFFFF"/>
       </w:rPr>
       <w:tblPr/>
@@ -14024,6 +14660,7 @@
     </w:tblStylePr>
     <w:tblStylePr w:type="lastCol">
       <w:rPr>
+        <w:rFonts w:eastAsia="黑体"/>
         <w:color w:themeColor="background1" w:val="FFFFFF"/>
       </w:rPr>
       <w:tblPr/>
@@ -14053,6 +14690,7 @@
       <w:spacing w:after="0" w:line="240" w:lineRule="auto"/>
     </w:pPr>
     <w:rPr>
+      <w:rFonts w:eastAsia="黑体"/>
       <w:color w:themeColor="text1" w:val="000000"/>
     </w:rPr>
     <w:tblPr>
@@ -14074,6 +14712,7 @@
     </w:tcPr>
     <w:tblStylePr w:type="firstRow">
       <w:rPr>
+        <w:rFonts w:eastAsia="黑体"/>
         <w:b/>
         <w:bCs/>
       </w:rPr>
@@ -14084,6 +14723,7 @@
     </w:tblStylePr>
     <w:tblStylePr w:type="lastRow">
       <w:rPr>
+        <w:rFonts w:eastAsia="黑体"/>
         <w:b/>
         <w:bCs/>
         <w:color w:themeColor="text1" w:val="000000"/>
@@ -14095,6 +14735,7 @@
     </w:tblStylePr>
     <w:tblStylePr w:type="firstCol">
       <w:rPr>
+        <w:rFonts w:eastAsia="黑体"/>
         <w:color w:themeColor="background1" w:val="FFFFFF"/>
       </w:rPr>
       <w:tblPr/>
@@ -14104,6 +14745,7 @@
     </w:tblStylePr>
     <w:tblStylePr w:type="lastCol">
       <w:rPr>
+        <w:rFonts w:eastAsia="黑体"/>
         <w:color w:themeColor="background1" w:val="FFFFFF"/>
       </w:rPr>
       <w:tblPr/>
@@ -14133,6 +14775,7 @@
       <w:spacing w:after="0" w:line="240" w:lineRule="auto"/>
     </w:pPr>
     <w:rPr>
+      <w:rFonts w:eastAsia="黑体"/>
       <w:color w:themeColor="text1" w:val="000000"/>
     </w:rPr>
     <w:tblPr>
@@ -14154,6 +14797,7 @@
     </w:tcPr>
     <w:tblStylePr w:type="firstRow">
       <w:rPr>
+        <w:rFonts w:eastAsia="黑体"/>
         <w:b/>
         <w:bCs/>
       </w:rPr>
@@ -14164,6 +14808,7 @@
     </w:tblStylePr>
     <w:tblStylePr w:type="lastRow">
       <w:rPr>
+        <w:rFonts w:eastAsia="黑体"/>
         <w:b/>
         <w:bCs/>
         <w:color w:themeColor="text1" w:val="000000"/>
@@ -14175,6 +14820,7 @@
     </w:tblStylePr>
     <w:tblStylePr w:type="firstCol">
       <w:rPr>
+        <w:rFonts w:eastAsia="黑体"/>
         <w:color w:themeColor="background1" w:val="FFFFFF"/>
       </w:rPr>
       <w:tblPr/>
@@ -14184,6 +14830,7 @@
     </w:tblStylePr>
     <w:tblStylePr w:type="lastCol">
       <w:rPr>
+        <w:rFonts w:eastAsia="黑体"/>
         <w:color w:themeColor="background1" w:val="FFFFFF"/>
       </w:rPr>
       <w:tblPr/>
@@ -14213,6 +14860,7 @@
       <w:spacing w:after="0" w:line="240" w:lineRule="auto"/>
     </w:pPr>
     <w:rPr>
+      <w:rFonts w:eastAsia="黑体"/>
       <w:color w:themeColor="text1" w:val="000000"/>
     </w:rPr>
     <w:tblPr>
@@ -14234,6 +14882,7 @@
     </w:tcPr>
     <w:tblStylePr w:type="firstRow">
       <w:rPr>
+        <w:rFonts w:eastAsia="黑体"/>
         <w:b/>
         <w:bCs/>
       </w:rPr>
@@ -14244,6 +14893,7 @@
     </w:tblStylePr>
     <w:tblStylePr w:type="lastRow">
       <w:rPr>
+        <w:rFonts w:eastAsia="黑体"/>
         <w:b/>
         <w:bCs/>
         <w:color w:themeColor="text1" w:val="000000"/>
@@ -14255,6 +14905,7 @@
     </w:tblStylePr>
     <w:tblStylePr w:type="firstCol">
       <w:rPr>
+        <w:rFonts w:eastAsia="黑体"/>
         <w:color w:themeColor="background1" w:val="FFFFFF"/>
       </w:rPr>
       <w:tblPr/>
@@ -14264,6 +14915,7 @@
     </w:tblStylePr>
     <w:tblStylePr w:type="lastCol">
       <w:rPr>
+        <w:rFonts w:eastAsia="黑体"/>
         <w:color w:themeColor="background1" w:val="FFFFFF"/>
       </w:rPr>
       <w:tblPr/>
@@ -14293,6 +14945,7 @@
       <w:spacing w:after="0" w:line="240" w:lineRule="auto"/>
     </w:pPr>
     <w:rPr>
+      <w:rFonts w:eastAsia="黑体"/>
       <w:color w:themeColor="text1" w:val="000000"/>
     </w:rPr>
     <w:tblPr>
@@ -14314,6 +14967,7 @@
     </w:tcPr>
     <w:tblStylePr w:type="firstRow">
       <w:rPr>
+        <w:rFonts w:eastAsia="黑体"/>
         <w:b/>
         <w:bCs/>
       </w:rPr>
@@ -14324,6 +14978,7 @@
     </w:tblStylePr>
     <w:tblStylePr w:type="lastRow">
       <w:rPr>
+        <w:rFonts w:eastAsia="黑体"/>
         <w:b/>
         <w:bCs/>
         <w:color w:themeColor="text1" w:val="000000"/>
@@ -14335,6 +14990,7 @@
     </w:tblStylePr>
     <w:tblStylePr w:type="firstCol">
       <w:rPr>
+        <w:rFonts w:eastAsia="黑体"/>
         <w:color w:themeColor="background1" w:val="FFFFFF"/>
       </w:rPr>
       <w:tblPr/>
@@ -14344,6 +15000,7 @@
     </w:tblStylePr>
     <w:tblStylePr w:type="lastCol">
       <w:rPr>
+        <w:rFonts w:eastAsia="黑体"/>
         <w:color w:themeColor="background1" w:val="FFFFFF"/>
       </w:rPr>
       <w:tblPr/>
@@ -14373,6 +15030,7 @@
       <w:spacing w:after="0" w:line="240" w:lineRule="auto"/>
     </w:pPr>
     <w:rPr>
+      <w:rFonts w:eastAsia="黑体"/>
       <w:color w:themeColor="text1" w:val="000000"/>
     </w:rPr>
     <w:tblPr>
@@ -14394,6 +15052,7 @@
     </w:tcPr>
     <w:tblStylePr w:type="firstRow">
       <w:rPr>
+        <w:rFonts w:eastAsia="黑体"/>
         <w:b/>
         <w:bCs/>
       </w:rPr>
@@ -14404,6 +15063,7 @@
     </w:tblStylePr>
     <w:tblStylePr w:type="lastRow">
       <w:rPr>
+        <w:rFonts w:eastAsia="黑体"/>
         <w:b/>
         <w:bCs/>
         <w:color w:themeColor="text1" w:val="000000"/>
@@ -14415,6 +15075,7 @@
     </w:tblStylePr>
     <w:tblStylePr w:type="firstCol">
       <w:rPr>
+        <w:rFonts w:eastAsia="黑体"/>
         <w:color w:themeColor="background1" w:val="FFFFFF"/>
       </w:rPr>
       <w:tblPr/>
@@ -14424,6 +15085,7 @@
     </w:tblStylePr>
     <w:tblStylePr w:type="lastCol">
       <w:rPr>
+        <w:rFonts w:eastAsia="黑体"/>
         <w:color w:themeColor="background1" w:val="FFFFFF"/>
       </w:rPr>
       <w:tblPr/>
@@ -14453,6 +15115,7 @@
       <w:spacing w:after="0" w:line="240" w:lineRule="auto"/>
     </w:pPr>
     <w:rPr>
+      <w:rFonts w:eastAsia="黑体"/>
       <w:color w:themeColor="text1" w:val="000000"/>
     </w:rPr>
     <w:tblPr>
@@ -14474,6 +15137,7 @@
     </w:tcPr>
     <w:tblStylePr w:type="firstRow">
       <w:rPr>
+        <w:rFonts w:eastAsia="黑体"/>
         <w:b/>
         <w:bCs/>
       </w:rPr>
@@ -14484,6 +15148,7 @@
     </w:tblStylePr>
     <w:tblStylePr w:type="lastRow">
       <w:rPr>
+        <w:rFonts w:eastAsia="黑体"/>
         <w:b/>
         <w:bCs/>
         <w:color w:themeColor="text1" w:val="000000"/>
@@ -14495,6 +15160,7 @@
     </w:tblStylePr>
     <w:tblStylePr w:type="firstCol">
       <w:rPr>
+        <w:rFonts w:eastAsia="黑体"/>
         <w:color w:themeColor="background1" w:val="FFFFFF"/>
       </w:rPr>
       <w:tblPr/>
@@ -14504,6 +15170,7 @@
     </w:tblStylePr>
     <w:tblStylePr w:type="lastCol">
       <w:rPr>
+        <w:rFonts w:eastAsia="黑体"/>
         <w:color w:themeColor="background1" w:val="FFFFFF"/>
       </w:rPr>
       <w:tblPr/>
@@ -14536,6 +15203,7 @@
     <w:name w:val="KeywordTok"/>
     <w:basedOn w:val="VerbatimChar"/>
     <w:rPr>
+      <w:rFonts w:eastAsia="黑体"/>
       <w:b/>
       <w:color w:val="007020"/>
     </w:rPr>
@@ -14544,6 +15212,7 @@
     <w:name w:val="DataTypeTok"/>
     <w:basedOn w:val="VerbatimChar"/>
     <w:rPr>
+      <w:rFonts w:eastAsia="黑体"/>
       <w:color w:val="902000"/>
     </w:rPr>
   </w:style>
@@ -14551,6 +15220,7 @@
     <w:name w:val="DecValTok"/>
     <w:basedOn w:val="VerbatimChar"/>
     <w:rPr>
+      <w:rFonts w:eastAsia="黑体"/>
       <w:color w:val="40a070"/>
     </w:rPr>
   </w:style>
@@ -14558,6 +15228,7 @@
     <w:name w:val="BaseNTok"/>
     <w:basedOn w:val="VerbatimChar"/>
     <w:rPr>
+      <w:rFonts w:eastAsia="黑体"/>
       <w:color w:val="40a070"/>
     </w:rPr>
   </w:style>
@@ -14565,6 +15236,7 @@
     <w:name w:val="FloatTok"/>
     <w:basedOn w:val="VerbatimChar"/>
     <w:rPr>
+      <w:rFonts w:eastAsia="黑体"/>
       <w:color w:val="40a070"/>
     </w:rPr>
   </w:style>
@@ -14572,6 +15244,7 @@
     <w:name w:val="ConstantTok"/>
     <w:basedOn w:val="VerbatimChar"/>
     <w:rPr>
+      <w:rFonts w:eastAsia="黑体"/>
       <w:color w:val="880000"/>
     </w:rPr>
   </w:style>
@@ -14579,6 +15252,7 @@
     <w:name w:val="CharTok"/>
     <w:basedOn w:val="VerbatimChar"/>
     <w:rPr>
+      <w:rFonts w:eastAsia="黑体"/>
       <w:color w:val="4070a0"/>
     </w:rPr>
   </w:style>
@@ -14586,6 +15260,7 @@
     <w:name w:val="SpecialCharTok"/>
     <w:basedOn w:val="VerbatimChar"/>
     <w:rPr>
+      <w:rFonts w:eastAsia="黑体"/>
       <w:color w:val="4070a0"/>
     </w:rPr>
   </w:style>
@@ -14593,6 +15268,7 @@
     <w:name w:val="StringTok"/>
     <w:basedOn w:val="VerbatimChar"/>
     <w:rPr>
+      <w:rFonts w:eastAsia="黑体"/>
       <w:color w:val="4070a0"/>
     </w:rPr>
   </w:style>
@@ -14600,6 +15276,7 @@
     <w:name w:val="VerbatimStringTok"/>
     <w:basedOn w:val="VerbatimChar"/>
     <w:rPr>
+      <w:rFonts w:eastAsia="黑体"/>
       <w:color w:val="4070a0"/>
     </w:rPr>
   </w:style>
@@ -14607,6 +15284,7 @@
     <w:name w:val="SpecialStringTok"/>
     <w:basedOn w:val="VerbatimChar"/>
     <w:rPr>
+      <w:rFonts w:eastAsia="黑体"/>
       <w:color w:val="bb6688"/>
     </w:rPr>
   </w:style>
@@ -14614,6 +15292,7 @@
     <w:name w:val="ImportTok"/>
     <w:basedOn w:val="VerbatimChar"/>
     <w:rPr>
+      <w:rFonts w:eastAsia="黑体"/>
       <w:b/>
       <w:color w:val="008000"/>
     </w:rPr>
@@ -14622,6 +15301,7 @@
     <w:name w:val="CommentTok"/>
     <w:basedOn w:val="VerbatimChar"/>
     <w:rPr>
+      <w:rFonts w:eastAsia="黑体"/>
       <w:i/>
       <w:color w:val="60a0b0"/>
     </w:rPr>
@@ -14630,6 +15310,7 @@
     <w:name w:val="DocumentationTok"/>
     <w:basedOn w:val="VerbatimChar"/>
     <w:rPr>
+      <w:rFonts w:eastAsia="黑体"/>
       <w:i/>
       <w:color w:val="ba2121"/>
     </w:rPr>
@@ -14638,6 +15319,7 @@
     <w:name w:val="AnnotationTok"/>
     <w:basedOn w:val="VerbatimChar"/>
     <w:rPr>
+      <w:rFonts w:eastAsia="黑体"/>
       <w:b/>
       <w:i/>
       <w:color w:val="60a0b0"/>
@@ -14647,6 +15329,7 @@
     <w:name w:val="CommentVarTok"/>
     <w:basedOn w:val="VerbatimChar"/>
     <w:rPr>
+      <w:rFonts w:eastAsia="黑体"/>
       <w:b/>
       <w:i/>
       <w:color w:val="60a0b0"/>
@@ -14656,6 +15339,7 @@
     <w:name w:val="OtherTok"/>
     <w:basedOn w:val="VerbatimChar"/>
     <w:rPr>
+      <w:rFonts w:eastAsia="黑体"/>
       <w:color w:val="007020"/>
     </w:rPr>
   </w:style>
@@ -14663,6 +15347,7 @@
     <w:name w:val="FunctionTok"/>
     <w:basedOn w:val="VerbatimChar"/>
     <w:rPr>
+      <w:rFonts w:eastAsia="黑体"/>
       <w:color w:val="06287e"/>
     </w:rPr>
   </w:style>
@@ -14670,6 +15355,7 @@
     <w:name w:val="VariableTok"/>
     <w:basedOn w:val="VerbatimChar"/>
     <w:rPr>
+      <w:rFonts w:eastAsia="黑体"/>
       <w:color w:val="19177c"/>
     </w:rPr>
   </w:style>
@@ -14677,6 +15363,7 @@
     <w:name w:val="ControlFlowTok"/>
     <w:basedOn w:val="VerbatimChar"/>
     <w:rPr>
+      <w:rFonts w:eastAsia="黑体"/>
       <w:b/>
       <w:color w:val="007020"/>
     </w:rPr>
@@ -14685,6 +15372,7 @@
     <w:name w:val="OperatorTok"/>
     <w:basedOn w:val="VerbatimChar"/>
     <w:rPr>
+      <w:rFonts w:eastAsia="黑体"/>
       <w:color w:val="666666"/>
     </w:rPr>
   </w:style>
@@ -14692,18 +15380,22 @@
     <w:name w:val="BuiltInTok"/>
     <w:basedOn w:val="VerbatimChar"/>
     <w:rPr>
+      <w:rFonts w:eastAsia="黑体"/>
       <w:color w:val="008000"/>
     </w:rPr>
   </w:style>
   <w:style w:type="character" w:customStyle="1" w:styleId="ExtensionTok">
     <w:name w:val="ExtensionTok"/>
     <w:basedOn w:val="VerbatimChar"/>
-    <w:rPr/>
+    <w:rPr>
+      <w:rFonts w:eastAsia="黑体"/>
+    </w:rPr>
   </w:style>
   <w:style w:type="character" w:customStyle="1" w:styleId="PreprocessorTok">
     <w:name w:val="PreprocessorTok"/>
     <w:basedOn w:val="VerbatimChar"/>
     <w:rPr>
+      <w:rFonts w:eastAsia="黑体"/>
       <w:color w:val="bc7a00"/>
     </w:rPr>
   </w:style>
@@ -14711,18 +15403,22 @@
     <w:name w:val="AttributeTok"/>
     <w:basedOn w:val="VerbatimChar"/>
     <w:rPr>
+      <w:rFonts w:eastAsia="黑体"/>
       <w:color w:val="7d9029"/>
     </w:rPr>
   </w:style>
   <w:style w:type="character" w:customStyle="1" w:styleId="RegionMarkerTok">
     <w:name w:val="RegionMarkerTok"/>
     <w:basedOn w:val="VerbatimChar"/>
-    <w:rPr/>
+    <w:rPr>
+      <w:rFonts w:eastAsia="黑体"/>
+    </w:rPr>
   </w:style>
   <w:style w:type="character" w:customStyle="1" w:styleId="InformationTok">
     <w:name w:val="InformationTok"/>
     <w:basedOn w:val="VerbatimChar"/>
     <w:rPr>
+      <w:rFonts w:eastAsia="黑体"/>
       <w:b/>
       <w:i/>
       <w:color w:val="60a0b0"/>
@@ -14732,6 +15428,7 @@
     <w:name w:val="WarningTok"/>
     <w:basedOn w:val="VerbatimChar"/>
     <w:rPr>
+      <w:rFonts w:eastAsia="黑体"/>
       <w:b/>
       <w:i/>
       <w:color w:val="60a0b0"/>
@@ -14741,6 +15438,7 @@
     <w:name w:val="AlertTok"/>
     <w:basedOn w:val="VerbatimChar"/>
     <w:rPr>
+      <w:rFonts w:eastAsia="黑体"/>
       <w:b/>
       <w:color w:val="ff0000"/>
     </w:rPr>
@@ -14749,6 +15447,7 @@
     <w:name w:val="ErrorTok"/>
     <w:basedOn w:val="VerbatimChar"/>
     <w:rPr>
+      <w:rFonts w:eastAsia="黑体"/>
       <w:b/>
       <w:color w:val="ff0000"/>
     </w:rPr>
@@ -14756,7 +15455,9 @@
   <w:style w:type="character" w:customStyle="1" w:styleId="NormalTok">
     <w:name w:val="NormalTok"/>
     <w:basedOn w:val="VerbatimChar"/>
-    <w:rPr/>
+    <w:rPr>
+      <w:rFonts w:eastAsia="黑体"/>
+    </w:rPr>
   </w:style>
 </w:styles>
 </file>
@@ -14805,12 +15506,12 @@
     <a:fontScheme name="Office">
       <a:majorFont>
         <a:latin typeface="Calibri"/>
-        <a:ea typeface=""/>
+        <a:ea typeface="黑体"/>
         <a:cs typeface=""/>
         <a:font script="Jpan" typeface="ＭＳ ゴシック"/>
         <a:font script="Hang" typeface="맑은 고딕"/>
-        <a:font script="Hans" typeface="宋体"/>
-        <a:font script="Hant" typeface="新細明體"/>
+        <a:font script="Hans" typeface="黑体"/>
+        <a:font script="Hant" typeface="黑体"/>
         <a:font script="Arab" typeface="Times New Roman"/>
         <a:font script="Hebr" typeface="Times New Roman"/>
         <a:font script="Thai" typeface="Angsana New"/>
@@ -14840,12 +15541,12 @@
       </a:majorFont>
       <a:minorFont>
         <a:latin typeface="Cambria"/>
-        <a:ea typeface=""/>
+        <a:ea typeface="黑体"/>
         <a:cs typeface=""/>
         <a:font script="Jpan" typeface="ＭＳ 明朝"/>
         <a:font script="Hang" typeface="맑은 고딕"/>
-        <a:font script="Hans" typeface="宋体"/>
-        <a:font script="Hant" typeface="新細明體"/>
+        <a:font script="Hans" typeface="黑体"/>
+        <a:font script="Hant" typeface="黑体"/>
         <a:font script="Arab" typeface="Arial"/>
         <a:font script="Hebr" typeface="Arial"/>
         <a:font script="Thai" typeface="Cordia New"/>

--- a/05-数字电路/03-单片机及嵌入式接口/CAN总线接口电路/CAN总线接口电路.docx
+++ b/05-数字电路/03-单片机及嵌入式接口/CAN总线接口电路/CAN总线接口电路.docx
@@ -2435,7 +2435,7 @@
           <w:color w:val="555555"/>
           <w:sz w:val="21"/>
         </w:rPr>
-        <w:t>材料收集者：杜文杰，WX手机：19519196569，QQ:3478827729</w:t>
+        <w:t>材料收集者：杜文杰，微信/手机：19519196569，QQ:3478827729</w:t>
       </w:r>
     </w:p>
     <w:sectPr>
